--- a/fuentes/133100_CF12_DU.docx
+++ b/fuentes/133100_CF12_DU.docx
@@ -1,6 +1,6 @@
 
 <file path=word/document.xml><?xml version="1.0" encoding="utf-8"?>
-<w:document xmlns:wpc="http://schemas.microsoft.com/office/word/2010/wordprocessingCanvas" xmlns:cx="http://schemas.microsoft.com/office/drawing/2014/chartex" xmlns:cx1="http://schemas.microsoft.com/office/drawing/2015/9/8/chartex" xmlns:cx2="http://schemas.microsoft.com/office/drawing/2015/10/21/chartex" xmlns:cx3="http://schemas.microsoft.com/office/drawing/2016/5/9/chartex" xmlns:cx4="http://schemas.microsoft.com/office/drawing/2016/5/10/chartex" xmlns:cx5="http://schemas.microsoft.com/office/drawing/2016/5/11/chartex" xmlns:cx6="http://schemas.microsoft.com/office/drawing/2016/5/12/chartex" xmlns:cx7="http://schemas.microsoft.com/office/drawing/2016/5/13/chartex" xmlns:cx8="http://schemas.microsoft.com/office/drawing/2016/5/14/chartex" xmlns:mc="http://schemas.openxmlformats.org/markup-compatibility/2006" xmlns:aink="http://schemas.microsoft.com/office/drawing/2016/ink" xmlns:am3d="http://schemas.microsoft.com/office/drawing/2017/model3d" xmlns:o="urn:schemas-microsoft-com:office:office" xmlns:oel="http://schemas.microsoft.com/office/2019/extlst" xmlns:r="http://schemas.openxmlformats.org/officeDocument/2006/relationships" xmlns:m="http://schemas.openxmlformats.org/officeDocument/2006/math" xmlns:v="urn:schemas-microsoft-com:vml" xmlns:wp14="http://schemas.microsoft.com/office/word/2010/wordprocessingDrawing" xmlns:wp="http://schemas.openxmlformats.org/drawingml/2006/wordprocessingDrawing" xmlns:w10="urn:schemas-microsoft-com:office:word" xmlns:w="http://schemas.openxmlformats.org/wordprocessingml/2006/main" xmlns:w14="http://schemas.microsoft.com/office/word/2010/wordml" xmlns:w15="http://schemas.microsoft.com/office/word/2012/wordml" xmlns:w16cex="http://schemas.microsoft.com/office/word/2018/wordml/cex" xmlns:w16cid="http://schemas.microsoft.com/office/word/2016/wordml/cid" xmlns:w16="http://schemas.microsoft.com/office/word/2018/wordml" xmlns:w16du="http://schemas.microsoft.com/office/word/2023/wordml/word16du" xmlns:w16sdtdh="http://schemas.microsoft.com/office/word/2020/wordml/sdtdatahash" xmlns:w16se="http://schemas.microsoft.com/office/word/2015/wordml/symex" xmlns:wpg="http://schemas.microsoft.com/office/word/2010/wordprocessingGroup" xmlns:wpi="http://schemas.microsoft.com/office/word/2010/wordprocessingInk" xmlns:wne="http://schemas.microsoft.com/office/word/2006/wordml" xmlns:wps="http://schemas.microsoft.com/office/word/2010/wordprocessingShape" mc:Ignorable="w14 w15 w16se w16cid w16 w16cex w16sdtdh w16du wp14">
+<w:document xmlns:wpc="http://schemas.microsoft.com/office/word/2010/wordprocessingCanvas" xmlns:cx="http://schemas.microsoft.com/office/drawing/2014/chartex" xmlns:cx1="http://schemas.microsoft.com/office/drawing/2015/9/8/chartex" xmlns:cx2="http://schemas.microsoft.com/office/drawing/2015/10/21/chartex" xmlns:cx3="http://schemas.microsoft.com/office/drawing/2016/5/9/chartex" xmlns:cx4="http://schemas.microsoft.com/office/drawing/2016/5/10/chartex" xmlns:cx5="http://schemas.microsoft.com/office/drawing/2016/5/11/chartex" xmlns:cx6="http://schemas.microsoft.com/office/drawing/2016/5/12/chartex" xmlns:cx7="http://schemas.microsoft.com/office/drawing/2016/5/13/chartex" xmlns:cx8="http://schemas.microsoft.com/office/drawing/2016/5/14/chartex" xmlns:mc="http://schemas.openxmlformats.org/markup-compatibility/2006" xmlns:aink="http://schemas.microsoft.com/office/drawing/2016/ink" xmlns:am3d="http://schemas.microsoft.com/office/drawing/2017/model3d" xmlns:o="urn:schemas-microsoft-com:office:office" xmlns:r="http://schemas.openxmlformats.org/officeDocument/2006/relationships" xmlns:m="http://schemas.openxmlformats.org/officeDocument/2006/math" xmlns:v="urn:schemas-microsoft-com:vml" xmlns:wp14="http://schemas.microsoft.com/office/word/2010/wordprocessingDrawing" xmlns:wp="http://schemas.openxmlformats.org/drawingml/2006/wordprocessingDrawing" xmlns:w10="urn:schemas-microsoft-com:office:word" xmlns:w="http://schemas.openxmlformats.org/wordprocessingml/2006/main" xmlns:w14="http://schemas.microsoft.com/office/word/2010/wordml" xmlns:w15="http://schemas.microsoft.com/office/word/2012/wordml" xmlns:w16cex="http://schemas.microsoft.com/office/word/2018/wordml/cex" xmlns:w16cid="http://schemas.microsoft.com/office/word/2016/wordml/cid" xmlns:w16="http://schemas.microsoft.com/office/word/2018/wordml" xmlns:w16sdtdh="http://schemas.microsoft.com/office/word/2020/wordml/sdtdatahash" xmlns:w16se="http://schemas.microsoft.com/office/word/2015/wordml/symex" xmlns:wpg="http://schemas.microsoft.com/office/word/2010/wordprocessingGroup" xmlns:wpi="http://schemas.microsoft.com/office/word/2010/wordprocessingInk" xmlns:wne="http://schemas.microsoft.com/office/word/2006/wordml" xmlns:wps="http://schemas.microsoft.com/office/word/2010/wordprocessingShape" mc:Ignorable="w14 w15 w16se w16cid w16 w16cex w16sdtdh wp14">
   <w:body>
     <w:p>
       <w:pPr>
@@ -193,7 +193,7 @@
               </wp:anchor>
             </w:drawing>
           </mc:Choice>
-          <mc:Fallback xmlns:w16sdtfl="http://schemas.microsoft.com/office/word/2024/wordml/sdtformatlock">
+          <mc:Fallback xmlns:w16sdtfl="http://schemas.microsoft.com/office/word/2024/wordml/sdtformatlock" xmlns:w16du="http://schemas.microsoft.com/office/word/2023/wordml/word16du" xmlns:oel="http://schemas.microsoft.com/office/2019/extlst">
             <w:pict>
               <v:rect w14:anchorId="3C3BB394" id="Rectángulo 3" o:spid="_x0000_s1026" style="position:absolute;margin-left:-55.95pt;margin-top:16.55pt;width:613.85pt;height:160.5pt;z-index:-251655168;visibility:visible;mso-wrap-style:square;mso-height-percent:0;mso-wrap-distance-left:9pt;mso-wrap-distance-top:0;mso-wrap-distance-right:9pt;mso-wrap-distance-bottom:0;mso-position-horizontal:absolute;mso-position-horizontal-relative:text;mso-position-vertical:absolute;mso-position-vertical-relative:text;mso-height-percent:0;mso-height-relative:margin;v-text-anchor:middle" o:gfxdata="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" fillcolor="#00314d" stroked="f" strokeweight="1pt"/>
             </w:pict>
@@ -301,7 +301,7 @@
                 <v:stroke joinstyle="miter"/>
                 <v:path gradientshapeok="t" o:connecttype="rect"/>
               </v:shapetype>
-              <v:shape id="Cuadro de texto 2" o:spid="_x0000_s1026" type="#_x0000_t202" alt="&quot;&quot;" style="position:absolute;left:0;text-align:left;margin-left:-19.95pt;margin-top:26.4pt;width:549pt;height:126pt;z-index:251663360;visibility:visible;mso-wrap-style:square;mso-width-percent:0;mso-height-percent:0;mso-wrap-distance-left:9pt;mso-wrap-distance-top:3.6pt;mso-wrap-distance-right:9pt;mso-wrap-distance-bottom:3.6pt;mso-position-horizontal:absolute;mso-position-horizontal-relative:text;mso-position-vertical:absolute;mso-position-vertical-relative:text;mso-width-percent:0;mso-height-percent:0;mso-width-relative:margin;mso-height-relative:margin;v-text-anchor:top" o:gfxdata="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" filled="f" stroked="f">
+              <v:shape id="Cuadro de texto 2" o:spid="_x0000_s1026" type="#_x0000_t202" alt="&quot;&quot;" style="position:absolute;left:0;text-align:left;margin-left:-19.95pt;margin-top:26.4pt;width:549pt;height:126pt;z-index:251663360;visibility:visible;mso-wrap-style:square;mso-width-percent:0;mso-height-percent:0;mso-wrap-distance-left:9pt;mso-wrap-distance-top:3.6pt;mso-wrap-distance-right:9pt;mso-wrap-distance-bottom:3.6pt;mso-position-horizontal:absolute;mso-position-horizontal-relative:text;mso-position-vertical:absolute;mso-position-vertical-relative:text;mso-width-percent:0;mso-height-percent:0;mso-width-relative:margin;mso-height-relative:margin;v-text-anchor:top" o:gfxdata="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" filled="f" stroked="f">
                 <v:textbox>
                   <w:txbxContent>
                     <w:p>
@@ -459,7 +459,7 @@
           <w:kern w:val="0"/>
           <w14:ligatures w14:val="none"/>
         </w:rPr>
-        <w:t>Mayo</w:t>
+        <w:t xml:space="preserve">Julio </w:t>
       </w:r>
       <w:r>
         <w:rPr>
@@ -470,18 +470,7 @@
           <w:kern w:val="0"/>
           <w14:ligatures w14:val="none"/>
         </w:rPr>
-        <w:t xml:space="preserve"> 202</w:t>
-      </w:r>
-      <w:r>
-        <w:rPr>
-          <w:rFonts w:ascii="Calibri" w:hAnsi="Calibri"/>
-          <w:b/>
-          <w:bCs/>
-          <w:color w:val="000000" w:themeColor="text1"/>
-          <w:kern w:val="0"/>
-          <w14:ligatures w14:val="none"/>
-        </w:rPr>
-        <w:t>5</w:t>
+        <w:t>2026</w:t>
       </w:r>
       <w:r>
         <w:br w:type="page"/>
@@ -531,9 +520,10 @@
             <w:rPr>
               <w:rFonts w:eastAsiaTheme="minorEastAsia"/>
               <w:noProof/>
-              <w:sz w:val="24"/>
-              <w:szCs w:val="24"/>
-              <w:lang w:eastAsia="es-CO"/>
+              <w:kern w:val="0"/>
+              <w:sz w:val="22"/>
+              <w:lang w:val="en-US"/>
+              <w14:ligatures w14:val="none"/>
             </w:rPr>
           </w:pPr>
           <w:r>
@@ -545,7 +535,7 @@
           <w:r>
             <w:fldChar w:fldCharType="separate"/>
           </w:r>
-          <w:hyperlink w:anchor="_Toc199999638" w:history="1">
+          <w:hyperlink w:anchor="_Toc234936636" w:history="1">
             <w:r>
               <w:rPr>
                 <w:rStyle w:val="Hipervnculo"/>
@@ -572,7 +562,7 @@
                 <w:noProof/>
                 <w:webHidden/>
               </w:rPr>
-              <w:instrText xml:space="preserve"> PAGEREF _Toc199999638 \h </w:instrText>
+              <w:instrText xml:space="preserve"> PAGEREF _Toc234936636 \h </w:instrText>
             </w:r>
             <w:r>
               <w:rPr>
@@ -607,18 +597,19 @@
           <w:pPr>
             <w:pStyle w:val="TDC1"/>
             <w:tabs>
-              <w:tab w:val="left" w:pos="1200"/>
+              <w:tab w:val="left" w:pos="1320"/>
               <w:tab w:val="right" w:leader="dot" w:pos="9962"/>
             </w:tabs>
             <w:rPr>
               <w:rFonts w:eastAsiaTheme="minorEastAsia"/>
               <w:noProof/>
-              <w:sz w:val="24"/>
-              <w:szCs w:val="24"/>
-              <w:lang w:eastAsia="es-CO"/>
+              <w:kern w:val="0"/>
+              <w:sz w:val="22"/>
+              <w:lang w:val="en-US"/>
+              <w14:ligatures w14:val="none"/>
             </w:rPr>
           </w:pPr>
-          <w:hyperlink w:anchor="_Toc199999639" w:history="1">
+          <w:hyperlink w:anchor="_Toc234936637" w:history="1">
             <w:r>
               <w:rPr>
                 <w:rStyle w:val="Hipervnculo"/>
@@ -630,9 +621,10 @@
               <w:rPr>
                 <w:rFonts w:eastAsiaTheme="minorEastAsia"/>
                 <w:noProof/>
-                <w:sz w:val="24"/>
-                <w:szCs w:val="24"/>
-                <w:lang w:eastAsia="es-CO"/>
+                <w:kern w:val="0"/>
+                <w:sz w:val="22"/>
+                <w:lang w:val="en-US"/>
+                <w14:ligatures w14:val="none"/>
               </w:rPr>
               <w:tab/>
             </w:r>
@@ -662,7 +654,7 @@
                 <w:noProof/>
                 <w:webHidden/>
               </w:rPr>
-              <w:instrText xml:space="preserve"> PAGEREF _Toc199999639 \h </w:instrText>
+              <w:instrText xml:space="preserve"> PAGEREF _Toc234936637 \h </w:instrText>
             </w:r>
             <w:r>
               <w:rPr>
@@ -697,18 +689,19 @@
           <w:pPr>
             <w:pStyle w:val="TDC2"/>
             <w:tabs>
-              <w:tab w:val="left" w:pos="1680"/>
+              <w:tab w:val="left" w:pos="1760"/>
               <w:tab w:val="right" w:leader="dot" w:pos="9962"/>
             </w:tabs>
             <w:rPr>
               <w:rFonts w:eastAsiaTheme="minorEastAsia"/>
               <w:noProof/>
-              <w:sz w:val="24"/>
-              <w:szCs w:val="24"/>
-              <w:lang w:eastAsia="es-CO"/>
+              <w:kern w:val="0"/>
+              <w:sz w:val="22"/>
+              <w:lang w:val="en-US"/>
+              <w14:ligatures w14:val="none"/>
             </w:rPr>
           </w:pPr>
-          <w:hyperlink w:anchor="_Toc199999640" w:history="1">
+          <w:hyperlink w:anchor="_Toc234936638" w:history="1">
             <w:r>
               <w:rPr>
                 <w:rStyle w:val="Hipervnculo"/>
@@ -726,9 +719,10 @@
               <w:rPr>
                 <w:rFonts w:eastAsiaTheme="minorEastAsia"/>
                 <w:noProof/>
-                <w:sz w:val="24"/>
-                <w:szCs w:val="24"/>
-                <w:lang w:eastAsia="es-CO"/>
+                <w:kern w:val="0"/>
+                <w:sz w:val="22"/>
+                <w:lang w:val="en-US"/>
+                <w14:ligatures w14:val="none"/>
               </w:rPr>
               <w:tab/>
             </w:r>
@@ -758,7 +752,7 @@
                 <w:noProof/>
                 <w:webHidden/>
               </w:rPr>
-              <w:instrText xml:space="preserve"> PAGEREF _Toc199999640 \h </w:instrText>
+              <w:instrText xml:space="preserve"> PAGEREF _Toc234936638 \h </w:instrText>
             </w:r>
             <w:r>
               <w:rPr>
@@ -793,18 +787,19 @@
           <w:pPr>
             <w:pStyle w:val="TDC2"/>
             <w:tabs>
-              <w:tab w:val="left" w:pos="1680"/>
+              <w:tab w:val="left" w:pos="1760"/>
               <w:tab w:val="right" w:leader="dot" w:pos="9962"/>
             </w:tabs>
             <w:rPr>
               <w:rFonts w:eastAsiaTheme="minorEastAsia"/>
               <w:noProof/>
-              <w:sz w:val="24"/>
-              <w:szCs w:val="24"/>
-              <w:lang w:eastAsia="es-CO"/>
+              <w:kern w:val="0"/>
+              <w:sz w:val="22"/>
+              <w:lang w:val="en-US"/>
+              <w14:ligatures w14:val="none"/>
             </w:rPr>
           </w:pPr>
-          <w:hyperlink w:anchor="_Toc199999641" w:history="1">
+          <w:hyperlink w:anchor="_Toc234936639" w:history="1">
             <w:r>
               <w:rPr>
                 <w:rStyle w:val="Hipervnculo"/>
@@ -822,9 +817,10 @@
               <w:rPr>
                 <w:rFonts w:eastAsiaTheme="minorEastAsia"/>
                 <w:noProof/>
-                <w:sz w:val="24"/>
-                <w:szCs w:val="24"/>
-                <w:lang w:eastAsia="es-CO"/>
+                <w:kern w:val="0"/>
+                <w:sz w:val="22"/>
+                <w:lang w:val="en-US"/>
+                <w14:ligatures w14:val="none"/>
               </w:rPr>
               <w:tab/>
             </w:r>
@@ -854,7 +850,7 @@
                 <w:noProof/>
                 <w:webHidden/>
               </w:rPr>
-              <w:instrText xml:space="preserve"> PAGEREF _Toc199999641 \h </w:instrText>
+              <w:instrText xml:space="preserve"> PAGEREF _Toc234936639 \h </w:instrText>
             </w:r>
             <w:r>
               <w:rPr>
@@ -889,18 +885,19 @@
           <w:pPr>
             <w:pStyle w:val="TDC1"/>
             <w:tabs>
-              <w:tab w:val="left" w:pos="1200"/>
+              <w:tab w:val="left" w:pos="1320"/>
               <w:tab w:val="right" w:leader="dot" w:pos="9962"/>
             </w:tabs>
             <w:rPr>
               <w:rFonts w:eastAsiaTheme="minorEastAsia"/>
               <w:noProof/>
-              <w:sz w:val="24"/>
-              <w:szCs w:val="24"/>
-              <w:lang w:eastAsia="es-CO"/>
+              <w:kern w:val="0"/>
+              <w:sz w:val="22"/>
+              <w:lang w:val="en-US"/>
+              <w14:ligatures w14:val="none"/>
             </w:rPr>
           </w:pPr>
-          <w:hyperlink w:anchor="_Toc199999642" w:history="1">
+          <w:hyperlink w:anchor="_Toc234936640" w:history="1">
             <w:r>
               <w:rPr>
                 <w:rStyle w:val="Hipervnculo"/>
@@ -912,9 +909,10 @@
               <w:rPr>
                 <w:rFonts w:eastAsiaTheme="minorEastAsia"/>
                 <w:noProof/>
-                <w:sz w:val="24"/>
-                <w:szCs w:val="24"/>
-                <w:lang w:eastAsia="es-CO"/>
+                <w:kern w:val="0"/>
+                <w:sz w:val="22"/>
+                <w:lang w:val="en-US"/>
+                <w14:ligatures w14:val="none"/>
               </w:rPr>
               <w:tab/>
             </w:r>
@@ -944,7 +942,7 @@
                 <w:noProof/>
                 <w:webHidden/>
               </w:rPr>
-              <w:instrText xml:space="preserve"> PAGEREF _Toc199999642 \h </w:instrText>
+              <w:instrText xml:space="preserve"> PAGEREF _Toc234936640 \h </w:instrText>
             </w:r>
             <w:r>
               <w:rPr>
@@ -979,18 +977,19 @@
           <w:pPr>
             <w:pStyle w:val="TDC2"/>
             <w:tabs>
-              <w:tab w:val="left" w:pos="1680"/>
+              <w:tab w:val="left" w:pos="1760"/>
               <w:tab w:val="right" w:leader="dot" w:pos="9962"/>
             </w:tabs>
             <w:rPr>
               <w:rFonts w:eastAsiaTheme="minorEastAsia"/>
               <w:noProof/>
-              <w:sz w:val="24"/>
-              <w:szCs w:val="24"/>
-              <w:lang w:eastAsia="es-CO"/>
+              <w:kern w:val="0"/>
+              <w:sz w:val="22"/>
+              <w:lang w:val="en-US"/>
+              <w14:ligatures w14:val="none"/>
             </w:rPr>
           </w:pPr>
-          <w:hyperlink w:anchor="_Toc199999643" w:history="1">
+          <w:hyperlink w:anchor="_Toc234936641" w:history="1">
             <w:r>
               <w:rPr>
                 <w:rStyle w:val="Hipervnculo"/>
@@ -1008,9 +1007,10 @@
               <w:rPr>
                 <w:rFonts w:eastAsiaTheme="minorEastAsia"/>
                 <w:noProof/>
-                <w:sz w:val="24"/>
-                <w:szCs w:val="24"/>
-                <w:lang w:eastAsia="es-CO"/>
+                <w:kern w:val="0"/>
+                <w:sz w:val="22"/>
+                <w:lang w:val="en-US"/>
+                <w14:ligatures w14:val="none"/>
               </w:rPr>
               <w:tab/>
             </w:r>
@@ -1040,7 +1040,7 @@
                 <w:noProof/>
                 <w:webHidden/>
               </w:rPr>
-              <w:instrText xml:space="preserve"> PAGEREF _Toc199999643 \h </w:instrText>
+              <w:instrText xml:space="preserve"> PAGEREF _Toc234936641 \h </w:instrText>
             </w:r>
             <w:r>
               <w:rPr>
@@ -1060,7 +1060,7 @@
                 <w:noProof/>
                 <w:webHidden/>
               </w:rPr>
-              <w:t>19</w:t>
+              <w:t>18</w:t>
             </w:r>
             <w:r>
               <w:rPr>
@@ -1075,18 +1075,19 @@
           <w:pPr>
             <w:pStyle w:val="TDC2"/>
             <w:tabs>
-              <w:tab w:val="left" w:pos="1680"/>
+              <w:tab w:val="left" w:pos="1760"/>
               <w:tab w:val="right" w:leader="dot" w:pos="9962"/>
             </w:tabs>
             <w:rPr>
               <w:rFonts w:eastAsiaTheme="minorEastAsia"/>
               <w:noProof/>
-              <w:sz w:val="24"/>
-              <w:szCs w:val="24"/>
-              <w:lang w:eastAsia="es-CO"/>
+              <w:kern w:val="0"/>
+              <w:sz w:val="22"/>
+              <w:lang w:val="en-US"/>
+              <w14:ligatures w14:val="none"/>
             </w:rPr>
           </w:pPr>
-          <w:hyperlink w:anchor="_Toc199999644" w:history="1">
+          <w:hyperlink w:anchor="_Toc234936642" w:history="1">
             <w:r>
               <w:rPr>
                 <w:rStyle w:val="Hipervnculo"/>
@@ -1104,9 +1105,10 @@
               <w:rPr>
                 <w:rFonts w:eastAsiaTheme="minorEastAsia"/>
                 <w:noProof/>
-                <w:sz w:val="24"/>
-                <w:szCs w:val="24"/>
-                <w:lang w:eastAsia="es-CO"/>
+                <w:kern w:val="0"/>
+                <w:sz w:val="22"/>
+                <w:lang w:val="en-US"/>
+                <w14:ligatures w14:val="none"/>
               </w:rPr>
               <w:tab/>
             </w:r>
@@ -1136,7 +1138,7 @@
                 <w:noProof/>
                 <w:webHidden/>
               </w:rPr>
-              <w:instrText xml:space="preserve"> PAGEREF _Toc199999644 \h </w:instrText>
+              <w:instrText xml:space="preserve"> PAGEREF _Toc234936642 \h </w:instrText>
             </w:r>
             <w:r>
               <w:rPr>
@@ -1156,7 +1158,7 @@
                 <w:noProof/>
                 <w:webHidden/>
               </w:rPr>
-              <w:t>23</w:t>
+              <w:t>22</w:t>
             </w:r>
             <w:r>
               <w:rPr>
@@ -1171,18 +1173,19 @@
           <w:pPr>
             <w:pStyle w:val="TDC2"/>
             <w:tabs>
-              <w:tab w:val="left" w:pos="1680"/>
+              <w:tab w:val="left" w:pos="1760"/>
               <w:tab w:val="right" w:leader="dot" w:pos="9962"/>
             </w:tabs>
             <w:rPr>
               <w:rFonts w:eastAsiaTheme="minorEastAsia"/>
               <w:noProof/>
-              <w:sz w:val="24"/>
-              <w:szCs w:val="24"/>
-              <w:lang w:eastAsia="es-CO"/>
+              <w:kern w:val="0"/>
+              <w:sz w:val="22"/>
+              <w:lang w:val="en-US"/>
+              <w14:ligatures w14:val="none"/>
             </w:rPr>
           </w:pPr>
-          <w:hyperlink w:anchor="_Toc199999645" w:history="1">
+          <w:hyperlink w:anchor="_Toc234936643" w:history="1">
             <w:r>
               <w:rPr>
                 <w:rStyle w:val="Hipervnculo"/>
@@ -1200,9 +1203,10 @@
               <w:rPr>
                 <w:rFonts w:eastAsiaTheme="minorEastAsia"/>
                 <w:noProof/>
-                <w:sz w:val="24"/>
-                <w:szCs w:val="24"/>
-                <w:lang w:eastAsia="es-CO"/>
+                <w:kern w:val="0"/>
+                <w:sz w:val="22"/>
+                <w:lang w:val="en-US"/>
+                <w14:ligatures w14:val="none"/>
               </w:rPr>
               <w:tab/>
             </w:r>
@@ -1232,7 +1236,7 @@
                 <w:noProof/>
                 <w:webHidden/>
               </w:rPr>
-              <w:instrText xml:space="preserve"> PAGEREF _Toc199999645 \h </w:instrText>
+              <w:instrText xml:space="preserve"> PAGEREF _Toc234936643 \h </w:instrText>
             </w:r>
             <w:r>
               <w:rPr>
@@ -1252,7 +1256,7 @@
                 <w:noProof/>
                 <w:webHidden/>
               </w:rPr>
-              <w:t>24</w:t>
+              <w:t>23</w:t>
             </w:r>
             <w:r>
               <w:rPr>
@@ -1267,18 +1271,19 @@
           <w:pPr>
             <w:pStyle w:val="TDC1"/>
             <w:tabs>
-              <w:tab w:val="left" w:pos="1200"/>
+              <w:tab w:val="left" w:pos="1320"/>
               <w:tab w:val="right" w:leader="dot" w:pos="9962"/>
             </w:tabs>
             <w:rPr>
               <w:rFonts w:eastAsiaTheme="minorEastAsia"/>
               <w:noProof/>
-              <w:sz w:val="24"/>
-              <w:szCs w:val="24"/>
-              <w:lang w:eastAsia="es-CO"/>
+              <w:kern w:val="0"/>
+              <w:sz w:val="22"/>
+              <w:lang w:val="en-US"/>
+              <w14:ligatures w14:val="none"/>
             </w:rPr>
           </w:pPr>
-          <w:hyperlink w:anchor="_Toc199999646" w:history="1">
+          <w:hyperlink w:anchor="_Toc234936644" w:history="1">
             <w:r>
               <w:rPr>
                 <w:rStyle w:val="Hipervnculo"/>
@@ -1290,9 +1295,10 @@
               <w:rPr>
                 <w:rFonts w:eastAsiaTheme="minorEastAsia"/>
                 <w:noProof/>
-                <w:sz w:val="24"/>
-                <w:szCs w:val="24"/>
-                <w:lang w:eastAsia="es-CO"/>
+                <w:kern w:val="0"/>
+                <w:sz w:val="22"/>
+                <w:lang w:val="en-US"/>
+                <w14:ligatures w14:val="none"/>
               </w:rPr>
               <w:tab/>
             </w:r>
@@ -1322,7 +1328,7 @@
                 <w:noProof/>
                 <w:webHidden/>
               </w:rPr>
-              <w:instrText xml:space="preserve"> PAGEREF _Toc199999646 \h </w:instrText>
+              <w:instrText xml:space="preserve"> PAGEREF _Toc234936644 \h </w:instrText>
             </w:r>
             <w:r>
               <w:rPr>
@@ -1342,7 +1348,7 @@
                 <w:noProof/>
                 <w:webHidden/>
               </w:rPr>
-              <w:t>27</w:t>
+              <w:t>26</w:t>
             </w:r>
             <w:r>
               <w:rPr>
@@ -1357,18 +1363,19 @@
           <w:pPr>
             <w:pStyle w:val="TDC2"/>
             <w:tabs>
-              <w:tab w:val="left" w:pos="1680"/>
+              <w:tab w:val="left" w:pos="1760"/>
               <w:tab w:val="right" w:leader="dot" w:pos="9962"/>
             </w:tabs>
             <w:rPr>
               <w:rFonts w:eastAsiaTheme="minorEastAsia"/>
               <w:noProof/>
-              <w:sz w:val="24"/>
-              <w:szCs w:val="24"/>
-              <w:lang w:eastAsia="es-CO"/>
+              <w:kern w:val="0"/>
+              <w:sz w:val="22"/>
+              <w:lang w:val="en-US"/>
+              <w14:ligatures w14:val="none"/>
             </w:rPr>
           </w:pPr>
-          <w:hyperlink w:anchor="_Toc199999647" w:history="1">
+          <w:hyperlink w:anchor="_Toc234936645" w:history="1">
             <w:r>
               <w:rPr>
                 <w:rStyle w:val="Hipervnculo"/>
@@ -1386,9 +1393,10 @@
               <w:rPr>
                 <w:rFonts w:eastAsiaTheme="minorEastAsia"/>
                 <w:noProof/>
-                <w:sz w:val="24"/>
-                <w:szCs w:val="24"/>
-                <w:lang w:eastAsia="es-CO"/>
+                <w:kern w:val="0"/>
+                <w:sz w:val="22"/>
+                <w:lang w:val="en-US"/>
+                <w14:ligatures w14:val="none"/>
               </w:rPr>
               <w:tab/>
             </w:r>
@@ -1418,7 +1426,7 @@
                 <w:noProof/>
                 <w:webHidden/>
               </w:rPr>
-              <w:instrText xml:space="preserve"> PAGEREF _Toc199999647 \h </w:instrText>
+              <w:instrText xml:space="preserve"> PAGEREF _Toc234936645 \h </w:instrText>
             </w:r>
             <w:r>
               <w:rPr>
@@ -1438,7 +1446,7 @@
                 <w:noProof/>
                 <w:webHidden/>
               </w:rPr>
-              <w:t>27</w:t>
+              <w:t>26</w:t>
             </w:r>
             <w:r>
               <w:rPr>
@@ -1453,18 +1461,19 @@
           <w:pPr>
             <w:pStyle w:val="TDC2"/>
             <w:tabs>
-              <w:tab w:val="left" w:pos="1680"/>
+              <w:tab w:val="left" w:pos="1760"/>
               <w:tab w:val="right" w:leader="dot" w:pos="9962"/>
             </w:tabs>
             <w:rPr>
               <w:rFonts w:eastAsiaTheme="minorEastAsia"/>
               <w:noProof/>
-              <w:sz w:val="24"/>
-              <w:szCs w:val="24"/>
-              <w:lang w:eastAsia="es-CO"/>
+              <w:kern w:val="0"/>
+              <w:sz w:val="22"/>
+              <w:lang w:val="en-US"/>
+              <w14:ligatures w14:val="none"/>
             </w:rPr>
           </w:pPr>
-          <w:hyperlink w:anchor="_Toc199999648" w:history="1">
+          <w:hyperlink w:anchor="_Toc234936646" w:history="1">
             <w:r>
               <w:rPr>
                 <w:rStyle w:val="Hipervnculo"/>
@@ -1482,9 +1491,10 @@
               <w:rPr>
                 <w:rFonts w:eastAsiaTheme="minorEastAsia"/>
                 <w:noProof/>
-                <w:sz w:val="24"/>
-                <w:szCs w:val="24"/>
-                <w:lang w:eastAsia="es-CO"/>
+                <w:kern w:val="0"/>
+                <w:sz w:val="22"/>
+                <w:lang w:val="en-US"/>
+                <w14:ligatures w14:val="none"/>
               </w:rPr>
               <w:tab/>
             </w:r>
@@ -1514,7 +1524,7 @@
                 <w:noProof/>
                 <w:webHidden/>
               </w:rPr>
-              <w:instrText xml:space="preserve"> PAGEREF _Toc199999648 \h </w:instrText>
+              <w:instrText xml:space="preserve"> PAGEREF _Toc234936646 \h </w:instrText>
             </w:r>
             <w:r>
               <w:rPr>
@@ -1534,7 +1544,7 @@
                 <w:noProof/>
                 <w:webHidden/>
               </w:rPr>
-              <w:t>30</w:t>
+              <w:t>29</w:t>
             </w:r>
             <w:r>
               <w:rPr>
@@ -1549,18 +1559,19 @@
           <w:pPr>
             <w:pStyle w:val="TDC2"/>
             <w:tabs>
-              <w:tab w:val="left" w:pos="1680"/>
+              <w:tab w:val="left" w:pos="1760"/>
               <w:tab w:val="right" w:leader="dot" w:pos="9962"/>
             </w:tabs>
             <w:rPr>
               <w:rFonts w:eastAsiaTheme="minorEastAsia"/>
               <w:noProof/>
-              <w:sz w:val="24"/>
-              <w:szCs w:val="24"/>
-              <w:lang w:eastAsia="es-CO"/>
+              <w:kern w:val="0"/>
+              <w:sz w:val="22"/>
+              <w:lang w:val="en-US"/>
+              <w14:ligatures w14:val="none"/>
             </w:rPr>
           </w:pPr>
-          <w:hyperlink w:anchor="_Toc199999649" w:history="1">
+          <w:hyperlink w:anchor="_Toc234936647" w:history="1">
             <w:r>
               <w:rPr>
                 <w:rStyle w:val="Hipervnculo"/>
@@ -1578,9 +1589,10 @@
               <w:rPr>
                 <w:rFonts w:eastAsiaTheme="minorEastAsia"/>
                 <w:noProof/>
-                <w:sz w:val="24"/>
-                <w:szCs w:val="24"/>
-                <w:lang w:eastAsia="es-CO"/>
+                <w:kern w:val="0"/>
+                <w:sz w:val="22"/>
+                <w:lang w:val="en-US"/>
+                <w14:ligatures w14:val="none"/>
               </w:rPr>
               <w:tab/>
             </w:r>
@@ -1610,7 +1622,7 @@
                 <w:noProof/>
                 <w:webHidden/>
               </w:rPr>
-              <w:instrText xml:space="preserve"> PAGEREF _Toc199999649 \h </w:instrText>
+              <w:instrText xml:space="preserve"> PAGEREF _Toc234936647 \h </w:instrText>
             </w:r>
             <w:r>
               <w:rPr>
@@ -1630,7 +1642,7 @@
                 <w:noProof/>
                 <w:webHidden/>
               </w:rPr>
-              <w:t>30</w:t>
+              <w:t>29</w:t>
             </w:r>
             <w:r>
               <w:rPr>
@@ -1645,18 +1657,19 @@
           <w:pPr>
             <w:pStyle w:val="TDC2"/>
             <w:tabs>
-              <w:tab w:val="left" w:pos="1680"/>
+              <w:tab w:val="left" w:pos="1760"/>
               <w:tab w:val="right" w:leader="dot" w:pos="9962"/>
             </w:tabs>
             <w:rPr>
               <w:rFonts w:eastAsiaTheme="minorEastAsia"/>
               <w:noProof/>
-              <w:sz w:val="24"/>
-              <w:szCs w:val="24"/>
-              <w:lang w:eastAsia="es-CO"/>
+              <w:kern w:val="0"/>
+              <w:sz w:val="22"/>
+              <w:lang w:val="en-US"/>
+              <w14:ligatures w14:val="none"/>
             </w:rPr>
           </w:pPr>
-          <w:hyperlink w:anchor="_Toc199999650" w:history="1">
+          <w:hyperlink w:anchor="_Toc234936648" w:history="1">
             <w:r>
               <w:rPr>
                 <w:rStyle w:val="Hipervnculo"/>
@@ -1674,9 +1687,10 @@
               <w:rPr>
                 <w:rFonts w:eastAsiaTheme="minorEastAsia"/>
                 <w:noProof/>
-                <w:sz w:val="24"/>
-                <w:szCs w:val="24"/>
-                <w:lang w:eastAsia="es-CO"/>
+                <w:kern w:val="0"/>
+                <w:sz w:val="22"/>
+                <w:lang w:val="en-US"/>
+                <w14:ligatures w14:val="none"/>
               </w:rPr>
               <w:tab/>
             </w:r>
@@ -1706,7 +1720,7 @@
                 <w:noProof/>
                 <w:webHidden/>
               </w:rPr>
-              <w:instrText xml:space="preserve"> PAGEREF _Toc199999650 \h </w:instrText>
+              <w:instrText xml:space="preserve"> PAGEREF _Toc234936648 \h </w:instrText>
             </w:r>
             <w:r>
               <w:rPr>
@@ -1741,18 +1755,19 @@
           <w:pPr>
             <w:pStyle w:val="TDC2"/>
             <w:tabs>
-              <w:tab w:val="left" w:pos="1680"/>
+              <w:tab w:val="left" w:pos="1760"/>
               <w:tab w:val="right" w:leader="dot" w:pos="9962"/>
             </w:tabs>
             <w:rPr>
               <w:rFonts w:eastAsiaTheme="minorEastAsia"/>
               <w:noProof/>
-              <w:sz w:val="24"/>
-              <w:szCs w:val="24"/>
-              <w:lang w:eastAsia="es-CO"/>
+              <w:kern w:val="0"/>
+              <w:sz w:val="22"/>
+              <w:lang w:val="en-US"/>
+              <w14:ligatures w14:val="none"/>
             </w:rPr>
           </w:pPr>
-          <w:hyperlink w:anchor="_Toc199999651" w:history="1">
+          <w:hyperlink w:anchor="_Toc234936649" w:history="1">
             <w:r>
               <w:rPr>
                 <w:rStyle w:val="Hipervnculo"/>
@@ -1770,9 +1785,10 @@
               <w:rPr>
                 <w:rFonts w:eastAsiaTheme="minorEastAsia"/>
                 <w:noProof/>
-                <w:sz w:val="24"/>
-                <w:szCs w:val="24"/>
-                <w:lang w:eastAsia="es-CO"/>
+                <w:kern w:val="0"/>
+                <w:sz w:val="22"/>
+                <w:lang w:val="en-US"/>
+                <w14:ligatures w14:val="none"/>
               </w:rPr>
               <w:tab/>
             </w:r>
@@ -1802,7 +1818,7 @@
                 <w:noProof/>
                 <w:webHidden/>
               </w:rPr>
-              <w:instrText xml:space="preserve"> PAGEREF _Toc199999651 \h </w:instrText>
+              <w:instrText xml:space="preserve"> PAGEREF _Toc234936649 \h </w:instrText>
             </w:r>
             <w:r>
               <w:rPr>
@@ -1822,7 +1838,7 @@
                 <w:noProof/>
                 <w:webHidden/>
               </w:rPr>
-              <w:t>32</w:t>
+              <w:t>31</w:t>
             </w:r>
             <w:r>
               <w:rPr>
@@ -1842,12 +1858,13 @@
             <w:rPr>
               <w:rFonts w:eastAsiaTheme="minorEastAsia"/>
               <w:noProof/>
-              <w:sz w:val="24"/>
-              <w:szCs w:val="24"/>
-              <w:lang w:eastAsia="es-CO"/>
+              <w:kern w:val="0"/>
+              <w:sz w:val="22"/>
+              <w:lang w:val="en-US"/>
+              <w14:ligatures w14:val="none"/>
             </w:rPr>
           </w:pPr>
-          <w:hyperlink w:anchor="_Toc199999652" w:history="1">
+          <w:hyperlink w:anchor="_Toc234936650" w:history="1">
             <w:r>
               <w:rPr>
                 <w:rStyle w:val="Hipervnculo"/>
@@ -1874,7 +1891,7 @@
                 <w:noProof/>
                 <w:webHidden/>
               </w:rPr>
-              <w:instrText xml:space="preserve"> PAGEREF _Toc199999652 \h </w:instrText>
+              <w:instrText xml:space="preserve"> PAGEREF _Toc234936650 \h </w:instrText>
             </w:r>
             <w:r>
               <w:rPr>
@@ -1894,7 +1911,7 @@
                 <w:noProof/>
                 <w:webHidden/>
               </w:rPr>
-              <w:t>35</w:t>
+              <w:t>34</w:t>
             </w:r>
             <w:r>
               <w:rPr>
@@ -1914,12 +1931,13 @@
             <w:rPr>
               <w:rFonts w:eastAsiaTheme="minorEastAsia"/>
               <w:noProof/>
-              <w:sz w:val="24"/>
-              <w:szCs w:val="24"/>
-              <w:lang w:eastAsia="es-CO"/>
+              <w:kern w:val="0"/>
+              <w:sz w:val="22"/>
+              <w:lang w:val="en-US"/>
+              <w14:ligatures w14:val="none"/>
             </w:rPr>
           </w:pPr>
-          <w:hyperlink w:anchor="_Toc199999653" w:history="1">
+          <w:hyperlink w:anchor="_Toc234936651" w:history="1">
             <w:r>
               <w:rPr>
                 <w:rStyle w:val="Hipervnculo"/>
@@ -1946,7 +1964,7 @@
                 <w:noProof/>
                 <w:webHidden/>
               </w:rPr>
-              <w:instrText xml:space="preserve"> PAGEREF _Toc199999653 \h </w:instrText>
+              <w:instrText xml:space="preserve"> PAGEREF _Toc234936651 \h </w:instrText>
             </w:r>
             <w:r>
               <w:rPr>
@@ -1966,7 +1984,7 @@
                 <w:noProof/>
                 <w:webHidden/>
               </w:rPr>
-              <w:t>36</w:t>
+              <w:t>35</w:t>
             </w:r>
             <w:r>
               <w:rPr>
@@ -1986,12 +2004,13 @@
             <w:rPr>
               <w:rFonts w:eastAsiaTheme="minorEastAsia"/>
               <w:noProof/>
-              <w:sz w:val="24"/>
-              <w:szCs w:val="24"/>
-              <w:lang w:eastAsia="es-CO"/>
+              <w:kern w:val="0"/>
+              <w:sz w:val="22"/>
+              <w:lang w:val="en-US"/>
+              <w14:ligatures w14:val="none"/>
             </w:rPr>
           </w:pPr>
-          <w:hyperlink w:anchor="_Toc199999654" w:history="1">
+          <w:hyperlink w:anchor="_Toc234936652" w:history="1">
             <w:r>
               <w:rPr>
                 <w:rStyle w:val="Hipervnculo"/>
@@ -2018,7 +2037,7 @@
                 <w:noProof/>
                 <w:webHidden/>
               </w:rPr>
-              <w:instrText xml:space="preserve"> PAGEREF _Toc199999654 \h </w:instrText>
+              <w:instrText xml:space="preserve"> PAGEREF _Toc234936652 \h </w:instrText>
             </w:r>
             <w:r>
               <w:rPr>
@@ -2038,7 +2057,7 @@
                 <w:noProof/>
                 <w:webHidden/>
               </w:rPr>
-              <w:t>37</w:t>
+              <w:t>36</w:t>
             </w:r>
             <w:r>
               <w:rPr>
@@ -2058,12 +2077,13 @@
             <w:rPr>
               <w:rFonts w:eastAsiaTheme="minorEastAsia"/>
               <w:noProof/>
-              <w:sz w:val="24"/>
-              <w:szCs w:val="24"/>
-              <w:lang w:eastAsia="es-CO"/>
+              <w:kern w:val="0"/>
+              <w:sz w:val="22"/>
+              <w:lang w:val="en-US"/>
+              <w14:ligatures w14:val="none"/>
             </w:rPr>
           </w:pPr>
-          <w:hyperlink w:anchor="_Toc199999655" w:history="1">
+          <w:hyperlink w:anchor="_Toc234936653" w:history="1">
             <w:r>
               <w:rPr>
                 <w:rStyle w:val="Hipervnculo"/>
@@ -2090,7 +2110,7 @@
                 <w:noProof/>
                 <w:webHidden/>
               </w:rPr>
-              <w:instrText xml:space="preserve"> PAGEREF _Toc199999655 \h </w:instrText>
+              <w:instrText xml:space="preserve"> PAGEREF _Toc234936653 \h </w:instrText>
             </w:r>
             <w:r>
               <w:rPr>
@@ -2110,7 +2130,7 @@
                 <w:noProof/>
                 <w:webHidden/>
               </w:rPr>
-              <w:t>39</w:t>
+              <w:t>38</w:t>
             </w:r>
             <w:r>
               <w:rPr>
@@ -2130,12 +2150,13 @@
             <w:rPr>
               <w:rFonts w:eastAsiaTheme="minorEastAsia"/>
               <w:noProof/>
-              <w:sz w:val="24"/>
-              <w:szCs w:val="24"/>
-              <w:lang w:eastAsia="es-CO"/>
+              <w:kern w:val="0"/>
+              <w:sz w:val="22"/>
+              <w:lang w:val="en-US"/>
+              <w14:ligatures w14:val="none"/>
             </w:rPr>
           </w:pPr>
-          <w:hyperlink w:anchor="_Toc199999656" w:history="1">
+          <w:hyperlink w:anchor="_Toc234936654" w:history="1">
             <w:r>
               <w:rPr>
                 <w:rStyle w:val="Hipervnculo"/>
@@ -2162,7 +2183,7 @@
                 <w:noProof/>
                 <w:webHidden/>
               </w:rPr>
-              <w:instrText xml:space="preserve"> PAGEREF _Toc199999656 \h </w:instrText>
+              <w:instrText xml:space="preserve"> PAGEREF _Toc234936654 \h </w:instrText>
             </w:r>
             <w:r>
               <w:rPr>
@@ -2182,7 +2203,7 @@
                 <w:noProof/>
                 <w:webHidden/>
               </w:rPr>
-              <w:t>41</w:t>
+              <w:t>40</w:t>
             </w:r>
             <w:r>
               <w:rPr>
@@ -2200,22 +2221,6 @@
         </w:p>
       </w:sdtContent>
     </w:sdt>
-    <w:p>
-      <w:pPr>
-        <w:pStyle w:val="Titulosgenerales"/>
-      </w:pPr>
-      <w:bookmarkStart w:id="0" w:name="_Toc199999638"/>
-      <w:r>
-        <w:lastRenderedPageBreak/>
-        <w:t>Introducción</w:t>
-      </w:r>
-      <w:bookmarkEnd w:id="0"/>
-    </w:p>
-    <w:p>
-      <w:r>
-        <w:t>El servicio al cliente es uno de los principales temas en el ámbito empresarial, profesional y personal, puesto que brinda la oportunidad de analizar el enfoque organizacional con el fin de aplicar técnicas que contribuyan a la satisfacción de necesidades de los diferentes usuarios y la excelencia en el servicio.</w:t>
-      </w:r>
-    </w:p>
     <w:p/>
     <w:p/>
     <w:p/>
@@ -2230,11 +2235,52 @@
     <w:p/>
     <w:p/>
     <w:p/>
+    <w:p/>
+    <w:p>
+      <w:pPr>
+        <w:tabs>
+          <w:tab w:val="left" w:pos="3465"/>
+        </w:tabs>
+      </w:pPr>
+      <w:r>
+        <w:tab/>
+      </w:r>
+    </w:p>
+    <w:p>
+      <w:pPr>
+        <w:pStyle w:val="Titulosgenerales"/>
+      </w:pPr>
+      <w:bookmarkStart w:id="0" w:name="_Toc234936636"/>
+      <w:r>
+        <w:lastRenderedPageBreak/>
+        <w:t>Introducción</w:t>
+      </w:r>
+      <w:bookmarkEnd w:id="0"/>
+    </w:p>
+    <w:p>
+      <w:r>
+        <w:t>El servicio al cliente es uno de los principales temas en el ámbito empresarial, profesional y personal, puesto que brinda la oportunidad de analizar el enfoque organizacional con el fin de aplicar técnicas que contribuyan a la satisfacción de necesidades de los diferentes usuarios y la excelencia en el servicio.</w:t>
+      </w:r>
+    </w:p>
+    <w:p/>
+    <w:p/>
+    <w:p/>
+    <w:p/>
+    <w:p/>
+    <w:p/>
+    <w:p/>
+    <w:p/>
+    <w:p/>
+    <w:p/>
+    <w:p/>
+    <w:p/>
+    <w:p/>
+    <w:p/>
     <w:p>
       <w:pPr>
         <w:pStyle w:val="Ttulo1"/>
       </w:pPr>
-      <w:bookmarkStart w:id="1" w:name="_Toc199999639"/>
+      <w:bookmarkStart w:id="1" w:name="_Toc234936637"/>
       <w:r>
         <w:lastRenderedPageBreak/>
         <w:t>Políticas: normas y procedimientos del servicio</w:t>
@@ -2284,7 +2330,7 @@
       <w:pPr>
         <w:pStyle w:val="Ttulo2"/>
       </w:pPr>
-      <w:bookmarkStart w:id="2" w:name="_Toc199999640"/>
+      <w:bookmarkStart w:id="2" w:name="_Toc234936638"/>
       <w:r>
         <w:t>Normatividad vigente aplicada al sector</w:t>
       </w:r>
@@ -2396,36 +2442,28 @@
           <w:bCs/>
           <w:lang w:eastAsia="es-CO"/>
         </w:rPr>
-        <w:t>Toda la actualidad sobre la n</w:t>
-      </w:r>
-      <w:r>
+        <w:t>Norma ISO 9001/2015</w:t>
+      </w:r>
+    </w:p>
+    <w:p>
+      <w:pPr>
         <w:rPr>
           <w:b/>
           <w:bCs/>
           <w:lang w:eastAsia="es-CO"/>
         </w:rPr>
-        <w:t>orma ISO 9001/2015</w:t>
-      </w:r>
-    </w:p>
-    <w:p>
-      <w:pPr>
-        <w:rPr>
-          <w:b/>
-          <w:bCs/>
+      </w:pPr>
+      <w:r>
+        <w:rPr>
           <w:lang w:eastAsia="es-CO"/>
         </w:rPr>
-      </w:pPr>
+        <w:t>Para ampliar la información se requiere analizar la normatividad vigente; por lo tanto, se invita a</w:t>
+      </w:r>
       <w:r>
         <w:rPr>
           <w:lang w:eastAsia="es-CO"/>
         </w:rPr>
-        <w:t xml:space="preserve">Para ampliar la información se requiere analizar la normatividad vigente; por lo tanto, se invita a explorar el siguiente </w:t>
-      </w:r>
-      <w:r>
-        <w:rPr>
-          <w:lang w:eastAsia="es-CO"/>
-        </w:rPr>
-        <w:t>enlace web</w:t>
+        <w:t xml:space="preserve"> explorar el siguiente recurso</w:t>
       </w:r>
       <w:r>
         <w:rPr>
@@ -2443,9 +2481,11 @@
         <w:r>
           <w:rPr>
             <w:rStyle w:val="Hipervnculo"/>
+            <w:b/>
+            <w:bCs/>
             <w:lang w:eastAsia="es-CO"/>
           </w:rPr>
-          <w:t>Toda la actualidad sobre la norma ISO 9001/2015</w:t>
+          <w:t>Norma ISO 9001/2015</w:t>
         </w:r>
       </w:hyperlink>
     </w:p>
@@ -2453,7 +2493,7 @@
       <w:pPr>
         <w:pStyle w:val="Ttulo2"/>
       </w:pPr>
-      <w:bookmarkStart w:id="3" w:name="_Toc199999641"/>
+      <w:bookmarkStart w:id="3" w:name="_Toc234936639"/>
       <w:r>
         <w:t>Portafolio de productos: características y tipos</w:t>
       </w:r>
@@ -2497,13 +2537,6 @@
         </w:rPr>
         <w:t>, de esta manera la empresa se da a conocer y a su vez presenta los productos y/o servicios, siendo un medio de publicidad que permite a la empresa incrementar su mercado objetivo.</w:t>
       </w:r>
-    </w:p>
-    <w:p>
-      <w:pPr>
-        <w:rPr>
-          <w:lang w:val="es-419" w:eastAsia="es-CO"/>
-        </w:rPr>
-      </w:pPr>
     </w:p>
     <w:p>
       <w:pPr>
@@ -2519,7 +2552,6 @@
           <w:bCs/>
           <w:lang w:eastAsia="es-CO"/>
         </w:rPr>
-        <w:lastRenderedPageBreak/>
         <w:t>Características:</w:t>
       </w:r>
     </w:p>
@@ -2556,6 +2588,7 @@
         <w:rPr>
           <w:lang w:val="es-419" w:eastAsia="es-CO"/>
         </w:rPr>
+        <w:lastRenderedPageBreak/>
         <w:t>Es una herramienta de mercadeo y publicidad.</w:t>
       </w:r>
     </w:p>
@@ -2692,19 +2725,16 @@
     </w:p>
     <w:p>
       <w:r>
-        <w:t xml:space="preserve">El anterior apartado relaciona los criterios para los procesos, determinación de recursos; aunado a ello, los requerimientos normativos que debe de tener el producto o servicio para que cumpla con los estándares de calidad. Al dar cumplimiento a los criterios establecidos le permite obtener o mantener la certificación de la norma; por tal motivo, se requiere que la empresa realice una auditoría interna de calidad que </w:t>
-      </w:r>
+        <w:t>El anterior apartado relaciona los criterios para los procesos, determinación de recursos; aunado a ello, los requerimientos normativos que debe de tener el producto o servicio para que cumpla con los estándares de calidad. Al dar cumplimiento a los criterios establecidos le permite obtener o mantener la certificación de la norma; por tal motivo, se requiere que la empresa realice una auditoría interna de calidad que garantice el cumplimiento de los procesos y procedimientos requeridos en los manuales de la empresa.</w:t>
+      </w:r>
+    </w:p>
+    <w:p>
+      <w:pPr>
+        <w:pStyle w:val="Ttulo1"/>
+      </w:pPr>
+      <w:bookmarkStart w:id="4" w:name="_Toc234936640"/>
       <w:r>
         <w:lastRenderedPageBreak/>
-        <w:t>garantice el cumplimiento de los procesos y procedimientos requeridos en los manuales de la empresa.</w:t>
-      </w:r>
-    </w:p>
-    <w:p>
-      <w:pPr>
-        <w:pStyle w:val="Ttulo1"/>
-      </w:pPr>
-      <w:bookmarkStart w:id="4" w:name="_Toc199999642"/>
-      <w:r>
         <w:t>Servicio: definición, ciclo, triángulo, momentos de verdad, protocolo, procedimiento, normas técnicas, canales</w:t>
       </w:r>
       <w:bookmarkEnd w:id="4"/>
@@ -2853,36 +2883,36 @@
           <w:bCs/>
           <w:lang w:val="es-419" w:eastAsia="es-CO"/>
         </w:rPr>
+        <w:t>Cristhiam Camilo Prieto Téllez, Prieto, 2018</w:t>
+      </w:r>
+      <w:r>
+        <w:rPr>
+          <w:lang w:val="es-419" w:eastAsia="es-CO"/>
+        </w:rPr>
+        <w:t>.</w:t>
+      </w:r>
+      <w:r>
+        <w:rPr>
+          <w:lang w:val="es-419" w:eastAsia="es-CO"/>
+        </w:rPr>
+        <w:t xml:space="preserve"> </w:t>
+      </w:r>
+      <w:r>
+        <w:rPr>
+          <w:lang w:val="es-419" w:eastAsia="es-CO"/>
+        </w:rPr>
+        <w:t>El servicio es la forma de satisfacer permanente y totalmente las necesidades, deseos, apetencias e inquietudes de un cliente</w:t>
+      </w:r>
+      <w:r>
+        <w:rPr>
+          <w:lang w:val="es-419" w:eastAsia="es-CO"/>
+        </w:rPr>
+        <w:t>.</w:t>
+      </w:r>
+    </w:p>
+    <w:p>
+      <w:r>
         <w:lastRenderedPageBreak/>
-        <w:t>Cristhiam Camilo Prieto Téllez, Prieto, 2018</w:t>
-      </w:r>
-      <w:r>
-        <w:rPr>
-          <w:lang w:val="es-419" w:eastAsia="es-CO"/>
-        </w:rPr>
-        <w:t>.</w:t>
-      </w:r>
-      <w:r>
-        <w:rPr>
-          <w:lang w:val="es-419" w:eastAsia="es-CO"/>
-        </w:rPr>
-        <w:t xml:space="preserve"> </w:t>
-      </w:r>
-      <w:r>
-        <w:rPr>
-          <w:lang w:val="es-419" w:eastAsia="es-CO"/>
-        </w:rPr>
-        <w:t>El servicio es la forma de satisfacer permanente y totalmente las necesidades, deseos, apetencias e inquietudes de un cliente</w:t>
-      </w:r>
-      <w:r>
-        <w:rPr>
-          <w:lang w:val="es-419" w:eastAsia="es-CO"/>
-        </w:rPr>
-        <w:t>.</w:t>
-      </w:r>
-    </w:p>
-    <w:p>
-      <w:r>
         <w:t>Con base en los conceptos anteriores, podemos expresar que el servicio es el conjunto de actividades que se realizan para satisfacer las necesidades de los clientes desde que realizan contacto con la empresa hasta finalizar el ciclo del servicio. Recordemos que este se realiza de forma individual teniendo en cuenta las características del cliente, sus necesidades y expectativas; por lo anterior, se requiere realizar una bitácora informativa que permita conocer sus preferencias, comportamientos de compra, uso y consumo.</w:t>
       </w:r>
     </w:p>
@@ -2959,33 +2989,33 @@
         <w:pStyle w:val="Ttulo3"/>
       </w:pPr>
       <w:r>
+        <w:t>Ciclo del servicio</w:t>
+      </w:r>
+    </w:p>
+    <w:p>
+      <w:pPr>
+        <w:rPr>
+          <w:lang w:val="es-419" w:eastAsia="es-CO"/>
+        </w:rPr>
+      </w:pPr>
+      <w:r>
+        <w:rPr>
+          <w:lang w:val="es-419" w:eastAsia="es-CO"/>
+        </w:rPr>
+        <w:t>Es una herramienta secuencial de pasos lógicos donde existen interacciones que muestran el inicio del proceso, puntos de contacto denominados momentos de la verdad y el final del ciclo. Su objetivo se enfoca en el mejoramiento continuo para satisfacer las expectativas del cliente frente al producto o servicio.</w:t>
+      </w:r>
+    </w:p>
+    <w:p>
+      <w:pPr>
+        <w:rPr>
+          <w:lang w:val="es-419" w:eastAsia="es-CO"/>
+        </w:rPr>
+      </w:pPr>
+      <w:r>
+        <w:rPr>
+          <w:lang w:val="es-419" w:eastAsia="es-CO"/>
+        </w:rPr>
         <w:lastRenderedPageBreak/>
-        <w:t>Ciclo del servicio</w:t>
-      </w:r>
-    </w:p>
-    <w:p>
-      <w:pPr>
-        <w:rPr>
-          <w:lang w:val="es-419" w:eastAsia="es-CO"/>
-        </w:rPr>
-      </w:pPr>
-      <w:r>
-        <w:rPr>
-          <w:lang w:val="es-419" w:eastAsia="es-CO"/>
-        </w:rPr>
-        <w:t>Es una herramienta secuencial de pasos lógicos donde existen interacciones que muestran el inicio del proceso, puntos de contacto denominados momentos de la verdad y el final del ciclo. Su objetivo se enfoca en el mejoramiento continuo para satisfacer las expectativas del cliente frente al producto o servicio.</w:t>
-      </w:r>
-    </w:p>
-    <w:p>
-      <w:pPr>
-        <w:rPr>
-          <w:lang w:val="es-419" w:eastAsia="es-CO"/>
-        </w:rPr>
-      </w:pPr>
-      <w:r>
-        <w:rPr>
-          <w:lang w:val="es-419" w:eastAsia="es-CO"/>
-        </w:rPr>
         <w:t>Esto inicia desde que el cliente muestra interés y se genera comunicación entre el cliente y la empresa, donde se presentan una serie de actividades hasta llegar al final del proceso. Para su elaboración se relaciona un círculo y, de forma secuencial, se presentan cada uno de los ciclos denominados momentos de verdad, estos deben ser numerados y se registran teniendo en cuenta el punto de vista del cliente; motivo por el cual se presentan de forma positiva o negativa de acuerdo con la percepción y sensación de este.</w:t>
       </w:r>
     </w:p>
@@ -3076,41 +3106,6 @@
     </w:p>
     <w:p>
       <w:pPr>
-        <w:rPr>
-          <w:lang w:val="es-419" w:eastAsia="es-CO"/>
-        </w:rPr>
-      </w:pPr>
-    </w:p>
-    <w:p>
-      <w:pPr>
-        <w:rPr>
-          <w:lang w:val="es-419" w:eastAsia="es-CO"/>
-        </w:rPr>
-      </w:pPr>
-    </w:p>
-    <w:p>
-      <w:pPr>
-        <w:rPr>
-          <w:lang w:val="es-419" w:eastAsia="es-CO"/>
-        </w:rPr>
-      </w:pPr>
-    </w:p>
-    <w:p>
-      <w:pPr>
-        <w:rPr>
-          <w:lang w:val="es-419" w:eastAsia="es-CO"/>
-        </w:rPr>
-      </w:pPr>
-    </w:p>
-    <w:p>
-      <w:pPr>
-        <w:rPr>
-          <w:lang w:val="es-419" w:eastAsia="es-CO"/>
-        </w:rPr>
-      </w:pPr>
-    </w:p>
-    <w:p>
-      <w:pPr>
         <w:pStyle w:val="Figura"/>
         <w:rPr>
           <w:lang w:val="es-419"/>
@@ -3120,7 +3115,6 @@
         <w:rPr>
           <w:lang w:val="es-419"/>
         </w:rPr>
-        <w:lastRenderedPageBreak/>
         <w:t>Ciclo del servicio</w:t>
       </w:r>
     </w:p>
@@ -3198,39 +3192,16 @@
       </w:r>
     </w:p>
     <w:p>
-      <w:pPr>
-        <w:pStyle w:val="Cita"/>
-        <w:jc w:val="left"/>
-        <w:rPr>
-          <w:lang w:val="es-419" w:eastAsia="es-CO"/>
-        </w:rPr>
-      </w:pPr>
-      <w:r>
-        <w:rPr>
-          <w:lang w:val="es-419" w:eastAsia="es-CO"/>
-        </w:rPr>
-        <w:t>Nota. Tomada de Prieto (2018)</w:t>
-      </w:r>
-    </w:p>
-    <w:p>
-      <w:r>
+      <w:r>
+        <w:lastRenderedPageBreak/>
         <w:t>A continuación, se presenta, como ejemplo, el ciclo del servicio de un restaurante.</w:t>
       </w:r>
     </w:p>
-    <w:p/>
-    <w:p/>
-    <w:p/>
-    <w:p/>
-    <w:p/>
-    <w:p/>
-    <w:p/>
-    <w:p/>
     <w:p>
       <w:pPr>
         <w:pStyle w:val="Figura"/>
       </w:pPr>
       <w:r>
-        <w:lastRenderedPageBreak/>
         <w:t>Atención al cliente: ciclo del servicio</w:t>
       </w:r>
     </w:p>
@@ -3247,9 +3218,9 @@
           <w:lang w:eastAsia="es-CO"/>
         </w:rPr>
         <w:drawing>
-          <wp:inline distT="0" distB="0" distL="0" distR="0" wp14:anchorId="189430D9" wp14:editId="7A58014D">
-            <wp:extent cx="5692628" cy="3886200"/>
-            <wp:effectExtent l="0" t="0" r="3810" b="0"/>
+          <wp:inline distT="0" distB="0" distL="0" distR="0" wp14:anchorId="189430D9" wp14:editId="20B125C7">
+            <wp:extent cx="5793087" cy="3954780"/>
+            <wp:effectExtent l="0" t="0" r="0" b="7620"/>
             <wp:docPr id="1973214718" name="Imagen 7" descr="Diagrama circular sobre el ciclo del servicio en atención al cliente que incluye doce etapas: facilidad de estacionamiento, aspecto del establecimiento, recepción, asignación de mesa, atención y espera por la carta, toma de la orden, espera por el servicio, calidad del servicio, atención durante el servicio, espera por la cuenta, pago de la cuenta y despedida."/>
             <wp:cNvGraphicFramePr>
               <a:graphicFrameLocks xmlns:a="http://schemas.openxmlformats.org/drawingml/2006/main" noChangeAspect="1"/>
@@ -3288,7 +3259,7 @@
                   <pic:spPr bwMode="auto">
                     <a:xfrm>
                       <a:off x="0" y="0"/>
-                      <a:ext cx="5725398" cy="3908571"/>
+                      <a:ext cx="5808165" cy="3965073"/>
                     </a:xfrm>
                     <a:prstGeom prst="rect">
                       <a:avLst/>
@@ -3304,21 +3275,6 @@
     </w:p>
     <w:p>
       <w:pPr>
-        <w:pStyle w:val="Cita"/>
-        <w:jc w:val="left"/>
-        <w:rPr>
-          <w:lang w:val="es-419" w:eastAsia="es-CO"/>
-        </w:rPr>
-      </w:pPr>
-      <w:r>
-        <w:rPr>
-          <w:lang w:val="es-419" w:eastAsia="es-CO"/>
-        </w:rPr>
-        <w:t>Nota. Tomada de Prieto (2018)</w:t>
-      </w:r>
-    </w:p>
-    <w:p>
-      <w:pPr>
         <w:pStyle w:val="Ttulo3"/>
       </w:pPr>
       <w:r>
@@ -3348,14 +3304,14 @@
         <w:rPr>
           <w:lang w:val="es-419" w:eastAsia="es-CO"/>
         </w:rPr>
-        <w:t xml:space="preserve">El objetivo es anticiparse a dichos momentos y de esta manera implementar estrategias que contribuyan a obtener experiencias positivas y satisfactorias para los clientes. Cabe resaltar que la actitud y compromiso de los colaboradores inciden </w:t>
+        <w:t xml:space="preserve">El objetivo es anticiparse a dichos momentos y de esta manera implementar estrategias que contribuyan a obtener experiencias positivas y satisfactorias para los </w:t>
       </w:r>
       <w:r>
         <w:rPr>
           <w:lang w:val="es-419" w:eastAsia="es-CO"/>
         </w:rPr>
         <w:lastRenderedPageBreak/>
-        <w:t>directamente en la percepción de estos; por ende, la importancia de capacitarlos y generar un clima organizacional para beneficio de las partes interesadas.</w:t>
+        <w:t>clientes. Cabe resaltar que la actitud y compromiso de los colaboradores inciden directamente en la percepción de estos; por ende, la importancia de capacitarlos y generar un clima organizacional para beneficio de las partes interesadas.</w:t>
       </w:r>
     </w:p>
     <w:p>
@@ -3551,6 +3507,7 @@
         <w:pStyle w:val="Ttulo3"/>
       </w:pPr>
       <w:r>
+        <w:lastRenderedPageBreak/>
         <w:t>Etapas de momentos de verdad</w:t>
       </w:r>
     </w:p>
@@ -3597,7 +3554,6 @@
           <w:bCs/>
           <w:lang w:val="es-419" w:eastAsia="es-CO"/>
         </w:rPr>
-        <w:lastRenderedPageBreak/>
         <w:t>Momento crítico</w:t>
       </w:r>
       <w:r>
@@ -3749,11 +3705,10 @@
       </w:pPr>
     </w:p>
     <w:p/>
-    <w:p/>
-    <w:p/>
     <w:p>
       <w:pPr>
         <w:pStyle w:val="Video"/>
+        <w:jc w:val="left"/>
       </w:pPr>
       <w:r>
         <w:lastRenderedPageBreak/>
@@ -3775,9 +3730,9 @@
           <w:noProof/>
         </w:rPr>
         <w:drawing>
-          <wp:inline distT="0" distB="0" distL="0" distR="0" wp14:anchorId="69356A70" wp14:editId="227B7753">
-            <wp:extent cx="4572000" cy="2569802"/>
-            <wp:effectExtent l="0" t="0" r="0" b="2540"/>
+          <wp:inline distT="0" distB="0" distL="0" distR="0" wp14:anchorId="69356A70" wp14:editId="672C54CA">
+            <wp:extent cx="4680000" cy="2630506"/>
+            <wp:effectExtent l="0" t="0" r="6350" b="0"/>
             <wp:docPr id="1518963074" name="Imagen 1">
               <a:extLst xmlns:a="http://schemas.openxmlformats.org/drawingml/2006/main">
                 <a:ext uri="{C183D7F6-B498-43B3-948B-1728B52AA6E4}">
@@ -3810,7 +3765,7 @@
                   <pic:spPr>
                     <a:xfrm>
                       <a:off x="0" y="0"/>
-                      <a:ext cx="4572000" cy="2569802"/>
+                      <a:ext cx="4680000" cy="2630506"/>
                     </a:xfrm>
                     <a:prstGeom prst="rect">
                       <a:avLst/>
@@ -3876,7 +3831,14 @@
                 <w:b/>
                 <w:lang w:eastAsia="es-CO"/>
               </w:rPr>
-              <w:t xml:space="preserve">Síntesis del video: </w:t>
+              <w:t>Transcripción</w:t>
+            </w:r>
+            <w:r>
+              <w:rPr>
+                <w:b/>
+                <w:lang w:eastAsia="es-CO"/>
+              </w:rPr>
+              <w:t xml:space="preserve"> del video: </w:t>
             </w:r>
             <w:r>
               <w:rPr>
@@ -4018,9 +3980,9 @@
           <w:noProof/>
         </w:rPr>
         <w:drawing>
-          <wp:inline distT="0" distB="0" distL="0" distR="0" wp14:anchorId="0415FF78" wp14:editId="5358451A">
-            <wp:extent cx="6034454" cy="3152775"/>
-            <wp:effectExtent l="0" t="0" r="4445" b="0"/>
+          <wp:inline distT="0" distB="0" distL="0" distR="0" wp14:anchorId="0415FF78" wp14:editId="64EE44A6">
+            <wp:extent cx="5844540" cy="3053552"/>
+            <wp:effectExtent l="0" t="0" r="3810" b="0"/>
             <wp:docPr id="576065424" name="Imagen 12" descr="Diagrama del triángulo del servicio compuesto por cuatro elementos: estrategia, sistemas, personas y cliente, ubicados en forma triangular con el cliente al centro."/>
             <wp:cNvGraphicFramePr>
               <a:graphicFrameLocks xmlns:a="http://schemas.openxmlformats.org/drawingml/2006/main" noChangeAspect="1"/>
@@ -4048,7 +4010,7 @@
                   <pic:spPr bwMode="auto">
                     <a:xfrm>
                       <a:off x="0" y="0"/>
-                      <a:ext cx="6035040" cy="3153081"/>
+                      <a:ext cx="5852341" cy="3057628"/>
                     </a:xfrm>
                     <a:prstGeom prst="rect">
                       <a:avLst/>
@@ -4550,7 +4512,7 @@
       <w:pPr>
         <w:pStyle w:val="Ttulo2"/>
       </w:pPr>
-      <w:bookmarkStart w:id="5" w:name="_Toc199999643"/>
+      <w:bookmarkStart w:id="5" w:name="_Toc234936641"/>
       <w:r>
         <w:t>Cliente o usuario: definición, clasificación, tipología, características de población vulnerable</w:t>
       </w:r>
@@ -4722,7 +4684,31 @@
         <w:rPr>
           <w:lang w:val="es-419" w:eastAsia="es-CO"/>
         </w:rPr>
-        <w:t xml:space="preserve"> deben ser innovadoras, creativa. La actitud y disposición del cliente interno (colaboradores) debe</w:t>
+        <w:t xml:space="preserve"> deben ser innovadoras, </w:t>
+      </w:r>
+      <w:r>
+        <w:rPr>
+          <w:lang w:val="es-419" w:eastAsia="es-CO"/>
+        </w:rPr>
+        <w:t xml:space="preserve">y </w:t>
+      </w:r>
+      <w:r>
+        <w:rPr>
+          <w:lang w:val="es-419" w:eastAsia="es-CO"/>
+        </w:rPr>
+        <w:t>creativa</w:t>
+      </w:r>
+      <w:r>
+        <w:rPr>
+          <w:lang w:val="es-419" w:eastAsia="es-CO"/>
+        </w:rPr>
+        <w:t>s</w:t>
+      </w:r>
+      <w:r>
+        <w:rPr>
+          <w:lang w:val="es-419" w:eastAsia="es-CO"/>
+        </w:rPr>
+        <w:t>. La actitud y disposición del cliente interno (colaboradores) debe</w:t>
       </w:r>
       <w:r>
         <w:rPr>
@@ -4756,6 +4742,7 @@
           <w:ilvl w:val="0"/>
           <w:numId w:val="15"/>
         </w:numPr>
+        <w:ind w:left="993"/>
         <w:rPr>
           <w:lang w:val="es-419" w:eastAsia="es-CO"/>
         </w:rPr>
@@ -5408,7 +5395,7 @@
       <w:pPr>
         <w:pStyle w:val="Ttulo2"/>
       </w:pPr>
-      <w:bookmarkStart w:id="6" w:name="_Toc199999644"/>
+      <w:bookmarkStart w:id="6" w:name="_Toc234936642"/>
       <w:r>
         <w:t>Comunicación: definición, técnicas, tipos, expresión oral y escrita</w:t>
       </w:r>
@@ -5786,7 +5773,7 @@
       <w:pPr>
         <w:pStyle w:val="Ttulo2"/>
       </w:pPr>
-      <w:bookmarkStart w:id="7" w:name="_Toc199999645"/>
+      <w:bookmarkStart w:id="7" w:name="_Toc234936643"/>
       <w:r>
         <w:t>Etiqueta y protocolo empresarial</w:t>
       </w:r>
@@ -6458,7 +6445,7 @@
       <w:pPr>
         <w:pStyle w:val="Ttulo1"/>
       </w:pPr>
-      <w:bookmarkStart w:id="8" w:name="_Toc199999646"/>
+      <w:bookmarkStart w:id="8" w:name="_Toc234936644"/>
       <w:r>
         <w:lastRenderedPageBreak/>
         <w:t>Operación del servicio</w:t>
@@ -6482,7 +6469,7 @@
       <w:pPr>
         <w:pStyle w:val="Ttulo2"/>
       </w:pPr>
-      <w:bookmarkStart w:id="9" w:name="_Toc199999647"/>
+      <w:bookmarkStart w:id="9" w:name="_Toc234936645"/>
       <w:r>
         <w:t>Normas para el manejo de la información</w:t>
       </w:r>
@@ -6578,27 +6565,38 @@
     <w:p>
       <w:pPr>
         <w:rPr>
+          <w:b/>
+          <w:bCs/>
           <w:lang w:eastAsia="es-CO"/>
         </w:rPr>
       </w:pPr>
       <w:r>
         <w:rPr>
+          <w:b/>
+          <w:bCs/>
           <w:lang w:eastAsia="es-CO"/>
         </w:rPr>
         <w:lastRenderedPageBreak/>
+        <w:t>Ley estatutaria 1581 de 2012</w:t>
+      </w:r>
+    </w:p>
+    <w:p>
+      <w:pPr>
+        <w:rPr>
+          <w:lang w:eastAsia="es-CO"/>
+        </w:rPr>
+      </w:pPr>
+      <w:r>
+        <w:rPr>
+          <w:lang w:eastAsia="es-CO"/>
+        </w:rPr>
         <w:t xml:space="preserve">Para ampliar los lineamientos aplicables, es importante revisar la norma vigente; para ello se recomienda explorar el siguiente </w:t>
       </w:r>
       <w:r>
         <w:rPr>
           <w:lang w:eastAsia="es-CO"/>
         </w:rPr>
-        <w:t>enlace web</w:t>
-      </w:r>
-      <w:r>
-        <w:rPr>
-          <w:lang w:eastAsia="es-CO"/>
-        </w:rPr>
-        <w:t>.</w:t>
+        <w:t>recurso.</w:t>
       </w:r>
       <w:r>
         <w:rPr>
@@ -6610,17 +6608,13 @@
         <w:r>
           <w:rPr>
             <w:rStyle w:val="Hipervnculo"/>
+            <w:b/>
+            <w:bCs/>
             <w:lang w:eastAsia="es-CO"/>
           </w:rPr>
-          <w:t>Ley Estatutaria 1581 de 2012</w:t>
+          <w:t>Norma Nacional</w:t>
         </w:r>
       </w:hyperlink>
-      <w:r>
-        <w:rPr>
-          <w:lang w:eastAsia="es-CO"/>
-        </w:rPr>
-        <w:t xml:space="preserve"> </w:t>
-      </w:r>
     </w:p>
     <w:p>
       <w:pPr>
@@ -6650,7 +6644,7 @@
         <w:rPr>
           <w:lang w:val="es-419" w:eastAsia="es-CO"/>
         </w:rPr>
-        <w:t>Que mediante la Ley 1581 de 2012 se expidió el Régimen General de Protección de Datos Personales, el cual, de conformidad con su artículo 1, tiene por objeto “( … ) desarrollar el derecho constitucional que tienen todas las personas a conocer, actualizar y rectificar las informaciones que se hayan recogido sobre ellas en bases de datos o archivos, y los demás derechos, libertades y garantías constitucionales a que se refiere el artículo 15 de la Constitución Política; así como el derecho a la información consagrado en el artículo 20 de la misma” (Ministerio de Comercio, Industria y Turismo, 2013).</w:t>
+        <w:t>Que mediante la Ley 1581 de 2012 se expidió el Régimen General de Protección de Datos Personales, el cual, de conformidad con su artículo 1, tiene por objeto desarrollar el derecho constitucional que tienen todas las personas a conocer, actualizar y rectificar las informaciones que se hayan recogido sobre ellas en bases de datos o archivos, y los demás derechos, libertades y garantías constitucionales a que se refiere el artículo 15 de la Constitución Política; así como el derecho a la información consagrado en el artículo 20 de la misma” (Ministerio de Comercio, Industria y Turismo, 2013).</w:t>
       </w:r>
     </w:p>
     <w:p>
@@ -6704,14 +6698,14 @@
         <w:rPr>
           <w:lang w:val="es-419" w:eastAsia="es-CO"/>
         </w:rPr>
-        <w:t xml:space="preserve">Que con el fin de facilitar la implementación y cumplimiento de la Ley 1581 de 2012 se deben reglamentar aspectos relacionados con la autorización del Titular de información para el Tratamiento de sus datos personales, las </w:t>
+        <w:t xml:space="preserve">Que con el fin de facilitar la implementación y cumplimiento de la Ley 1581 de 2012 se deben reglamentar aspectos relacionados con la autorización </w:t>
       </w:r>
       <w:r>
         <w:rPr>
           <w:lang w:val="es-419" w:eastAsia="es-CO"/>
         </w:rPr>
         <w:lastRenderedPageBreak/>
-        <w:t>políticas de Tratamiento de los Responsables y Encargados, el ejercicio de los derechos de los Titulares de información, las transferencias de datos personales y la responsabilidad demostrada frente al Tratamiento de datos personales, este último tema referido a la rendición de cuentas.</w:t>
+        <w:t>del Titular de información para el Tratamiento de sus datos personales, las políticas de Tratamiento de los Responsables y Encargados, el ejercicio de los derechos de los Titulares de información, las transferencias de datos personales y la responsabilidad demostrada frente al Tratamiento de datos personales, este último tema referido a la rendición de cuentas.</w:t>
       </w:r>
     </w:p>
     <w:p>
@@ -6875,6 +6869,7 @@
         <w:rPr>
           <w:lang w:val="es-419" w:eastAsia="es-CO"/>
         </w:rPr>
+        <w:lastRenderedPageBreak/>
         <w:t>Identificación de la información para su consulta.</w:t>
       </w:r>
     </w:p>
@@ -6882,9 +6877,8 @@
       <w:pPr>
         <w:pStyle w:val="Ttulo2"/>
       </w:pPr>
-      <w:bookmarkStart w:id="10" w:name="_Toc199999648"/>
-      <w:r>
-        <w:lastRenderedPageBreak/>
+      <w:bookmarkStart w:id="10" w:name="_Toc234936646"/>
+      <w:r>
         <w:t>Solicitudes – tipos</w:t>
       </w:r>
       <w:bookmarkEnd w:id="10"/>
@@ -7063,7 +7057,7 @@
       <w:pPr>
         <w:pStyle w:val="Ttulo2"/>
       </w:pPr>
-      <w:bookmarkStart w:id="11" w:name="_Toc199999649"/>
+      <w:bookmarkStart w:id="11" w:name="_Toc234936647"/>
       <w:r>
         <w:t>Planes de contingencia</w:t>
       </w:r>
@@ -7086,8 +7080,9 @@
       <w:pPr>
         <w:pStyle w:val="Ttulo2"/>
       </w:pPr>
-      <w:bookmarkStart w:id="12" w:name="_Toc199999650"/>
-      <w:r>
+      <w:bookmarkStart w:id="12" w:name="_Toc234936648"/>
+      <w:r>
+        <w:lastRenderedPageBreak/>
         <w:t>Reportes de fallas</w:t>
       </w:r>
       <w:bookmarkEnd w:id="12"/>
@@ -7102,14 +7097,7 @@
         <w:rPr>
           <w:lang w:val="es-419" w:eastAsia="es-CO"/>
         </w:rPr>
-        <w:t xml:space="preserve">Para ofrecer un excelente servicio al cliente, atendiendo las necesidades y expectativas en pro de superarlas, se requiere diseñar un plan que relacione la </w:t>
-      </w:r>
-      <w:r>
-        <w:rPr>
-          <w:lang w:val="es-419" w:eastAsia="es-CO"/>
-        </w:rPr>
-        <w:lastRenderedPageBreak/>
-        <w:t>identificación de las fallas y las estrategias pertinentes para cada una, con el fin de mejorar continuamente los procesos y lograr los objetivos propuestos.</w:t>
+        <w:t>Para ofrecer un excelente servicio al cliente, atendiendo las necesidades y expectativas en pro de superarlas, se requiere diseñar un plan que relacione la identificación de las fallas y las estrategias pertinentes para cada una, con el fin de mejorar continuamente los procesos y lograr los objetivos propuestos.</w:t>
       </w:r>
     </w:p>
     <w:p>
@@ -7223,6 +7211,7 @@
           <w:bCs/>
           <w:lang w:val="es-419" w:eastAsia="es-CO"/>
         </w:rPr>
+        <w:lastRenderedPageBreak/>
         <w:t>Listado de casos pendientes</w:t>
       </w:r>
       <w:r>
@@ -7247,14 +7236,7 @@
         <w:rPr>
           <w:lang w:val="es-419" w:eastAsia="es-CO"/>
         </w:rPr>
-        <w:t xml:space="preserve">oportunamente, dando una solución acorde a la necesidad con el fin de lograr la satisfacción del cliente y, por ende, su fidelización; no hay </w:t>
-      </w:r>
-      <w:r>
-        <w:rPr>
-          <w:lang w:val="es-419" w:eastAsia="es-CO"/>
-        </w:rPr>
-        <w:lastRenderedPageBreak/>
-        <w:t>que olvidar que un caso no gestionado adecuadamente, genera malestar en el cliente, pérdida de este y disminución en los ingresos.</w:t>
+        <w:t>oportunamente, dando una solución acorde a la necesidad con el fin de lograr la satisfacción del cliente y, por ende, su fidelización; no hay que olvidar que un caso no gestionado adecuadamente, genera malestar en el cliente, pérdida de este y disminución en los ingresos.</w:t>
       </w:r>
     </w:p>
     <w:p>
@@ -7357,7 +7339,7 @@
       <w:pPr>
         <w:pStyle w:val="Ttulo2"/>
       </w:pPr>
-      <w:bookmarkStart w:id="13" w:name="_Toc199999651"/>
+      <w:bookmarkStart w:id="13" w:name="_Toc234936649"/>
       <w:r>
         <w:t>Respuesta: definición, técnicas, tiempo</w:t>
       </w:r>
@@ -7391,6 +7373,7 @@
         <w:rPr>
           <w:lang w:val="es-419" w:eastAsia="es-CO"/>
         </w:rPr>
+        <w:lastRenderedPageBreak/>
         <w:t>Escuchar atentamente al cliente.</w:t>
       </w:r>
     </w:p>
@@ -7445,7 +7428,6 @@
         <w:rPr>
           <w:lang w:val="es-419" w:eastAsia="es-CO"/>
         </w:rPr>
-        <w:lastRenderedPageBreak/>
         <w:t>Realizar llamadas telefónicas al cliente, si el caso lo requiere.</w:t>
       </w:r>
     </w:p>
@@ -7651,6 +7633,7 @@
           <w:bCs/>
           <w:lang w:val="es-419" w:eastAsia="es-CO"/>
         </w:rPr>
+        <w:lastRenderedPageBreak/>
         <w:t>Difundir mensajes en periodos de descanso</w:t>
       </w:r>
       <w:r>
@@ -7715,7 +7698,6 @@
           <w:bCs/>
           <w:lang w:val="es-419" w:eastAsia="es-CO"/>
         </w:rPr>
-        <w:lastRenderedPageBreak/>
         <w:t>Más planificación y organización</w:t>
       </w:r>
       <w:r>
@@ -7785,7 +7767,7 @@
           <w:lang w:val="es-CO"/>
         </w:rPr>
       </w:pPr>
-      <w:bookmarkStart w:id="14" w:name="_Toc199999652"/>
+      <w:bookmarkStart w:id="14" w:name="_Toc234936650"/>
       <w:r>
         <w:rPr>
           <w:lang w:val="es-CO"/>
@@ -7825,7 +7807,6 @@
     </w:p>
     <w:p>
       <w:pPr>
-        <w:jc w:val="center"/>
         <w:rPr>
           <w:noProof/>
           <w:lang w:eastAsia="es-CO"/>
@@ -7837,10 +7818,10 @@
           <w:lang w:eastAsia="es-CO"/>
         </w:rPr>
         <w:drawing>
-          <wp:inline distT="0" distB="0" distL="0" distR="0" wp14:anchorId="1D3F92CE" wp14:editId="0DEBECC4">
-            <wp:extent cx="5953125" cy="2446441"/>
+          <wp:inline distT="0" distB="0" distL="0" distR="0" wp14:anchorId="6FEF7C72" wp14:editId="10848FA6">
+            <wp:extent cx="5906176" cy="2438400"/>
             <wp:effectExtent l="0" t="0" r="0" b="0"/>
-            <wp:docPr id="1417743113" name="Gráfico 23" descr="Síntesis sobre el servicio al cliente en la gestión empresarial, dividido en seis áreas principales: políticas del servicio, cliente, servicio, comunicación, etiqueta y protocolo, y operación del servicio. Cada área incluye subtemas como normas ISO, tipos y características del cliente, ciclo y triángulo del servicio, técnicas de comunicación, imagen corporativa y manejo de información según la Ley 1581."/>
+            <wp:docPr id="259818173" name="Gráfico 4" descr="Síntesis sobre el servicio al cliente en la gestión empresarial, dividido en seis áreas principales: políticas del servicio, cliente, servicio, comunicación, etiqueta y protocolo, y operación del servicio. Cada área incluye subtemas como normas ISO, tipos y características del cliente, ciclo y triángulo del servicio, técnicas de comunicación, imagen corporativa y manejo de información según la Ley 1581."/>
             <wp:cNvGraphicFramePr>
               <a:graphicFrameLocks xmlns:a="http://schemas.openxmlformats.org/drawingml/2006/main" noChangeAspect="1"/>
             </wp:cNvGraphicFramePr>
@@ -7848,7 +7829,7 @@
               <a:graphicData uri="http://schemas.openxmlformats.org/drawingml/2006/picture">
                 <pic:pic xmlns:pic="http://schemas.openxmlformats.org/drawingml/2006/picture">
                   <pic:nvPicPr>
-                    <pic:cNvPr id="1417743113" name="Gráfico 23" descr="Síntesis sobre el servicio al cliente en la gestión empresarial, dividido en seis áreas principales: políticas del servicio, cliente, servicio, comunicación, etiqueta y protocolo, y operación del servicio. Cada área incluye subtemas como normas ISO, tipos y características del cliente, ciclo y triángulo del servicio, técnicas de comunicación, imagen corporativa y manejo de información según la Ley 1581."/>
+                    <pic:cNvPr id="259818173" name="Gráfico 4" descr="Síntesis sobre el servicio al cliente en la gestión empresarial, dividido en seis áreas principales: políticas del servicio, cliente, servicio, comunicación, etiqueta y protocolo, y operación del servicio. Cada área incluye subtemas como normas ISO, tipos y características del cliente, ciclo y triángulo del servicio, técnicas de comunicación, imagen corporativa y manejo de información según la Ley 1581."/>
                     <pic:cNvPicPr/>
                   </pic:nvPicPr>
                   <pic:blipFill>
@@ -7866,7 +7847,7 @@
                   <pic:spPr>
                     <a:xfrm>
                       <a:off x="0" y="0"/>
-                      <a:ext cx="5957457" cy="2448221"/>
+                      <a:ext cx="5920913" cy="2444484"/>
                     </a:xfrm>
                     <a:prstGeom prst="rect">
                       <a:avLst/>
@@ -7912,7 +7893,7 @@
           <w:lang w:val="es-CO"/>
         </w:rPr>
       </w:pPr>
-      <w:bookmarkStart w:id="15" w:name="_Toc199999653"/>
+      <w:bookmarkStart w:id="15" w:name="_Toc234936651"/>
       <w:r>
         <w:rPr>
           <w:lang w:val="es-CO"/>
@@ -8240,7 +8221,7 @@
           <w:lang w:val="es-CO"/>
         </w:rPr>
       </w:pPr>
-      <w:bookmarkStart w:id="16" w:name="_Toc199999654"/>
+      <w:bookmarkStart w:id="16" w:name="_Toc234936652"/>
       <w:r>
         <w:rPr>
           <w:lang w:val="es-CO"/>
@@ -8348,63 +8329,62 @@
         <w:rPr>
           <w:b/>
           <w:bCs/>
+          <w:lang w:val="en-US"/>
         </w:rPr>
         <w:t>ISO</w:t>
       </w:r>
       <w:r>
+        <w:rPr>
+          <w:lang w:val="en-US"/>
+        </w:rPr>
         <w:t xml:space="preserve">: </w:t>
       </w:r>
       <w:r>
         <w:rPr>
           <w:rStyle w:val="Extranjerismo"/>
-          <w:lang w:val="es-CO"/>
-        </w:rPr>
-        <w:t>I</w:t>
+        </w:rPr>
+        <w:t>international</w:t>
+      </w:r>
+      <w:r>
+        <w:rPr>
+          <w:lang w:val="en-US"/>
+        </w:rPr>
+        <w:t xml:space="preserve"> </w:t>
       </w:r>
       <w:r>
         <w:rPr>
           <w:rStyle w:val="Extranjerismo"/>
-          <w:lang w:val="es-CO"/>
-        </w:rPr>
-        <w:t>nternational</w:t>
-      </w:r>
-      <w:r>
+        </w:rPr>
+        <w:t>Organization</w:t>
+      </w:r>
+      <w:r>
+        <w:rPr>
+          <w:lang w:val="en-US"/>
+        </w:rPr>
         <w:t xml:space="preserve"> </w:t>
       </w:r>
-      <w:proofErr w:type="spellStart"/>
       <w:r>
         <w:rPr>
           <w:rStyle w:val="Extranjerismo"/>
-          <w:lang w:val="es-CO"/>
-        </w:rPr>
-        <w:t>Organization</w:t>
-      </w:r>
-      <w:proofErr w:type="spellEnd"/>
-      <w:r>
+        </w:rPr>
+        <w:t>for</w:t>
+      </w:r>
+      <w:r>
+        <w:rPr>
+          <w:lang w:val="en-US"/>
+        </w:rPr>
         <w:t xml:space="preserve"> </w:t>
       </w:r>
-      <w:proofErr w:type="spellStart"/>
       <w:r>
         <w:rPr>
           <w:rStyle w:val="Extranjerismo"/>
-          <w:lang w:val="es-CO"/>
-        </w:rPr>
-        <w:t>for</w:t>
-      </w:r>
-      <w:proofErr w:type="spellEnd"/>
-      <w:r>
-        <w:t xml:space="preserve"> </w:t>
-      </w:r>
-      <w:proofErr w:type="spellStart"/>
-      <w:r>
-        <w:rPr>
-          <w:rStyle w:val="Extranjerismo"/>
-          <w:lang w:val="es-CO"/>
         </w:rPr>
         <w:t>Standardization</w:t>
       </w:r>
-      <w:proofErr w:type="spellEnd"/>
-      <w:r>
+      <w:r>
+        <w:rPr>
+          <w:lang w:val="en-US"/>
+        </w:rPr>
         <w:t xml:space="preserve">. </w:t>
       </w:r>
       <w:r>
@@ -8432,7 +8412,19 @@
         <w:t>Momentos de verdad: </w:t>
       </w:r>
       <w:r>
-        <w:t>interacción que existe entre el cliente y la empresa. Se presenta una serie de actividades y/o acciones con el fin de adquirir el producto o servicio, como resultado se generan momentos negativos o positivos de acuerdo con la percepción del cliente y originadas por la experiencia obtenida desde que realizó contacto con la empresa.</w:t>
+        <w:t>interacción que existe entre el cliente y la empresa. Se presenta una serie de actividades y/o acciones con el fin de adquirir el producto o servicio</w:t>
+      </w:r>
+      <w:r>
+        <w:t>;</w:t>
+      </w:r>
+      <w:r>
+        <w:t xml:space="preserve"> como resultado</w:t>
+      </w:r>
+      <w:r>
+        <w:t>,</w:t>
+      </w:r>
+      <w:r>
+        <w:t xml:space="preserve"> se generan momentos negativos o positivos de acuerdo con la percepción del cliente y originadas por la experiencia obtenida desde que realizó contacto con la empresa.</w:t>
       </w:r>
     </w:p>
     <w:p>
@@ -8458,7 +8450,7 @@
           <w:lang w:val="es-CO"/>
         </w:rPr>
       </w:pPr>
-      <w:bookmarkStart w:id="17" w:name="_Toc199999655"/>
+      <w:bookmarkStart w:id="17" w:name="_Toc234936653"/>
       <w:r>
         <w:rPr>
           <w:lang w:val="es-CO"/>
@@ -8549,16 +8541,6 @@
       <w:r>
         <w:t>Fórmate. (16 de agosto de 2017). 5 consejos y técnicas de comunicación con el cliente.</w:t>
       </w:r>
-    </w:p>
-    <w:p>
-      <w:r>
-        <w:t>Martínez, M. (2013). Manual básico de protocolo empresarial y social. Díaz de Santos.</w:t>
-      </w:r>
-    </w:p>
-    <w:p>
-      <w:r>
-        <w:t>Ministerio de Comercio, Industria y Turismo. (27 de junio de 2013). Decreto 1377 de 2013.</w:t>
-      </w:r>
       <w:r>
         <w:t xml:space="preserve"> </w:t>
       </w:r>
@@ -8567,19 +8549,49 @@
           <w:rPr>
             <w:rStyle w:val="Hipervnculo"/>
           </w:rPr>
-          <w:t>http://wsp.presidencia.gov.co/Normativa/Decretos/2013/Documents/JUNIO/27/DECRETO%201377%20DEL%2027%20DE%20JUNIO%20DE%202013.pdf</w:t>
+          <w:t>https://www.formate.es/blog/consejos/5-consejos-y-tecnicas-de-comunicacion-con-el-cliente/</w:t>
         </w:r>
       </w:hyperlink>
     </w:p>
     <w:p>
       <w:r>
+        <w:t>Martínez, M. (2013). Manual básico de protocolo empresarial y social. Díaz de Santos.</w:t>
+      </w:r>
+    </w:p>
+    <w:p>
+      <w:r>
+        <w:t>Ministerio de Comercio, Industria y Turismo. (27 de junio de 2013). Decreto 1377 de 2013.</w:t>
+      </w:r>
+      <w:r>
+        <w:t xml:space="preserve"> </w:t>
+      </w:r>
+      <w:hyperlink r:id="rId32" w:tgtFrame="_blank" w:history="1">
+        <w:r>
+          <w:rPr>
+            <w:rStyle w:val="Hipervnculo"/>
+            <w:lang w:val="es-ES"/>
+          </w:rPr>
+          <w:t>https://www.funcionpublica.gov.co/eva/gestornormativo/norma.php?i=53646</w:t>
+        </w:r>
+      </w:hyperlink>
+      <w:r>
+        <w:rPr>
+          <w:b/>
+          <w:bCs/>
+          <w:lang w:val="es-ES"/>
+        </w:rPr>
+        <w:t> </w:t>
+      </w:r>
+    </w:p>
+    <w:p>
+      <w:r>
         <w:lastRenderedPageBreak/>
         <w:t>Organización Internacional de Normalización. (2015). Sistemas de gestión de la calidad (ISO 9001).</w:t>
       </w:r>
       <w:r>
         <w:t xml:space="preserve"> </w:t>
       </w:r>
-      <w:hyperlink r:id="rId32" w:anchor="iso:std:iso:9001:ed-5:v1:es" w:history="1">
+      <w:hyperlink r:id="rId33" w:anchor="iso:std:iso:9001:ed-5:v1:es" w:history="1">
         <w:r>
           <w:rPr>
             <w:rStyle w:val="Hipervnculo"/>
@@ -8606,7 +8618,7 @@
       <w:r>
         <w:t xml:space="preserve"> </w:t>
       </w:r>
-      <w:hyperlink r:id="rId33" w:history="1">
+      <w:hyperlink r:id="rId34" w:history="1">
         <w:r>
           <w:rPr>
             <w:rStyle w:val="Hipervnculo"/>
@@ -8622,7 +8634,7 @@
       <w:r>
         <w:t xml:space="preserve"> </w:t>
       </w:r>
-      <w:hyperlink r:id="rId34" w:history="1">
+      <w:hyperlink r:id="rId35" w:history="1">
         <w:r>
           <w:rPr>
             <w:rStyle w:val="Hipervnculo"/>
@@ -8638,7 +8650,7 @@
       <w:r>
         <w:t xml:space="preserve"> </w:t>
       </w:r>
-      <w:hyperlink r:id="rId35" w:anchor=":%7E:text=%2D%20Clasificaci%C3%B3n%20Espec%C3%ADfica%3A&amp;text=Clasificaci%C3%B3n%20de%20los%20Clientes%20Actuales,satisfacci%C3%B3n%20y%20grado%20de%20influencia." w:history="1">
+      <w:hyperlink r:id="rId36" w:anchor=":%7E:text=%2D%20Clasificaci%C3%B3n%20Espec%C3%ADfica%3A&amp;text=Clasificaci%C3%B3n%20de%20los%20Clientes%20Actuales,satisfacci%C3%B3n%20y%20grado%20de%20influencia." w:history="1">
         <w:r>
           <w:rPr>
             <w:rStyle w:val="Hipervnculo"/>
@@ -8673,7 +8685,7 @@
         </w:rPr>
         <w:t xml:space="preserve">Way to Success. </w:t>
       </w:r>
-      <w:hyperlink r:id="rId36" w:history="1">
+      <w:hyperlink r:id="rId37" w:history="1">
         <w:r>
           <w:rPr>
             <w:rStyle w:val="Hipervnculo"/>
@@ -8692,20 +8704,23 @@
     </w:p>
     <w:p>
       <w:pPr>
+        <w:rPr>
+          <w:lang w:val="en-US"/>
+        </w:rPr>
+      </w:pPr>
+    </w:p>
+    <w:p>
+      <w:pPr>
         <w:pStyle w:val="Titulosgenerales"/>
-        <w:rPr>
-          <w:lang w:val="es-CO"/>
-        </w:rPr>
-      </w:pPr>
-      <w:bookmarkStart w:id="18" w:name="_Toc199999656"/>
-      <w:r>
-        <w:rPr>
-          <w:lang w:val="es-CO"/>
-        </w:rPr>
+      </w:pPr>
+      <w:bookmarkStart w:id="18" w:name="_Toc229728698"/>
+      <w:bookmarkStart w:id="19" w:name="_Toc234936654"/>
+      <w:r>
         <w:lastRenderedPageBreak/>
         <w:t>Créditos</w:t>
       </w:r>
       <w:bookmarkEnd w:id="18"/>
+      <w:bookmarkEnd w:id="19"/>
     </w:p>
     <w:tbl>
       <w:tblPr>
@@ -8728,9 +8743,16 @@
         <w:tc>
           <w:tcPr>
             <w:tcW w:w="2830" w:type="dxa"/>
+            <w:tcMar>
+              <w:top w:w="60" w:type="dxa"/>
+              <w:left w:w="80" w:type="dxa"/>
+              <w:bottom w:w="60" w:type="dxa"/>
+              <w:right w:w="80" w:type="dxa"/>
+            </w:tcMar>
           </w:tcPr>
           <w:p>
             <w:pPr>
+              <w:spacing w:before="0" w:after="0"/>
               <w:ind w:firstLine="0"/>
               <w:rPr>
                 <w:lang w:eastAsia="es-CO"/>
@@ -8747,9 +8769,16 @@
         <w:tc>
           <w:tcPr>
             <w:tcW w:w="3261" w:type="dxa"/>
+            <w:tcMar>
+              <w:top w:w="60" w:type="dxa"/>
+              <w:left w:w="80" w:type="dxa"/>
+              <w:bottom w:w="60" w:type="dxa"/>
+              <w:right w:w="80" w:type="dxa"/>
+            </w:tcMar>
           </w:tcPr>
           <w:p>
             <w:pPr>
+              <w:spacing w:before="0" w:after="0"/>
               <w:ind w:firstLine="0"/>
               <w:rPr>
                 <w:lang w:eastAsia="es-CO"/>
@@ -8766,9 +8795,16 @@
         <w:tc>
           <w:tcPr>
             <w:tcW w:w="3969" w:type="dxa"/>
+            <w:tcMar>
+              <w:top w:w="60" w:type="dxa"/>
+              <w:left w:w="80" w:type="dxa"/>
+              <w:bottom w:w="60" w:type="dxa"/>
+              <w:right w:w="80" w:type="dxa"/>
+            </w:tcMar>
           </w:tcPr>
           <w:p>
             <w:pPr>
+              <w:spacing w:before="0" w:after="0"/>
               <w:ind w:firstLine="0"/>
               <w:rPr>
                 <w:lang w:eastAsia="es-CO"/>
@@ -8802,10 +8838,17 @@
         <w:tc>
           <w:tcPr>
             <w:tcW w:w="2830" w:type="dxa"/>
+            <w:tcMar>
+              <w:top w:w="60" w:type="dxa"/>
+              <w:left w:w="80" w:type="dxa"/>
+              <w:bottom w:w="60" w:type="dxa"/>
+              <w:right w:w="80" w:type="dxa"/>
+            </w:tcMar>
           </w:tcPr>
           <w:p>
             <w:pPr>
               <w:pStyle w:val="TextoTablas"/>
+              <w:spacing w:before="0" w:after="0"/>
               <w:rPr>
                 <w:lang w:val="es-CO"/>
               </w:rPr>
@@ -8814,17 +8857,24 @@
               <w:rPr>
                 <w:lang w:val="es-CO"/>
               </w:rPr>
-              <w:t>Milady Tatiana Villamil Castellanos</w:t>
+              <w:t>Claudia Johanna Gómez Pérez</w:t>
             </w:r>
           </w:p>
         </w:tc>
         <w:tc>
           <w:tcPr>
             <w:tcW w:w="3261" w:type="dxa"/>
+            <w:tcMar>
+              <w:top w:w="60" w:type="dxa"/>
+              <w:left w:w="80" w:type="dxa"/>
+              <w:bottom w:w="60" w:type="dxa"/>
+              <w:right w:w="80" w:type="dxa"/>
+            </w:tcMar>
           </w:tcPr>
           <w:p>
             <w:pPr>
               <w:pStyle w:val="TextoTablas"/>
+              <w:spacing w:before="0" w:after="0"/>
               <w:rPr>
                 <w:lang w:val="es-CO"/>
               </w:rPr>
@@ -8833,23 +8883,45 @@
               <w:rPr>
                 <w:lang w:val="es-CO"/>
               </w:rPr>
-              <w:t>Líder</w:t>
-            </w:r>
+              <w:t>Profesional 06 </w:t>
+            </w:r>
+          </w:p>
+          <w:p>
+            <w:pPr>
+              <w:pStyle w:val="TextoTablas"/>
+              <w:spacing w:before="0" w:after="0"/>
+              <w:rPr>
+                <w:lang w:val="es-ES"/>
+              </w:rPr>
+            </w:pPr>
             <w:r>
               <w:rPr>
                 <w:lang w:val="es-CO"/>
               </w:rPr>
-              <w:t xml:space="preserve"> del ecosistema</w:t>
+              <w:t>Responsable Ecosistema Virtual de Recursos Educativos Digitales</w:t>
+            </w:r>
+            <w:r>
+              <w:rPr>
+                <w:lang w:val="es-ES"/>
+              </w:rPr>
+              <w:t> </w:t>
             </w:r>
           </w:p>
         </w:tc>
         <w:tc>
           <w:tcPr>
             <w:tcW w:w="3969" w:type="dxa"/>
+            <w:tcMar>
+              <w:top w:w="60" w:type="dxa"/>
+              <w:left w:w="80" w:type="dxa"/>
+              <w:bottom w:w="60" w:type="dxa"/>
+              <w:right w:w="80" w:type="dxa"/>
+            </w:tcMar>
           </w:tcPr>
           <w:p>
             <w:pPr>
               <w:pStyle w:val="TextoTablas"/>
+              <w:spacing w:before="0" w:after="0"/>
               <w:rPr>
                 <w:lang w:val="es-CO"/>
               </w:rPr>
@@ -8858,7 +8930,7 @@
               <w:rPr>
                 <w:lang w:val="es-CO"/>
               </w:rPr>
-              <w:t>Dirección General</w:t>
+              <w:t>Centro Agroturístico - Regional Santander</w:t>
             </w:r>
           </w:p>
         </w:tc>
@@ -8867,10 +8939,17 @@
         <w:tc>
           <w:tcPr>
             <w:tcW w:w="2830" w:type="dxa"/>
+            <w:tcMar>
+              <w:top w:w="60" w:type="dxa"/>
+              <w:left w:w="80" w:type="dxa"/>
+              <w:bottom w:w="60" w:type="dxa"/>
+              <w:right w:w="80" w:type="dxa"/>
+            </w:tcMar>
           </w:tcPr>
           <w:p>
             <w:pPr>
               <w:pStyle w:val="TextoTablas"/>
+              <w:spacing w:before="0" w:after="0"/>
               <w:rPr>
                 <w:lang w:val="es-CO"/>
               </w:rPr>
@@ -8879,17 +8958,32 @@
               <w:rPr>
                 <w:lang w:val="es-CO"/>
               </w:rPr>
-              <w:t>Olga Constanza Bermúdez Jaimes</w:t>
-            </w:r>
+              <w:t xml:space="preserve">Olga Constanza Bermúdez </w:t>
+            </w:r>
+            <w:proofErr w:type="spellStart"/>
+            <w:r>
+              <w:rPr>
+                <w:lang w:val="es-CO"/>
+              </w:rPr>
+              <w:t>Jaimes</w:t>
+            </w:r>
+            <w:proofErr w:type="spellEnd"/>
           </w:p>
         </w:tc>
         <w:tc>
           <w:tcPr>
             <w:tcW w:w="3261" w:type="dxa"/>
+            <w:tcMar>
+              <w:top w:w="60" w:type="dxa"/>
+              <w:left w:w="80" w:type="dxa"/>
+              <w:bottom w:w="60" w:type="dxa"/>
+              <w:right w:w="80" w:type="dxa"/>
+            </w:tcMar>
           </w:tcPr>
           <w:p>
             <w:pPr>
               <w:pStyle w:val="TextoTablas"/>
+              <w:spacing w:before="0" w:after="0"/>
               <w:rPr>
                 <w:lang w:val="es-CO"/>
               </w:rPr>
@@ -8898,23 +8992,24 @@
               <w:rPr>
                 <w:lang w:val="es-CO"/>
               </w:rPr>
-              <w:t>R</w:t>
-            </w:r>
-            <w:r>
-              <w:rPr>
-                <w:lang w:val="es-CO"/>
-              </w:rPr>
-              <w:t>esponsable de línea de producción</w:t>
+              <w:t>Responsable de línea de producción Huila</w:t>
             </w:r>
           </w:p>
         </w:tc>
         <w:tc>
           <w:tcPr>
             <w:tcW w:w="3969" w:type="dxa"/>
+            <w:tcMar>
+              <w:top w:w="60" w:type="dxa"/>
+              <w:left w:w="80" w:type="dxa"/>
+              <w:bottom w:w="60" w:type="dxa"/>
+              <w:right w:w="80" w:type="dxa"/>
+            </w:tcMar>
           </w:tcPr>
           <w:p>
             <w:pPr>
               <w:pStyle w:val="TextoTablas"/>
+              <w:spacing w:before="0" w:after="0"/>
               <w:rPr>
                 <w:lang w:val="es-CO"/>
               </w:rPr>
@@ -8935,10 +9030,17 @@
         <w:tc>
           <w:tcPr>
             <w:tcW w:w="2830" w:type="dxa"/>
+            <w:tcMar>
+              <w:top w:w="60" w:type="dxa"/>
+              <w:left w:w="80" w:type="dxa"/>
+              <w:bottom w:w="60" w:type="dxa"/>
+              <w:right w:w="80" w:type="dxa"/>
+            </w:tcMar>
           </w:tcPr>
           <w:p>
             <w:pPr>
               <w:pStyle w:val="TextoTablas"/>
+              <w:spacing w:before="0" w:after="0"/>
               <w:rPr>
                 <w:lang w:val="es-CO"/>
               </w:rPr>
@@ -8954,10 +9056,17 @@
         <w:tc>
           <w:tcPr>
             <w:tcW w:w="3261" w:type="dxa"/>
+            <w:tcMar>
+              <w:top w:w="60" w:type="dxa"/>
+              <w:left w:w="80" w:type="dxa"/>
+              <w:bottom w:w="60" w:type="dxa"/>
+              <w:right w:w="80" w:type="dxa"/>
+            </w:tcMar>
           </w:tcPr>
           <w:p>
             <w:pPr>
               <w:pStyle w:val="TextoTablas"/>
+              <w:spacing w:before="0" w:after="0"/>
               <w:rPr>
                 <w:lang w:val="es-CO"/>
               </w:rPr>
@@ -8966,23 +9075,42 @@
               <w:rPr>
                 <w:lang w:val="es-CO"/>
               </w:rPr>
-              <w:t>E</w:t>
+              <w:t>Expert</w:t>
             </w:r>
             <w:r>
               <w:rPr>
                 <w:lang w:val="es-CO"/>
               </w:rPr>
-              <w:t>xperta temática</w:t>
+              <w:t>a</w:t>
+            </w:r>
+            <w:r>
+              <w:rPr>
+                <w:lang w:val="es-CO"/>
+              </w:rPr>
+              <w:t xml:space="preserve"> temátic</w:t>
+            </w:r>
+            <w:r>
+              <w:rPr>
+                <w:lang w:val="es-CO"/>
+              </w:rPr>
+              <w:t>a</w:t>
             </w:r>
           </w:p>
         </w:tc>
         <w:tc>
           <w:tcPr>
             <w:tcW w:w="3969" w:type="dxa"/>
+            <w:tcMar>
+              <w:top w:w="60" w:type="dxa"/>
+              <w:left w:w="80" w:type="dxa"/>
+              <w:bottom w:w="60" w:type="dxa"/>
+              <w:right w:w="80" w:type="dxa"/>
+            </w:tcMar>
           </w:tcPr>
           <w:p>
             <w:pPr>
               <w:pStyle w:val="TextoTablas"/>
+              <w:spacing w:before="0" w:after="0"/>
               <w:rPr>
                 <w:lang w:val="es-CO"/>
               </w:rPr>
@@ -8991,19 +9119,7 @@
               <w:rPr>
                 <w:lang w:val="es-CO"/>
               </w:rPr>
-              <w:t>Centro de Diseño y Metrología</w:t>
-            </w:r>
-            <w:r>
-              <w:rPr>
-                <w:lang w:val="es-CO"/>
-              </w:rPr>
-              <w:t xml:space="preserve"> - </w:t>
-            </w:r>
-            <w:r>
-              <w:rPr>
-                <w:lang w:val="es-CO"/>
-              </w:rPr>
-              <w:t>Regional Distrito Capital</w:t>
+              <w:t>Centro de Diseño y Metrología - Regional Distrito Capital</w:t>
             </w:r>
           </w:p>
         </w:tc>
@@ -9012,10 +9128,17 @@
         <w:tc>
           <w:tcPr>
             <w:tcW w:w="2830" w:type="dxa"/>
+            <w:tcMar>
+              <w:top w:w="60" w:type="dxa"/>
+              <w:left w:w="80" w:type="dxa"/>
+              <w:bottom w:w="60" w:type="dxa"/>
+              <w:right w:w="80" w:type="dxa"/>
+            </w:tcMar>
           </w:tcPr>
           <w:p>
             <w:pPr>
               <w:pStyle w:val="TextoTablas"/>
+              <w:spacing w:before="0" w:after="0"/>
               <w:rPr>
                 <w:lang w:val="es-CO"/>
               </w:rPr>
@@ -9031,10 +9154,17 @@
         <w:tc>
           <w:tcPr>
             <w:tcW w:w="3261" w:type="dxa"/>
+            <w:tcMar>
+              <w:top w:w="60" w:type="dxa"/>
+              <w:left w:w="80" w:type="dxa"/>
+              <w:bottom w:w="60" w:type="dxa"/>
+              <w:right w:w="80" w:type="dxa"/>
+            </w:tcMar>
           </w:tcPr>
           <w:p>
             <w:pPr>
               <w:pStyle w:val="TextoTablas"/>
+              <w:spacing w:before="0" w:after="0"/>
               <w:rPr>
                 <w:lang w:val="es-CO"/>
               </w:rPr>
@@ -9056,10 +9186,17 @@
         <w:tc>
           <w:tcPr>
             <w:tcW w:w="3969" w:type="dxa"/>
+            <w:tcMar>
+              <w:top w:w="60" w:type="dxa"/>
+              <w:left w:w="80" w:type="dxa"/>
+              <w:bottom w:w="60" w:type="dxa"/>
+              <w:right w:w="80" w:type="dxa"/>
+            </w:tcMar>
           </w:tcPr>
           <w:p>
             <w:pPr>
               <w:pStyle w:val="TextoTablas"/>
+              <w:spacing w:before="0" w:after="0"/>
               <w:rPr>
                 <w:lang w:val="es-CO"/>
               </w:rPr>
@@ -9068,19 +9205,7 @@
               <w:rPr>
                 <w:lang w:val="es-CO"/>
               </w:rPr>
-              <w:t>Centro para la Industria de la Comunicación Gráfica</w:t>
-            </w:r>
-            <w:r>
-              <w:rPr>
-                <w:lang w:val="es-CO"/>
-              </w:rPr>
-              <w:t xml:space="preserve"> - </w:t>
-            </w:r>
-            <w:r>
-              <w:rPr>
-                <w:lang w:val="es-CO"/>
-              </w:rPr>
-              <w:t>Regional Distrito Capital</w:t>
+              <w:t>Centro para la Industria de la Comunicación Gráfica. - Regional Distrito Capital</w:t>
             </w:r>
           </w:p>
         </w:tc>
@@ -9092,10 +9217,17 @@
         <w:tc>
           <w:tcPr>
             <w:tcW w:w="2830" w:type="dxa"/>
+            <w:tcMar>
+              <w:top w:w="60" w:type="dxa"/>
+              <w:left w:w="80" w:type="dxa"/>
+              <w:bottom w:w="60" w:type="dxa"/>
+              <w:right w:w="80" w:type="dxa"/>
+            </w:tcMar>
           </w:tcPr>
           <w:p>
             <w:pPr>
               <w:pStyle w:val="TextoTablas"/>
+              <w:spacing w:before="0" w:after="0"/>
               <w:rPr>
                 <w:lang w:val="es-CO"/>
               </w:rPr>
@@ -9111,10 +9243,17 @@
         <w:tc>
           <w:tcPr>
             <w:tcW w:w="3261" w:type="dxa"/>
+            <w:tcMar>
+              <w:top w:w="60" w:type="dxa"/>
+              <w:left w:w="80" w:type="dxa"/>
+              <w:bottom w:w="60" w:type="dxa"/>
+              <w:right w:w="80" w:type="dxa"/>
+            </w:tcMar>
           </w:tcPr>
           <w:p>
             <w:pPr>
               <w:pStyle w:val="TextoTablas"/>
+              <w:spacing w:before="0" w:after="0"/>
               <w:rPr>
                 <w:lang w:val="es-CO"/>
               </w:rPr>
@@ -9123,23 +9262,24 @@
               <w:rPr>
                 <w:lang w:val="es-CO"/>
               </w:rPr>
-              <w:t>D</w:t>
-            </w:r>
-            <w:r>
-              <w:rPr>
-                <w:lang w:val="es-CO"/>
-              </w:rPr>
-              <w:t>iseñador de contenidos digitales</w:t>
+              <w:t>Diseñador de contenidos digitales</w:t>
             </w:r>
           </w:p>
         </w:tc>
         <w:tc>
           <w:tcPr>
             <w:tcW w:w="3969" w:type="dxa"/>
+            <w:tcMar>
+              <w:top w:w="60" w:type="dxa"/>
+              <w:left w:w="80" w:type="dxa"/>
+              <w:bottom w:w="60" w:type="dxa"/>
+              <w:right w:w="80" w:type="dxa"/>
+            </w:tcMar>
           </w:tcPr>
           <w:p>
             <w:pPr>
               <w:pStyle w:val="TextoTablas"/>
+              <w:spacing w:before="0" w:after="0"/>
               <w:rPr>
                 <w:lang w:val="es-CO"/>
               </w:rPr>
@@ -9169,23 +9309,37 @@
         <w:tc>
           <w:tcPr>
             <w:tcW w:w="2830" w:type="dxa"/>
+            <w:tcMar>
+              <w:top w:w="60" w:type="dxa"/>
+              <w:left w:w="80" w:type="dxa"/>
+              <w:bottom w:w="60" w:type="dxa"/>
+              <w:right w:w="80" w:type="dxa"/>
+            </w:tcMar>
           </w:tcPr>
           <w:p>
             <w:pPr>
               <w:pStyle w:val="TextoTablas"/>
+              <w:spacing w:before="0" w:after="0"/>
             </w:pPr>
             <w:r>
-              <w:t>Manuel Felipe Echavarría Orozco</w:t>
+              <w:t>Cristian Fernando Martínez Sánchez</w:t>
             </w:r>
           </w:p>
         </w:tc>
         <w:tc>
           <w:tcPr>
             <w:tcW w:w="3261" w:type="dxa"/>
+            <w:tcMar>
+              <w:top w:w="60" w:type="dxa"/>
+              <w:left w:w="80" w:type="dxa"/>
+              <w:bottom w:w="60" w:type="dxa"/>
+              <w:right w:w="80" w:type="dxa"/>
+            </w:tcMar>
           </w:tcPr>
           <w:p>
             <w:pPr>
               <w:pStyle w:val="TextoTablas"/>
+              <w:spacing w:before="0" w:after="0"/>
               <w:rPr>
                 <w:lang w:val="es-CO"/>
               </w:rPr>
@@ -9211,26 +9365,36 @@
             </w:r>
             <w:r>
               <w:rPr>
-                <w:lang w:val="es-CO"/>
-              </w:rPr>
-              <w:t xml:space="preserve"> </w:t>
-            </w:r>
-            <w:r>
-              <w:rPr>
                 <w:rStyle w:val="Extranjerismo"/>
                 <w:lang w:val="es-CO"/>
               </w:rPr>
+              <w:t xml:space="preserve"> </w:t>
+            </w:r>
+            <w:proofErr w:type="spellStart"/>
+            <w:r>
+              <w:rPr>
+                <w:rStyle w:val="Extranjerismo"/>
+                <w:lang w:val="es-CO"/>
+              </w:rPr>
               <w:t>stack</w:t>
             </w:r>
+            <w:proofErr w:type="spellEnd"/>
           </w:p>
         </w:tc>
         <w:tc>
           <w:tcPr>
             <w:tcW w:w="3969" w:type="dxa"/>
+            <w:tcMar>
+              <w:top w:w="60" w:type="dxa"/>
+              <w:left w:w="80" w:type="dxa"/>
+              <w:bottom w:w="60" w:type="dxa"/>
+              <w:right w:w="80" w:type="dxa"/>
+            </w:tcMar>
           </w:tcPr>
           <w:p>
             <w:pPr>
               <w:pStyle w:val="TextoTablas"/>
+              <w:spacing w:before="0" w:after="0"/>
               <w:rPr>
                 <w:lang w:val="es-CO"/>
               </w:rPr>
@@ -9263,23 +9427,37 @@
         <w:tc>
           <w:tcPr>
             <w:tcW w:w="2830" w:type="dxa"/>
+            <w:tcMar>
+              <w:top w:w="60" w:type="dxa"/>
+              <w:left w:w="80" w:type="dxa"/>
+              <w:bottom w:w="60" w:type="dxa"/>
+              <w:right w:w="80" w:type="dxa"/>
+            </w:tcMar>
           </w:tcPr>
           <w:p>
             <w:pPr>
               <w:pStyle w:val="TextoTablas"/>
+              <w:spacing w:before="0" w:after="0"/>
             </w:pPr>
             <w:r>
-              <w:t>Jorge Leonardo Camacho Pardo</w:t>
+              <w:t>Manuel Felipe Echavarria Orozco</w:t>
             </w:r>
           </w:p>
         </w:tc>
         <w:tc>
           <w:tcPr>
             <w:tcW w:w="3261" w:type="dxa"/>
+            <w:tcMar>
+              <w:top w:w="60" w:type="dxa"/>
+              <w:left w:w="80" w:type="dxa"/>
+              <w:bottom w:w="60" w:type="dxa"/>
+              <w:right w:w="80" w:type="dxa"/>
+            </w:tcMar>
           </w:tcPr>
           <w:p>
             <w:pPr>
               <w:pStyle w:val="TextoTablas"/>
+              <w:spacing w:before="0" w:after="0"/>
               <w:rPr>
                 <w:lang w:val="es-CO"/>
               </w:rPr>
@@ -9288,49 +9466,47 @@
               <w:rPr>
                 <w:lang w:val="es-CO"/>
               </w:rPr>
-              <w:t xml:space="preserve">Desarrollo </w:t>
-            </w:r>
-            <w:r>
-              <w:rPr>
-                <w:rStyle w:val="Extranjerismo"/>
-              </w:rPr>
-              <w:t>f</w:t>
+              <w:t xml:space="preserve">Desarrollador </w:t>
             </w:r>
             <w:r>
               <w:rPr>
                 <w:rStyle w:val="Extranjerismo"/>
                 <w:lang w:val="es-CO"/>
               </w:rPr>
-              <w:t>ront</w:t>
-            </w:r>
-            <w:r>
-              <w:rPr>
-                <w:lang w:val="es-CO"/>
-              </w:rPr>
-              <w:t>-</w:t>
-            </w:r>
-            <w:r>
-              <w:rPr>
-                <w:rStyle w:val="Extranjerismo"/>
-              </w:rPr>
-              <w:t>e</w:t>
+              <w:t>full</w:t>
             </w:r>
             <w:r>
               <w:rPr>
                 <w:rStyle w:val="Extranjerismo"/>
                 <w:lang w:val="es-CO"/>
               </w:rPr>
-              <w:t>nd</w:t>
-            </w:r>
+              <w:t xml:space="preserve"> </w:t>
+            </w:r>
+            <w:proofErr w:type="spellStart"/>
+            <w:r>
+              <w:rPr>
+                <w:rStyle w:val="Extranjerismo"/>
+                <w:lang w:val="es-CO"/>
+              </w:rPr>
+              <w:t>stack</w:t>
+            </w:r>
+            <w:proofErr w:type="spellEnd"/>
           </w:p>
         </w:tc>
         <w:tc>
           <w:tcPr>
             <w:tcW w:w="3969" w:type="dxa"/>
+            <w:tcMar>
+              <w:top w:w="60" w:type="dxa"/>
+              <w:left w:w="80" w:type="dxa"/>
+              <w:bottom w:w="60" w:type="dxa"/>
+              <w:right w:w="80" w:type="dxa"/>
+            </w:tcMar>
           </w:tcPr>
           <w:p>
             <w:pPr>
               <w:pStyle w:val="TextoTablas"/>
+              <w:spacing w:before="0" w:after="0"/>
               <w:rPr>
                 <w:lang w:val="es-CO"/>
               </w:rPr>
@@ -9339,7 +9515,7 @@
               <w:rPr>
                 <w:lang w:val="es-CO"/>
               </w:rPr>
-              <w:t>Centro Industrial del Diseño y la Manufactura - Regional Santander</w:t>
+              <w:t>Centro Agroempresarial y Desarrollo Pecuario - Regional Huila </w:t>
             </w:r>
           </w:p>
         </w:tc>
@@ -9348,23 +9524,37 @@
         <w:tc>
           <w:tcPr>
             <w:tcW w:w="2830" w:type="dxa"/>
+            <w:tcMar>
+              <w:top w:w="60" w:type="dxa"/>
+              <w:left w:w="80" w:type="dxa"/>
+              <w:bottom w:w="60" w:type="dxa"/>
+              <w:right w:w="80" w:type="dxa"/>
+            </w:tcMar>
           </w:tcPr>
           <w:p>
             <w:pPr>
               <w:pStyle w:val="TextoTablas"/>
+              <w:spacing w:before="0" w:after="0"/>
             </w:pPr>
             <w:r>
-              <w:t>Ángela María Maldonado Jaime</w:t>
+              <w:t>Jorge Leonardo Camacho Pardo</w:t>
             </w:r>
           </w:p>
         </w:tc>
         <w:tc>
           <w:tcPr>
             <w:tcW w:w="3261" w:type="dxa"/>
+            <w:tcMar>
+              <w:top w:w="60" w:type="dxa"/>
+              <w:left w:w="80" w:type="dxa"/>
+              <w:bottom w:w="60" w:type="dxa"/>
+              <w:right w:w="80" w:type="dxa"/>
+            </w:tcMar>
           </w:tcPr>
           <w:p>
             <w:pPr>
               <w:pStyle w:val="TextoTablas"/>
+              <w:spacing w:before="0" w:after="0"/>
               <w:rPr>
                 <w:lang w:val="es-CO"/>
               </w:rPr>
@@ -9373,17 +9563,24 @@
               <w:rPr>
                 <w:lang w:val="es-CO"/>
               </w:rPr>
-              <w:t>Producción audiovisual</w:t>
+              <w:t>Desarrollo Front-End</w:t>
             </w:r>
           </w:p>
         </w:tc>
         <w:tc>
           <w:tcPr>
             <w:tcW w:w="3969" w:type="dxa"/>
+            <w:tcMar>
+              <w:top w:w="60" w:type="dxa"/>
+              <w:left w:w="80" w:type="dxa"/>
+              <w:bottom w:w="60" w:type="dxa"/>
+              <w:right w:w="80" w:type="dxa"/>
+            </w:tcMar>
           </w:tcPr>
           <w:p>
             <w:pPr>
               <w:pStyle w:val="TextoTablas"/>
+              <w:spacing w:before="0" w:after="0"/>
               <w:rPr>
                 <w:lang w:val="es-CO"/>
               </w:rPr>
@@ -9392,7 +9589,13 @@
               <w:rPr>
                 <w:lang w:val="es-CO"/>
               </w:rPr>
-              <w:t>Centro Industrial del Diseño y la Manufactura - Regional Santander</w:t>
+              <w:t>Centro Industrial del Diseño y la Manufactura - Regional Santande</w:t>
+            </w:r>
+            <w:r>
+              <w:rPr>
+                <w:lang w:val="es-CO"/>
+              </w:rPr>
+              <w:t>r</w:t>
             </w:r>
           </w:p>
         </w:tc>
@@ -9404,23 +9607,43 @@
         <w:tc>
           <w:tcPr>
             <w:tcW w:w="2830" w:type="dxa"/>
+            <w:tcMar>
+              <w:top w:w="60" w:type="dxa"/>
+              <w:left w:w="80" w:type="dxa"/>
+              <w:bottom w:w="60" w:type="dxa"/>
+              <w:right w:w="80" w:type="dxa"/>
+            </w:tcMar>
           </w:tcPr>
           <w:p>
             <w:pPr>
               <w:pStyle w:val="TextoTablas"/>
+              <w:spacing w:before="0" w:after="0"/>
+              <w:rPr>
+                <w:lang w:val="es-CO"/>
+              </w:rPr>
             </w:pPr>
             <w:r>
-              <w:t>Gilberto Junior Rodríguez Rodríguez</w:t>
+              <w:rPr>
+                <w:lang w:val="es-CO"/>
+              </w:rPr>
+              <w:t>Ángela María Maldonado Jaime</w:t>
             </w:r>
           </w:p>
         </w:tc>
         <w:tc>
           <w:tcPr>
             <w:tcW w:w="3261" w:type="dxa"/>
+            <w:tcMar>
+              <w:top w:w="60" w:type="dxa"/>
+              <w:left w:w="80" w:type="dxa"/>
+              <w:bottom w:w="60" w:type="dxa"/>
+              <w:right w:w="80" w:type="dxa"/>
+            </w:tcMar>
           </w:tcPr>
           <w:p>
             <w:pPr>
               <w:pStyle w:val="TextoTablas"/>
+              <w:spacing w:before="0" w:after="0"/>
               <w:rPr>
                 <w:lang w:val="es-CO"/>
               </w:rPr>
@@ -9436,10 +9659,17 @@
         <w:tc>
           <w:tcPr>
             <w:tcW w:w="3969" w:type="dxa"/>
+            <w:tcMar>
+              <w:top w:w="60" w:type="dxa"/>
+              <w:left w:w="80" w:type="dxa"/>
+              <w:bottom w:w="60" w:type="dxa"/>
+              <w:right w:w="80" w:type="dxa"/>
+            </w:tcMar>
           </w:tcPr>
           <w:p>
             <w:pPr>
               <w:pStyle w:val="TextoTablas"/>
+              <w:spacing w:before="0" w:after="0"/>
               <w:rPr>
                 <w:lang w:val="es-CO"/>
               </w:rPr>
@@ -9448,7 +9678,13 @@
               <w:rPr>
                 <w:lang w:val="es-CO"/>
               </w:rPr>
-              <w:t>Centro Industrial del Diseño y la Manufactura - Regional Santander</w:t>
+              <w:t>Centro Industrial del Diseño y la Manufactura - Regional Santande</w:t>
+            </w:r>
+            <w:r>
+              <w:rPr>
+                <w:lang w:val="es-CO"/>
+              </w:rPr>
+              <w:t>r</w:t>
             </w:r>
           </w:p>
         </w:tc>
@@ -9457,23 +9693,51 @@
         <w:tc>
           <w:tcPr>
             <w:tcW w:w="2830" w:type="dxa"/>
+            <w:tcMar>
+              <w:top w:w="60" w:type="dxa"/>
+              <w:left w:w="80" w:type="dxa"/>
+              <w:bottom w:w="60" w:type="dxa"/>
+              <w:right w:w="80" w:type="dxa"/>
+            </w:tcMar>
           </w:tcPr>
           <w:p>
             <w:pPr>
               <w:pStyle w:val="TextoTablas"/>
+              <w:spacing w:before="0" w:after="0"/>
+              <w:rPr>
+                <w:lang w:val="es-CO"/>
+              </w:rPr>
             </w:pPr>
             <w:r>
-              <w:t>John Jairo Arciniegas González</w:t>
-            </w:r>
+              <w:rPr>
+                <w:lang w:val="es-CO"/>
+              </w:rPr>
+              <w:t xml:space="preserve">Gilberto Junior Rodríguez </w:t>
+            </w:r>
+            <w:proofErr w:type="spellStart"/>
+            <w:r>
+              <w:rPr>
+                <w:lang w:val="es-CO"/>
+              </w:rPr>
+              <w:t>Rodríguez</w:t>
+            </w:r>
+            <w:proofErr w:type="spellEnd"/>
           </w:p>
         </w:tc>
         <w:tc>
           <w:tcPr>
             <w:tcW w:w="3261" w:type="dxa"/>
+            <w:tcMar>
+              <w:top w:w="60" w:type="dxa"/>
+              <w:left w:w="80" w:type="dxa"/>
+              <w:bottom w:w="60" w:type="dxa"/>
+              <w:right w:w="80" w:type="dxa"/>
+            </w:tcMar>
           </w:tcPr>
           <w:p>
             <w:pPr>
               <w:pStyle w:val="TextoTablas"/>
+              <w:spacing w:before="0" w:after="0"/>
               <w:rPr>
                 <w:lang w:val="es-CO"/>
               </w:rPr>
@@ -9489,10 +9753,17 @@
         <w:tc>
           <w:tcPr>
             <w:tcW w:w="3969" w:type="dxa"/>
+            <w:tcMar>
+              <w:top w:w="60" w:type="dxa"/>
+              <w:left w:w="80" w:type="dxa"/>
+              <w:bottom w:w="60" w:type="dxa"/>
+              <w:right w:w="80" w:type="dxa"/>
+            </w:tcMar>
           </w:tcPr>
           <w:p>
             <w:pPr>
               <w:pStyle w:val="TextoTablas"/>
+              <w:spacing w:before="0" w:after="0"/>
               <w:rPr>
                 <w:lang w:val="es-CO"/>
               </w:rPr>
@@ -9501,7 +9772,13 @@
               <w:rPr>
                 <w:lang w:val="es-CO"/>
               </w:rPr>
-              <w:t>Centro Industrial del Diseño y la Manufactura - Regional Santander</w:t>
+              <w:t>Centro Industrial del Diseño y la Manufactura - Regional Santande</w:t>
+            </w:r>
+            <w:r>
+              <w:rPr>
+                <w:lang w:val="es-CO"/>
+              </w:rPr>
+              <w:t>r</w:t>
             </w:r>
           </w:p>
         </w:tc>
@@ -9513,23 +9790,43 @@
         <w:tc>
           <w:tcPr>
             <w:tcW w:w="2830" w:type="dxa"/>
+            <w:tcMar>
+              <w:top w:w="60" w:type="dxa"/>
+              <w:left w:w="80" w:type="dxa"/>
+              <w:bottom w:w="60" w:type="dxa"/>
+              <w:right w:w="80" w:type="dxa"/>
+            </w:tcMar>
           </w:tcPr>
           <w:p>
             <w:pPr>
               <w:pStyle w:val="TextoTablas"/>
+              <w:spacing w:before="0" w:after="0"/>
+              <w:rPr>
+                <w:lang w:val="es-CO"/>
+              </w:rPr>
             </w:pPr>
             <w:r>
-              <w:t>Víctor Raúl Cárdenas Cáceres</w:t>
+              <w:rPr>
+                <w:lang w:val="es-CO"/>
+              </w:rPr>
+              <w:t>John Jairo Arciniegas González</w:t>
             </w:r>
           </w:p>
         </w:tc>
         <w:tc>
           <w:tcPr>
             <w:tcW w:w="3261" w:type="dxa"/>
+            <w:tcMar>
+              <w:top w:w="60" w:type="dxa"/>
+              <w:left w:w="80" w:type="dxa"/>
+              <w:bottom w:w="60" w:type="dxa"/>
+              <w:right w:w="80" w:type="dxa"/>
+            </w:tcMar>
           </w:tcPr>
           <w:p>
             <w:pPr>
               <w:pStyle w:val="TextoTablas"/>
+              <w:spacing w:before="0" w:after="0"/>
               <w:rPr>
                 <w:lang w:val="es-CO"/>
               </w:rPr>
@@ -9545,10 +9842,17 @@
         <w:tc>
           <w:tcPr>
             <w:tcW w:w="3969" w:type="dxa"/>
+            <w:tcMar>
+              <w:top w:w="60" w:type="dxa"/>
+              <w:left w:w="80" w:type="dxa"/>
+              <w:bottom w:w="60" w:type="dxa"/>
+              <w:right w:w="80" w:type="dxa"/>
+            </w:tcMar>
           </w:tcPr>
           <w:p>
             <w:pPr>
               <w:pStyle w:val="TextoTablas"/>
+              <w:spacing w:before="0" w:after="0"/>
               <w:rPr>
                 <w:lang w:val="es-CO"/>
               </w:rPr>
@@ -9557,7 +9861,13 @@
               <w:rPr>
                 <w:lang w:val="es-CO"/>
               </w:rPr>
-              <w:t>Centro Industrial del Diseño y la Manufactura - Regional Santander</w:t>
+              <w:t>Centro Industrial del Diseño y la Manufactura - Regional Santande</w:t>
+            </w:r>
+            <w:r>
+              <w:rPr>
+                <w:lang w:val="es-CO"/>
+              </w:rPr>
+              <w:t>r</w:t>
             </w:r>
           </w:p>
         </w:tc>
@@ -9566,23 +9876,43 @@
         <w:tc>
           <w:tcPr>
             <w:tcW w:w="2830" w:type="dxa"/>
+            <w:tcMar>
+              <w:top w:w="60" w:type="dxa"/>
+              <w:left w:w="80" w:type="dxa"/>
+              <w:bottom w:w="60" w:type="dxa"/>
+              <w:right w:w="80" w:type="dxa"/>
+            </w:tcMar>
           </w:tcPr>
           <w:p>
             <w:pPr>
               <w:pStyle w:val="TextoTablas"/>
+              <w:spacing w:before="0" w:after="0"/>
+              <w:rPr>
+                <w:lang w:val="es-CO"/>
+              </w:rPr>
             </w:pPr>
             <w:r>
-              <w:t>Wilson Andrés Arenales Cáceres</w:t>
+              <w:rPr>
+                <w:lang w:val="es-CO"/>
+              </w:rPr>
+              <w:t>Víctor Raúl Cárdenas Cáceres</w:t>
             </w:r>
           </w:p>
         </w:tc>
         <w:tc>
           <w:tcPr>
             <w:tcW w:w="3261" w:type="dxa"/>
+            <w:tcMar>
+              <w:top w:w="60" w:type="dxa"/>
+              <w:left w:w="80" w:type="dxa"/>
+              <w:bottom w:w="60" w:type="dxa"/>
+              <w:right w:w="80" w:type="dxa"/>
+            </w:tcMar>
           </w:tcPr>
           <w:p>
             <w:pPr>
               <w:pStyle w:val="TextoTablas"/>
+              <w:spacing w:before="0" w:after="0"/>
               <w:rPr>
                 <w:lang w:val="es-CO"/>
               </w:rPr>
@@ -9598,10 +9928,17 @@
         <w:tc>
           <w:tcPr>
             <w:tcW w:w="3969" w:type="dxa"/>
+            <w:tcMar>
+              <w:top w:w="60" w:type="dxa"/>
+              <w:left w:w="80" w:type="dxa"/>
+              <w:bottom w:w="60" w:type="dxa"/>
+              <w:right w:w="80" w:type="dxa"/>
+            </w:tcMar>
           </w:tcPr>
           <w:p>
             <w:pPr>
               <w:pStyle w:val="TextoTablas"/>
+              <w:spacing w:before="0" w:after="0"/>
               <w:rPr>
                 <w:lang w:val="es-CO"/>
               </w:rPr>
@@ -9610,7 +9947,13 @@
               <w:rPr>
                 <w:lang w:val="es-CO"/>
               </w:rPr>
-              <w:t>Centro Industrial del Diseño y la Manufactura - Regional Santander</w:t>
+              <w:t>Centro Industrial del Diseño y la Manufactura - Regional Santande</w:t>
+            </w:r>
+            <w:r>
+              <w:rPr>
+                <w:lang w:val="es-CO"/>
+              </w:rPr>
+              <w:t>r</w:t>
             </w:r>
           </w:p>
         </w:tc>
@@ -9622,10 +9965,17 @@
         <w:tc>
           <w:tcPr>
             <w:tcW w:w="2830" w:type="dxa"/>
+            <w:tcMar>
+              <w:top w:w="60" w:type="dxa"/>
+              <w:left w:w="80" w:type="dxa"/>
+              <w:bottom w:w="60" w:type="dxa"/>
+              <w:right w:w="80" w:type="dxa"/>
+            </w:tcMar>
           </w:tcPr>
           <w:p>
             <w:pPr>
               <w:pStyle w:val="TextoTablas"/>
+              <w:spacing w:before="0" w:after="0"/>
               <w:rPr>
                 <w:lang w:val="es-CO"/>
               </w:rPr>
@@ -9634,18 +9984,24 @@
               <w:rPr>
                 <w:lang w:val="es-CO"/>
               </w:rPr>
-              <w:lastRenderedPageBreak/>
-              <w:t>Aixa Natalia Sendoya Fernández</w:t>
+              <w:t>Wilson Andrés Arenales Cáceres</w:t>
             </w:r>
           </w:p>
         </w:tc>
         <w:tc>
           <w:tcPr>
             <w:tcW w:w="3261" w:type="dxa"/>
+            <w:tcMar>
+              <w:top w:w="60" w:type="dxa"/>
+              <w:left w:w="80" w:type="dxa"/>
+              <w:bottom w:w="60" w:type="dxa"/>
+              <w:right w:w="80" w:type="dxa"/>
+            </w:tcMar>
           </w:tcPr>
           <w:p>
             <w:pPr>
               <w:pStyle w:val="TextoTablas"/>
+              <w:spacing w:before="0" w:after="0"/>
               <w:rPr>
                 <w:lang w:val="es-CO"/>
               </w:rPr>
@@ -9654,23 +10010,24 @@
               <w:rPr>
                 <w:lang w:val="es-CO"/>
               </w:rPr>
-              <w:t>V</w:t>
-            </w:r>
-            <w:r>
-              <w:rPr>
-                <w:lang w:val="es-CO"/>
-              </w:rPr>
-              <w:t>alidador de recursos educativos digitales</w:t>
+              <w:t>Producción audiovisual</w:t>
             </w:r>
           </w:p>
         </w:tc>
         <w:tc>
           <w:tcPr>
             <w:tcW w:w="3969" w:type="dxa"/>
+            <w:tcMar>
+              <w:top w:w="60" w:type="dxa"/>
+              <w:left w:w="80" w:type="dxa"/>
+              <w:bottom w:w="60" w:type="dxa"/>
+              <w:right w:w="80" w:type="dxa"/>
+            </w:tcMar>
           </w:tcPr>
           <w:p>
             <w:pPr>
               <w:pStyle w:val="TextoTablas"/>
+              <w:spacing w:before="0" w:after="0"/>
               <w:rPr>
                 <w:lang w:val="es-CO"/>
               </w:rPr>
@@ -9679,19 +10036,13 @@
               <w:rPr>
                 <w:lang w:val="es-CO"/>
               </w:rPr>
-              <w:t>Centro Agroempresarial y Desarrollo Pecuario</w:t>
+              <w:t>Centro Industrial del Diseño y la Manufactura - Regional Santande</w:t>
             </w:r>
             <w:r>
               <w:rPr>
                 <w:lang w:val="es-CO"/>
               </w:rPr>
-              <w:t xml:space="preserve"> - </w:t>
-            </w:r>
-            <w:r>
-              <w:rPr>
-                <w:lang w:val="es-CO"/>
-              </w:rPr>
-              <w:t>Regional Huila</w:t>
+              <w:t>r</w:t>
             </w:r>
           </w:p>
         </w:tc>
@@ -9700,10 +10051,17 @@
         <w:tc>
           <w:tcPr>
             <w:tcW w:w="2830" w:type="dxa"/>
+            <w:tcMar>
+              <w:top w:w="60" w:type="dxa"/>
+              <w:left w:w="80" w:type="dxa"/>
+              <w:bottom w:w="60" w:type="dxa"/>
+              <w:right w:w="80" w:type="dxa"/>
+            </w:tcMar>
           </w:tcPr>
           <w:p>
             <w:pPr>
               <w:pStyle w:val="TextoTablas"/>
+              <w:spacing w:before="0" w:after="0"/>
               <w:rPr>
                 <w:lang w:val="es-CO"/>
               </w:rPr>
@@ -9712,17 +10070,24 @@
               <w:rPr>
                 <w:lang w:val="es-CO"/>
               </w:rPr>
-              <w:t>Jaime Hernán Tejada Llano</w:t>
+              <w:t>Aixa Natalia Sendoya Fernández</w:t>
             </w:r>
           </w:p>
         </w:tc>
         <w:tc>
           <w:tcPr>
             <w:tcW w:w="3261" w:type="dxa"/>
+            <w:tcMar>
+              <w:top w:w="60" w:type="dxa"/>
+              <w:left w:w="80" w:type="dxa"/>
+              <w:bottom w:w="60" w:type="dxa"/>
+              <w:right w:w="80" w:type="dxa"/>
+            </w:tcMar>
           </w:tcPr>
           <w:p>
             <w:pPr>
               <w:pStyle w:val="TextoTablas"/>
+              <w:spacing w:before="0" w:after="0"/>
               <w:rPr>
                 <w:lang w:val="es-CO"/>
               </w:rPr>
@@ -9744,10 +10109,17 @@
         <w:tc>
           <w:tcPr>
             <w:tcW w:w="3969" w:type="dxa"/>
+            <w:tcMar>
+              <w:top w:w="60" w:type="dxa"/>
+              <w:left w:w="80" w:type="dxa"/>
+              <w:bottom w:w="60" w:type="dxa"/>
+              <w:right w:w="80" w:type="dxa"/>
+            </w:tcMar>
           </w:tcPr>
           <w:p>
             <w:pPr>
               <w:pStyle w:val="TextoTablas"/>
+              <w:spacing w:before="0" w:after="0"/>
               <w:rPr>
                 <w:lang w:val="es-CO"/>
               </w:rPr>
@@ -9780,10 +10152,17 @@
         <w:tc>
           <w:tcPr>
             <w:tcW w:w="2830" w:type="dxa"/>
+            <w:tcMar>
+              <w:top w:w="60" w:type="dxa"/>
+              <w:left w:w="80" w:type="dxa"/>
+              <w:bottom w:w="60" w:type="dxa"/>
+              <w:right w:w="80" w:type="dxa"/>
+            </w:tcMar>
           </w:tcPr>
           <w:p>
             <w:pPr>
               <w:pStyle w:val="TextoTablas"/>
+              <w:spacing w:before="0" w:after="0"/>
               <w:rPr>
                 <w:lang w:val="es-CO"/>
               </w:rPr>
@@ -9792,17 +10171,25 @@
               <w:rPr>
                 <w:lang w:val="es-CO"/>
               </w:rPr>
-              <w:t>Raúl Mosquera Serrano</w:t>
+              <w:lastRenderedPageBreak/>
+              <w:t>Jaime Hernán Tejada Llano</w:t>
             </w:r>
           </w:p>
         </w:tc>
         <w:tc>
           <w:tcPr>
             <w:tcW w:w="3261" w:type="dxa"/>
+            <w:tcMar>
+              <w:top w:w="60" w:type="dxa"/>
+              <w:left w:w="80" w:type="dxa"/>
+              <w:bottom w:w="60" w:type="dxa"/>
+              <w:right w:w="80" w:type="dxa"/>
+            </w:tcMar>
           </w:tcPr>
           <w:p>
             <w:pPr>
               <w:pStyle w:val="TextoTablas"/>
+              <w:spacing w:before="0" w:after="0"/>
               <w:rPr>
                 <w:lang w:val="es-CO"/>
               </w:rPr>
@@ -9811,23 +10198,24 @@
               <w:rPr>
                 <w:lang w:val="es-CO"/>
               </w:rPr>
-              <w:t>E</w:t>
-            </w:r>
-            <w:r>
-              <w:rPr>
-                <w:lang w:val="es-CO"/>
-              </w:rPr>
-              <w:t>valuador para contenidos inclusivos y accesibles</w:t>
+              <w:t>Validador de recursos educativos digitales</w:t>
             </w:r>
           </w:p>
         </w:tc>
         <w:tc>
           <w:tcPr>
             <w:tcW w:w="3969" w:type="dxa"/>
+            <w:tcMar>
+              <w:top w:w="60" w:type="dxa"/>
+              <w:left w:w="80" w:type="dxa"/>
+              <w:bottom w:w="60" w:type="dxa"/>
+              <w:right w:w="80" w:type="dxa"/>
+            </w:tcMar>
           </w:tcPr>
           <w:p>
             <w:pPr>
               <w:pStyle w:val="TextoTablas"/>
+              <w:spacing w:before="0" w:after="0"/>
               <w:rPr>
                 <w:lang w:val="es-CO"/>
               </w:rPr>
@@ -9836,19 +10224,7 @@
               <w:rPr>
                 <w:lang w:val="es-CO"/>
               </w:rPr>
-              <w:t>Centro Agroempresarial y Desarrollo Pecuario</w:t>
-            </w:r>
-            <w:r>
-              <w:rPr>
-                <w:lang w:val="es-CO"/>
-              </w:rPr>
-              <w:t xml:space="preserve"> - </w:t>
-            </w:r>
-            <w:r>
-              <w:rPr>
-                <w:lang w:val="es-CO"/>
-              </w:rPr>
-              <w:t>Regional Huila</w:t>
+              <w:t>Centro Agroempresarial y Desarrollo Pecuario - Regional Huila</w:t>
             </w:r>
           </w:p>
         </w:tc>
@@ -9857,10 +10233,17 @@
         <w:tc>
           <w:tcPr>
             <w:tcW w:w="2830" w:type="dxa"/>
+            <w:tcMar>
+              <w:top w:w="60" w:type="dxa"/>
+              <w:left w:w="80" w:type="dxa"/>
+              <w:bottom w:w="60" w:type="dxa"/>
+              <w:right w:w="80" w:type="dxa"/>
+            </w:tcMar>
           </w:tcPr>
           <w:p>
             <w:pPr>
               <w:pStyle w:val="TextoTablas"/>
+              <w:spacing w:before="0" w:after="0"/>
               <w:rPr>
                 <w:lang w:val="es-CO"/>
               </w:rPr>
@@ -9869,17 +10252,24 @@
               <w:rPr>
                 <w:lang w:val="es-CO"/>
               </w:rPr>
-              <w:t>Daniel Ricardo Mutis Gómez</w:t>
+              <w:t>Raúl Mosquera Serrano</w:t>
             </w:r>
           </w:p>
         </w:tc>
         <w:tc>
           <w:tcPr>
             <w:tcW w:w="3261" w:type="dxa"/>
+            <w:tcMar>
+              <w:top w:w="60" w:type="dxa"/>
+              <w:left w:w="80" w:type="dxa"/>
+              <w:bottom w:w="60" w:type="dxa"/>
+              <w:right w:w="80" w:type="dxa"/>
+            </w:tcMar>
           </w:tcPr>
           <w:p>
             <w:pPr>
               <w:pStyle w:val="TextoTablas"/>
+              <w:spacing w:before="0" w:after="0"/>
               <w:rPr>
                 <w:lang w:val="es-CO"/>
               </w:rPr>
@@ -9888,23 +10278,113 @@
               <w:rPr>
                 <w:lang w:val="es-CO"/>
               </w:rPr>
-              <w:t>E</w:t>
-            </w:r>
-            <w:r>
-              <w:rPr>
-                <w:lang w:val="es-CO"/>
-              </w:rPr>
-              <w:t>valuador para contenidos inclusivos y accesibles</w:t>
+              <w:t>Evaluador para Contenidos Inclusivos y Accesibles</w:t>
             </w:r>
           </w:p>
         </w:tc>
         <w:tc>
           <w:tcPr>
             <w:tcW w:w="3969" w:type="dxa"/>
+            <w:tcMar>
+              <w:top w:w="60" w:type="dxa"/>
+              <w:left w:w="80" w:type="dxa"/>
+              <w:bottom w:w="60" w:type="dxa"/>
+              <w:right w:w="80" w:type="dxa"/>
+            </w:tcMar>
           </w:tcPr>
           <w:p>
             <w:pPr>
               <w:pStyle w:val="TextoTablas"/>
+              <w:spacing w:before="0" w:after="0"/>
+              <w:rPr>
+                <w:lang w:val="es-CO"/>
+              </w:rPr>
+            </w:pPr>
+            <w:r>
+              <w:rPr>
+                <w:lang w:val="es-CO"/>
+              </w:rPr>
+              <w:t>Centro Agroempresarial y Desarrollo Pecuario - Regional Huila</w:t>
+            </w:r>
+          </w:p>
+        </w:tc>
+      </w:tr>
+      <w:tr>
+        <w:trPr>
+          <w:cnfStyle w:val="000000100000" w:firstRow="0" w:lastRow="0" w:firstColumn="0" w:lastColumn="0" w:oddVBand="0" w:evenVBand="0" w:oddHBand="1" w:evenHBand="0" w:firstRowFirstColumn="0" w:firstRowLastColumn="0" w:lastRowFirstColumn="0" w:lastRowLastColumn="0"/>
+        </w:trPr>
+        <w:tc>
+          <w:tcPr>
+            <w:tcW w:w="2830" w:type="dxa"/>
+            <w:tcMar>
+              <w:top w:w="60" w:type="dxa"/>
+              <w:left w:w="80" w:type="dxa"/>
+              <w:bottom w:w="60" w:type="dxa"/>
+              <w:right w:w="80" w:type="dxa"/>
+            </w:tcMar>
+          </w:tcPr>
+          <w:p>
+            <w:pPr>
+              <w:pStyle w:val="TextoTablas"/>
+              <w:spacing w:before="0" w:after="0"/>
+              <w:rPr>
+                <w:lang w:val="es-CO"/>
+              </w:rPr>
+            </w:pPr>
+            <w:r>
+              <w:rPr>
+                <w:lang w:val="es-CO"/>
+              </w:rPr>
+              <w:t>Daniel Ricardo Mutis Gómez</w:t>
+            </w:r>
+          </w:p>
+        </w:tc>
+        <w:tc>
+          <w:tcPr>
+            <w:tcW w:w="3261" w:type="dxa"/>
+            <w:tcMar>
+              <w:top w:w="60" w:type="dxa"/>
+              <w:left w:w="80" w:type="dxa"/>
+              <w:bottom w:w="60" w:type="dxa"/>
+              <w:right w:w="80" w:type="dxa"/>
+            </w:tcMar>
+          </w:tcPr>
+          <w:p>
+            <w:pPr>
+              <w:pStyle w:val="TextoTablas"/>
+              <w:spacing w:before="0" w:after="0"/>
+              <w:rPr>
+                <w:lang w:val="es-CO"/>
+              </w:rPr>
+            </w:pPr>
+            <w:r>
+              <w:rPr>
+                <w:lang w:val="es-CO"/>
+              </w:rPr>
+              <w:t>E</w:t>
+            </w:r>
+            <w:r>
+              <w:rPr>
+                <w:lang w:val="es-CO"/>
+              </w:rPr>
+              <w:t>valuador para contenidos inclusivos y accesibles</w:t>
+            </w:r>
+          </w:p>
+        </w:tc>
+        <w:tc>
+          <w:tcPr>
+            <w:tcW w:w="3969" w:type="dxa"/>
+            <w:tcMar>
+              <w:top w:w="60" w:type="dxa"/>
+              <w:left w:w="80" w:type="dxa"/>
+              <w:bottom w:w="60" w:type="dxa"/>
+              <w:right w:w="80" w:type="dxa"/>
+            </w:tcMar>
+          </w:tcPr>
+          <w:p>
+            <w:pPr>
+              <w:pStyle w:val="TextoTablas"/>
+              <w:spacing w:before="0" w:after="0"/>
               <w:rPr>
                 <w:lang w:val="es-CO"/>
               </w:rPr>
@@ -9938,9 +10418,10 @@
         </w:rPr>
       </w:pPr>
     </w:p>
+    <w:p/>
     <w:sectPr>
-      <w:headerReference w:type="default" r:id="rId37"/>
-      <w:footerReference w:type="default" r:id="rId38"/>
+      <w:headerReference w:type="default" r:id="rId38"/>
+      <w:footerReference w:type="default" r:id="rId39"/>
       <w:pgSz w:w="12240" w:h="15840"/>
       <w:pgMar w:top="1701" w:right="1134" w:bottom="1134" w:left="1134" w:header="709" w:footer="737" w:gutter="0"/>
       <w:pgNumType w:start="1"/>
@@ -9953,7 +10434,7 @@
 </file>
 
 <file path=word/endnotes.xml><?xml version="1.0" encoding="utf-8"?>
-<w:endnotes xmlns:wpc="http://schemas.microsoft.com/office/word/2010/wordprocessingCanvas" xmlns:cx="http://schemas.microsoft.com/office/drawing/2014/chartex" xmlns:cx1="http://schemas.microsoft.com/office/drawing/2015/9/8/chartex" xmlns:cx2="http://schemas.microsoft.com/office/drawing/2015/10/21/chartex" xmlns:cx3="http://schemas.microsoft.com/office/drawing/2016/5/9/chartex" xmlns:cx4="http://schemas.microsoft.com/office/drawing/2016/5/10/chartex" xmlns:cx5="http://schemas.microsoft.com/office/drawing/2016/5/11/chartex" xmlns:cx6="http://schemas.microsoft.com/office/drawing/2016/5/12/chartex" xmlns:cx7="http://schemas.microsoft.com/office/drawing/2016/5/13/chartex" xmlns:cx8="http://schemas.microsoft.com/office/drawing/2016/5/14/chartex" xmlns:mc="http://schemas.openxmlformats.org/markup-compatibility/2006" xmlns:aink="http://schemas.microsoft.com/office/drawing/2016/ink" xmlns:am3d="http://schemas.microsoft.com/office/drawing/2017/model3d" xmlns:o="urn:schemas-microsoft-com:office:office" xmlns:oel="http://schemas.microsoft.com/office/2019/extlst" xmlns:r="http://schemas.openxmlformats.org/officeDocument/2006/relationships" xmlns:m="http://schemas.openxmlformats.org/officeDocument/2006/math" xmlns:v="urn:schemas-microsoft-com:vml" xmlns:wp14="http://schemas.microsoft.com/office/word/2010/wordprocessingDrawing" xmlns:wp="http://schemas.openxmlformats.org/drawingml/2006/wordprocessingDrawing" xmlns:w10="urn:schemas-microsoft-com:office:word" xmlns:w="http://schemas.openxmlformats.org/wordprocessingml/2006/main" xmlns:w14="http://schemas.microsoft.com/office/word/2010/wordml" xmlns:w15="http://schemas.microsoft.com/office/word/2012/wordml" xmlns:w16cex="http://schemas.microsoft.com/office/word/2018/wordml/cex" xmlns:w16cid="http://schemas.microsoft.com/office/word/2016/wordml/cid" xmlns:w16="http://schemas.microsoft.com/office/word/2018/wordml" xmlns:w16du="http://schemas.microsoft.com/office/word/2023/wordml/word16du" xmlns:w16sdtdh="http://schemas.microsoft.com/office/word/2020/wordml/sdtdatahash" xmlns:w16se="http://schemas.microsoft.com/office/word/2015/wordml/symex" xmlns:wpg="http://schemas.microsoft.com/office/word/2010/wordprocessingGroup" xmlns:wpi="http://schemas.microsoft.com/office/word/2010/wordprocessingInk" xmlns:wne="http://schemas.microsoft.com/office/word/2006/wordml" xmlns:wps="http://schemas.microsoft.com/office/word/2010/wordprocessingShape" mc:Ignorable="w14 w15 w16se w16cid w16 w16cex w16sdtdh w16du wp14">
+<w:endnotes xmlns:wpc="http://schemas.microsoft.com/office/word/2010/wordprocessingCanvas" xmlns:cx="http://schemas.microsoft.com/office/drawing/2014/chartex" xmlns:cx1="http://schemas.microsoft.com/office/drawing/2015/9/8/chartex" xmlns:cx2="http://schemas.microsoft.com/office/drawing/2015/10/21/chartex" xmlns:cx3="http://schemas.microsoft.com/office/drawing/2016/5/9/chartex" xmlns:cx4="http://schemas.microsoft.com/office/drawing/2016/5/10/chartex" xmlns:cx5="http://schemas.microsoft.com/office/drawing/2016/5/11/chartex" xmlns:cx6="http://schemas.microsoft.com/office/drawing/2016/5/12/chartex" xmlns:cx7="http://schemas.microsoft.com/office/drawing/2016/5/13/chartex" xmlns:cx8="http://schemas.microsoft.com/office/drawing/2016/5/14/chartex" xmlns:mc="http://schemas.openxmlformats.org/markup-compatibility/2006" xmlns:aink="http://schemas.microsoft.com/office/drawing/2016/ink" xmlns:am3d="http://schemas.microsoft.com/office/drawing/2017/model3d" xmlns:o="urn:schemas-microsoft-com:office:office" xmlns:r="http://schemas.openxmlformats.org/officeDocument/2006/relationships" xmlns:m="http://schemas.openxmlformats.org/officeDocument/2006/math" xmlns:v="urn:schemas-microsoft-com:vml" xmlns:wp14="http://schemas.microsoft.com/office/word/2010/wordprocessingDrawing" xmlns:wp="http://schemas.openxmlformats.org/drawingml/2006/wordprocessingDrawing" xmlns:w10="urn:schemas-microsoft-com:office:word" xmlns:w="http://schemas.openxmlformats.org/wordprocessingml/2006/main" xmlns:w14="http://schemas.microsoft.com/office/word/2010/wordml" xmlns:w15="http://schemas.microsoft.com/office/word/2012/wordml" xmlns:w16cex="http://schemas.microsoft.com/office/word/2018/wordml/cex" xmlns:w16cid="http://schemas.microsoft.com/office/word/2016/wordml/cid" xmlns:w16="http://schemas.microsoft.com/office/word/2018/wordml" xmlns:w16sdtdh="http://schemas.microsoft.com/office/word/2020/wordml/sdtdatahash" xmlns:w16se="http://schemas.microsoft.com/office/word/2015/wordml/symex" xmlns:wpg="http://schemas.microsoft.com/office/word/2010/wordprocessingGroup" xmlns:wpi="http://schemas.microsoft.com/office/word/2010/wordprocessingInk" xmlns:wne="http://schemas.microsoft.com/office/word/2006/wordml" xmlns:wps="http://schemas.microsoft.com/office/word/2010/wordprocessingShape" mc:Ignorable="w14 w15 w16se w16cid w16 w16cex w16sdtdh wp14">
   <w:endnote w:type="separator" w:id="-1">
     <w:p>
       <w:pPr>
@@ -9978,7 +10459,7 @@
 </file>
 
 <file path=word/footer1.xml><?xml version="1.0" encoding="utf-8"?>
-<w:ftr xmlns:wpc="http://schemas.microsoft.com/office/word/2010/wordprocessingCanvas" xmlns:cx="http://schemas.microsoft.com/office/drawing/2014/chartex" xmlns:cx1="http://schemas.microsoft.com/office/drawing/2015/9/8/chartex" xmlns:cx2="http://schemas.microsoft.com/office/drawing/2015/10/21/chartex" xmlns:cx3="http://schemas.microsoft.com/office/drawing/2016/5/9/chartex" xmlns:cx4="http://schemas.microsoft.com/office/drawing/2016/5/10/chartex" xmlns:cx5="http://schemas.microsoft.com/office/drawing/2016/5/11/chartex" xmlns:cx6="http://schemas.microsoft.com/office/drawing/2016/5/12/chartex" xmlns:cx7="http://schemas.microsoft.com/office/drawing/2016/5/13/chartex" xmlns:cx8="http://schemas.microsoft.com/office/drawing/2016/5/14/chartex" xmlns:mc="http://schemas.openxmlformats.org/markup-compatibility/2006" xmlns:aink="http://schemas.microsoft.com/office/drawing/2016/ink" xmlns:am3d="http://schemas.microsoft.com/office/drawing/2017/model3d" xmlns:o="urn:schemas-microsoft-com:office:office" xmlns:oel="http://schemas.microsoft.com/office/2019/extlst" xmlns:r="http://schemas.openxmlformats.org/officeDocument/2006/relationships" xmlns:m="http://schemas.openxmlformats.org/officeDocument/2006/math" xmlns:v="urn:schemas-microsoft-com:vml" xmlns:wp14="http://schemas.microsoft.com/office/word/2010/wordprocessingDrawing" xmlns:wp="http://schemas.openxmlformats.org/drawingml/2006/wordprocessingDrawing" xmlns:w10="urn:schemas-microsoft-com:office:word" xmlns:w="http://schemas.openxmlformats.org/wordprocessingml/2006/main" xmlns:w14="http://schemas.microsoft.com/office/word/2010/wordml" xmlns:w15="http://schemas.microsoft.com/office/word/2012/wordml" xmlns:w16cex="http://schemas.microsoft.com/office/word/2018/wordml/cex" xmlns:w16cid="http://schemas.microsoft.com/office/word/2016/wordml/cid" xmlns:w16="http://schemas.microsoft.com/office/word/2018/wordml" xmlns:w16du="http://schemas.microsoft.com/office/word/2023/wordml/word16du" xmlns:w16sdtdh="http://schemas.microsoft.com/office/word/2020/wordml/sdtdatahash" xmlns:w16se="http://schemas.microsoft.com/office/word/2015/wordml/symex" xmlns:wpg="http://schemas.microsoft.com/office/word/2010/wordprocessingGroup" xmlns:wpi="http://schemas.microsoft.com/office/word/2010/wordprocessingInk" xmlns:wne="http://schemas.microsoft.com/office/word/2006/wordml" xmlns:wps="http://schemas.microsoft.com/office/word/2010/wordprocessingShape" mc:Ignorable="w14 w15 w16se w16cid w16 w16cex w16sdtdh w16du wp14">
+<w:ftr xmlns:wpc="http://schemas.microsoft.com/office/word/2010/wordprocessingCanvas" xmlns:cx="http://schemas.microsoft.com/office/drawing/2014/chartex" xmlns:cx1="http://schemas.microsoft.com/office/drawing/2015/9/8/chartex" xmlns:cx2="http://schemas.microsoft.com/office/drawing/2015/10/21/chartex" xmlns:cx3="http://schemas.microsoft.com/office/drawing/2016/5/9/chartex" xmlns:cx4="http://schemas.microsoft.com/office/drawing/2016/5/10/chartex" xmlns:cx5="http://schemas.microsoft.com/office/drawing/2016/5/11/chartex" xmlns:cx6="http://schemas.microsoft.com/office/drawing/2016/5/12/chartex" xmlns:cx7="http://schemas.microsoft.com/office/drawing/2016/5/13/chartex" xmlns:cx8="http://schemas.microsoft.com/office/drawing/2016/5/14/chartex" xmlns:mc="http://schemas.openxmlformats.org/markup-compatibility/2006" xmlns:aink="http://schemas.microsoft.com/office/drawing/2016/ink" xmlns:am3d="http://schemas.microsoft.com/office/drawing/2017/model3d" xmlns:o="urn:schemas-microsoft-com:office:office" xmlns:r="http://schemas.openxmlformats.org/officeDocument/2006/relationships" xmlns:m="http://schemas.openxmlformats.org/officeDocument/2006/math" xmlns:v="urn:schemas-microsoft-com:vml" xmlns:wp14="http://schemas.microsoft.com/office/word/2010/wordprocessingDrawing" xmlns:wp="http://schemas.openxmlformats.org/drawingml/2006/wordprocessingDrawing" xmlns:w10="urn:schemas-microsoft-com:office:word" xmlns:w="http://schemas.openxmlformats.org/wordprocessingml/2006/main" xmlns:w14="http://schemas.microsoft.com/office/word/2010/wordml" xmlns:w15="http://schemas.microsoft.com/office/word/2012/wordml" xmlns:w16cex="http://schemas.microsoft.com/office/word/2018/wordml/cex" xmlns:w16cid="http://schemas.microsoft.com/office/word/2016/wordml/cid" xmlns:w16="http://schemas.microsoft.com/office/word/2018/wordml" xmlns:w16sdtdh="http://schemas.microsoft.com/office/word/2020/wordml/sdtdatahash" xmlns:w16se="http://schemas.microsoft.com/office/word/2015/wordml/symex" xmlns:wpg="http://schemas.microsoft.com/office/word/2010/wordprocessingGroup" xmlns:wpi="http://schemas.microsoft.com/office/word/2010/wordprocessingInk" xmlns:wne="http://schemas.microsoft.com/office/word/2006/wordml" xmlns:wps="http://schemas.microsoft.com/office/word/2010/wordprocessingShape" mc:Ignorable="w14 w15 w16se w16cid w16 w16cex w16sdtdh wp14">
   <w:sdt>
     <w:sdtPr>
       <w:id w:val="-1465197936"/>
@@ -9987,134 +10468,13 @@
         <w:docPartUnique/>
       </w:docPartObj>
     </w:sdtPr>
+    <w:sdtEndPr/>
     <w:sdtContent>
       <w:p>
         <w:pPr>
           <w:pStyle w:val="Piedepgina"/>
           <w:jc w:val="right"/>
         </w:pPr>
-        <w:r>
-          <w:rPr>
-            <w:noProof/>
-            <w:lang w:eastAsia="es-CO"/>
-          </w:rPr>
-          <mc:AlternateContent>
-            <mc:Choice Requires="wps">
-              <w:drawing>
-                <wp:anchor distT="45720" distB="45720" distL="114300" distR="114300" simplePos="0" relativeHeight="251661312" behindDoc="0" locked="0" layoutInCell="1" allowOverlap="1" wp14:anchorId="797C42AF" wp14:editId="60C5BEAC">
-                  <wp:simplePos x="0" y="0"/>
-                  <wp:positionH relativeFrom="column">
-                    <wp:posOffset>204470</wp:posOffset>
-                  </wp:positionH>
-                  <wp:positionV relativeFrom="paragraph">
-                    <wp:posOffset>7970</wp:posOffset>
-                  </wp:positionV>
-                  <wp:extent cx="5780690" cy="525518"/>
-                  <wp:effectExtent l="0" t="0" r="0" b="8255"/>
-                  <wp:wrapNone/>
-                  <wp:docPr id="1215982720" name="Cuadro de texto 2">
-                    <a:extLst xmlns:a="http://schemas.openxmlformats.org/drawingml/2006/main">
-                      <a:ext uri="{C183D7F6-B498-43B3-948B-1728B52AA6E4}">
-                        <adec:decorative xmlns:adec="http://schemas.microsoft.com/office/drawing/2017/decorative" val="1"/>
-                      </a:ext>
-                    </a:extLst>
-                  </wp:docPr>
-                  <wp:cNvGraphicFramePr>
-                    <a:graphicFrameLocks xmlns:a="http://schemas.openxmlformats.org/drawingml/2006/main"/>
-                  </wp:cNvGraphicFramePr>
-                  <a:graphic xmlns:a="http://schemas.openxmlformats.org/drawingml/2006/main">
-                    <a:graphicData uri="http://schemas.microsoft.com/office/word/2010/wordprocessingShape">
-                      <wps:wsp>
-                        <wps:cNvSpPr txBox="1">
-                          <a:spLocks noChangeArrowheads="1"/>
-                        </wps:cNvSpPr>
-                        <wps:spPr bwMode="auto">
-                          <a:xfrm>
-                            <a:off x="0" y="0"/>
-                            <a:ext cx="5780690" cy="525518"/>
-                          </a:xfrm>
-                          <a:prstGeom prst="rect">
-                            <a:avLst/>
-                          </a:prstGeom>
-                          <a:solidFill>
-                            <a:srgbClr val="FFFFFF"/>
-                          </a:solidFill>
-                          <a:ln w="9525">
-                            <a:noFill/>
-                            <a:miter lim="800000"/>
-                            <a:headEnd/>
-                            <a:tailEnd/>
-                          </a:ln>
-                        </wps:spPr>
-                        <wps:txbx>
-                          <w:txbxContent>
-                            <w:p>
-                              <w:pPr>
-                                <w:spacing w:before="0"/>
-                                <w:jc w:val="center"/>
-                                <w:rPr>
-                                  <w:b/>
-                                  <w:bCs/>
-                                </w:rPr>
-                              </w:pPr>
-                              <w:r>
-                                <w:rPr>
-                                  <w:b/>
-                                  <w:bCs/>
-                                </w:rPr>
-                                <w:t>Grupo de Ejecución de la Formación Virtual</w:t>
-                              </w:r>
-                            </w:p>
-                          </w:txbxContent>
-                        </wps:txbx>
-                        <wps:bodyPr rot="0" vert="horz" wrap="square" lIns="91440" tIns="45720" rIns="91440" bIns="45720" anchor="t" anchorCtr="0">
-                          <a:noAutofit/>
-                        </wps:bodyPr>
-                      </wps:wsp>
-                    </a:graphicData>
-                  </a:graphic>
-                  <wp14:sizeRelH relativeFrom="margin">
-                    <wp14:pctWidth>0</wp14:pctWidth>
-                  </wp14:sizeRelH>
-                  <wp14:sizeRelV relativeFrom="margin">
-                    <wp14:pctHeight>0</wp14:pctHeight>
-                  </wp14:sizeRelV>
-                </wp:anchor>
-              </w:drawing>
-            </mc:Choice>
-            <mc:Fallback>
-              <w:pict>
-                <v:shapetype w14:anchorId="797C42AF" id="_x0000_t202" coordsize="21600,21600" o:spt="202" path="m,l,21600r21600,l21600,xe">
-                  <v:stroke joinstyle="miter"/>
-                  <v:path gradientshapeok="t" o:connecttype="rect"/>
-                </v:shapetype>
-                <v:shape id="_x0000_s1027" type="#_x0000_t202" alt="&quot;&quot;" style="position:absolute;left:0;text-align:left;margin-left:16.1pt;margin-top:.65pt;width:455.15pt;height:41.4pt;z-index:251661312;visibility:visible;mso-wrap-style:square;mso-width-percent:0;mso-height-percent:0;mso-wrap-distance-left:9pt;mso-wrap-distance-top:3.6pt;mso-wrap-distance-right:9pt;mso-wrap-distance-bottom:3.6pt;mso-position-horizontal:absolute;mso-position-horizontal-relative:text;mso-position-vertical:absolute;mso-position-vertical-relative:text;mso-width-percent:0;mso-height-percent:0;mso-width-relative:margin;mso-height-relative:margin;v-text-anchor:top" o:gfxdata="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" stroked="f">
-                  <v:textbox>
-                    <w:txbxContent>
-                      <w:p>
-                        <w:pPr>
-                          <w:spacing w:before="0"/>
-                          <w:jc w:val="center"/>
-                          <w:rPr>
-                            <w:b/>
-                            <w:bCs/>
-                          </w:rPr>
-                        </w:pPr>
-                        <w:r>
-                          <w:rPr>
-                            <w:b/>
-                            <w:bCs/>
-                          </w:rPr>
-                          <w:t>Grupo de Ejecución de la Formación Virtual</w:t>
-                        </w:r>
-                      </w:p>
-                    </w:txbxContent>
-                  </v:textbox>
-                </v:shape>
-              </w:pict>
-            </mc:Fallback>
-          </mc:AlternateContent>
-        </w:r>
         <w:r>
           <w:fldChar w:fldCharType="begin"/>
         </w:r>
@@ -10145,7 +10505,7 @@
 </file>
 
 <file path=word/footnotes.xml><?xml version="1.0" encoding="utf-8"?>
-<w:footnotes xmlns:wpc="http://schemas.microsoft.com/office/word/2010/wordprocessingCanvas" xmlns:cx="http://schemas.microsoft.com/office/drawing/2014/chartex" xmlns:cx1="http://schemas.microsoft.com/office/drawing/2015/9/8/chartex" xmlns:cx2="http://schemas.microsoft.com/office/drawing/2015/10/21/chartex" xmlns:cx3="http://schemas.microsoft.com/office/drawing/2016/5/9/chartex" xmlns:cx4="http://schemas.microsoft.com/office/drawing/2016/5/10/chartex" xmlns:cx5="http://schemas.microsoft.com/office/drawing/2016/5/11/chartex" xmlns:cx6="http://schemas.microsoft.com/office/drawing/2016/5/12/chartex" xmlns:cx7="http://schemas.microsoft.com/office/drawing/2016/5/13/chartex" xmlns:cx8="http://schemas.microsoft.com/office/drawing/2016/5/14/chartex" xmlns:mc="http://schemas.openxmlformats.org/markup-compatibility/2006" xmlns:aink="http://schemas.microsoft.com/office/drawing/2016/ink" xmlns:am3d="http://schemas.microsoft.com/office/drawing/2017/model3d" xmlns:o="urn:schemas-microsoft-com:office:office" xmlns:oel="http://schemas.microsoft.com/office/2019/extlst" xmlns:r="http://schemas.openxmlformats.org/officeDocument/2006/relationships" xmlns:m="http://schemas.openxmlformats.org/officeDocument/2006/math" xmlns:v="urn:schemas-microsoft-com:vml" xmlns:wp14="http://schemas.microsoft.com/office/word/2010/wordprocessingDrawing" xmlns:wp="http://schemas.openxmlformats.org/drawingml/2006/wordprocessingDrawing" xmlns:w10="urn:schemas-microsoft-com:office:word" xmlns:w="http://schemas.openxmlformats.org/wordprocessingml/2006/main" xmlns:w14="http://schemas.microsoft.com/office/word/2010/wordml" xmlns:w15="http://schemas.microsoft.com/office/word/2012/wordml" xmlns:w16cex="http://schemas.microsoft.com/office/word/2018/wordml/cex" xmlns:w16cid="http://schemas.microsoft.com/office/word/2016/wordml/cid" xmlns:w16="http://schemas.microsoft.com/office/word/2018/wordml" xmlns:w16du="http://schemas.microsoft.com/office/word/2023/wordml/word16du" xmlns:w16sdtdh="http://schemas.microsoft.com/office/word/2020/wordml/sdtdatahash" xmlns:w16se="http://schemas.microsoft.com/office/word/2015/wordml/symex" xmlns:wpg="http://schemas.microsoft.com/office/word/2010/wordprocessingGroup" xmlns:wpi="http://schemas.microsoft.com/office/word/2010/wordprocessingInk" xmlns:wne="http://schemas.microsoft.com/office/word/2006/wordml" xmlns:wps="http://schemas.microsoft.com/office/word/2010/wordprocessingShape" mc:Ignorable="w14 w15 w16se w16cid w16 w16cex w16sdtdh w16du wp14">
+<w:footnotes xmlns:wpc="http://schemas.microsoft.com/office/word/2010/wordprocessingCanvas" xmlns:cx="http://schemas.microsoft.com/office/drawing/2014/chartex" xmlns:cx1="http://schemas.microsoft.com/office/drawing/2015/9/8/chartex" xmlns:cx2="http://schemas.microsoft.com/office/drawing/2015/10/21/chartex" xmlns:cx3="http://schemas.microsoft.com/office/drawing/2016/5/9/chartex" xmlns:cx4="http://schemas.microsoft.com/office/drawing/2016/5/10/chartex" xmlns:cx5="http://schemas.microsoft.com/office/drawing/2016/5/11/chartex" xmlns:cx6="http://schemas.microsoft.com/office/drawing/2016/5/12/chartex" xmlns:cx7="http://schemas.microsoft.com/office/drawing/2016/5/13/chartex" xmlns:cx8="http://schemas.microsoft.com/office/drawing/2016/5/14/chartex" xmlns:mc="http://schemas.openxmlformats.org/markup-compatibility/2006" xmlns:aink="http://schemas.microsoft.com/office/drawing/2016/ink" xmlns:am3d="http://schemas.microsoft.com/office/drawing/2017/model3d" xmlns:o="urn:schemas-microsoft-com:office:office" xmlns:r="http://schemas.openxmlformats.org/officeDocument/2006/relationships" xmlns:m="http://schemas.openxmlformats.org/officeDocument/2006/math" xmlns:v="urn:schemas-microsoft-com:vml" xmlns:wp14="http://schemas.microsoft.com/office/word/2010/wordprocessingDrawing" xmlns:wp="http://schemas.openxmlformats.org/drawingml/2006/wordprocessingDrawing" xmlns:w10="urn:schemas-microsoft-com:office:word" xmlns:w="http://schemas.openxmlformats.org/wordprocessingml/2006/main" xmlns:w14="http://schemas.microsoft.com/office/word/2010/wordml" xmlns:w15="http://schemas.microsoft.com/office/word/2012/wordml" xmlns:w16cex="http://schemas.microsoft.com/office/word/2018/wordml/cex" xmlns:w16cid="http://schemas.microsoft.com/office/word/2016/wordml/cid" xmlns:w16="http://schemas.microsoft.com/office/word/2018/wordml" xmlns:w16sdtdh="http://schemas.microsoft.com/office/word/2020/wordml/sdtdatahash" xmlns:w16se="http://schemas.microsoft.com/office/word/2015/wordml/symex" xmlns:wpg="http://schemas.microsoft.com/office/word/2010/wordprocessingGroup" xmlns:wpi="http://schemas.microsoft.com/office/word/2010/wordprocessingInk" xmlns:wne="http://schemas.microsoft.com/office/word/2006/wordml" xmlns:wps="http://schemas.microsoft.com/office/word/2010/wordprocessingShape" mc:Ignorable="w14 w15 w16se w16cid w16 w16cex w16sdtdh wp14">
   <w:footnote w:type="separator" w:id="-1">
     <w:p>
       <w:pPr>
@@ -10170,7 +10530,7 @@
 </file>
 
 <file path=word/header1.xml><?xml version="1.0" encoding="utf-8"?>
-<w:hdr xmlns:wpc="http://schemas.microsoft.com/office/word/2010/wordprocessingCanvas" xmlns:cx="http://schemas.microsoft.com/office/drawing/2014/chartex" xmlns:cx1="http://schemas.microsoft.com/office/drawing/2015/9/8/chartex" xmlns:cx2="http://schemas.microsoft.com/office/drawing/2015/10/21/chartex" xmlns:cx3="http://schemas.microsoft.com/office/drawing/2016/5/9/chartex" xmlns:cx4="http://schemas.microsoft.com/office/drawing/2016/5/10/chartex" xmlns:cx5="http://schemas.microsoft.com/office/drawing/2016/5/11/chartex" xmlns:cx6="http://schemas.microsoft.com/office/drawing/2016/5/12/chartex" xmlns:cx7="http://schemas.microsoft.com/office/drawing/2016/5/13/chartex" xmlns:cx8="http://schemas.microsoft.com/office/drawing/2016/5/14/chartex" xmlns:mc="http://schemas.openxmlformats.org/markup-compatibility/2006" xmlns:aink="http://schemas.microsoft.com/office/drawing/2016/ink" xmlns:am3d="http://schemas.microsoft.com/office/drawing/2017/model3d" xmlns:o="urn:schemas-microsoft-com:office:office" xmlns:oel="http://schemas.microsoft.com/office/2019/extlst" xmlns:r="http://schemas.openxmlformats.org/officeDocument/2006/relationships" xmlns:m="http://schemas.openxmlformats.org/officeDocument/2006/math" xmlns:v="urn:schemas-microsoft-com:vml" xmlns:wp14="http://schemas.microsoft.com/office/word/2010/wordprocessingDrawing" xmlns:wp="http://schemas.openxmlformats.org/drawingml/2006/wordprocessingDrawing" xmlns:w10="urn:schemas-microsoft-com:office:word" xmlns:w="http://schemas.openxmlformats.org/wordprocessingml/2006/main" xmlns:w14="http://schemas.microsoft.com/office/word/2010/wordml" xmlns:w15="http://schemas.microsoft.com/office/word/2012/wordml" xmlns:w16cex="http://schemas.microsoft.com/office/word/2018/wordml/cex" xmlns:w16cid="http://schemas.microsoft.com/office/word/2016/wordml/cid" xmlns:w16="http://schemas.microsoft.com/office/word/2018/wordml" xmlns:w16du="http://schemas.microsoft.com/office/word/2023/wordml/word16du" xmlns:w16sdtdh="http://schemas.microsoft.com/office/word/2020/wordml/sdtdatahash" xmlns:w16se="http://schemas.microsoft.com/office/word/2015/wordml/symex" xmlns:wpg="http://schemas.microsoft.com/office/word/2010/wordprocessingGroup" xmlns:wpi="http://schemas.microsoft.com/office/word/2010/wordprocessingInk" xmlns:wne="http://schemas.microsoft.com/office/word/2006/wordml" xmlns:wps="http://schemas.microsoft.com/office/word/2010/wordprocessingShape" mc:Ignorable="w14 w15 w16se w16cid w16 w16cex w16sdtdh w16du wp14">
+<w:hdr xmlns:wpc="http://schemas.microsoft.com/office/word/2010/wordprocessingCanvas" xmlns:cx="http://schemas.microsoft.com/office/drawing/2014/chartex" xmlns:cx1="http://schemas.microsoft.com/office/drawing/2015/9/8/chartex" xmlns:cx2="http://schemas.microsoft.com/office/drawing/2015/10/21/chartex" xmlns:cx3="http://schemas.microsoft.com/office/drawing/2016/5/9/chartex" xmlns:cx4="http://schemas.microsoft.com/office/drawing/2016/5/10/chartex" xmlns:cx5="http://schemas.microsoft.com/office/drawing/2016/5/11/chartex" xmlns:cx6="http://schemas.microsoft.com/office/drawing/2016/5/12/chartex" xmlns:cx7="http://schemas.microsoft.com/office/drawing/2016/5/13/chartex" xmlns:cx8="http://schemas.microsoft.com/office/drawing/2016/5/14/chartex" xmlns:mc="http://schemas.openxmlformats.org/markup-compatibility/2006" xmlns:aink="http://schemas.microsoft.com/office/drawing/2016/ink" xmlns:am3d="http://schemas.microsoft.com/office/drawing/2017/model3d" xmlns:o="urn:schemas-microsoft-com:office:office" xmlns:r="http://schemas.openxmlformats.org/officeDocument/2006/relationships" xmlns:m="http://schemas.openxmlformats.org/officeDocument/2006/math" xmlns:v="urn:schemas-microsoft-com:vml" xmlns:wp14="http://schemas.microsoft.com/office/word/2010/wordprocessingDrawing" xmlns:wp="http://schemas.openxmlformats.org/drawingml/2006/wordprocessingDrawing" xmlns:w10="urn:schemas-microsoft-com:office:word" xmlns:w="http://schemas.openxmlformats.org/wordprocessingml/2006/main" xmlns:w14="http://schemas.microsoft.com/office/word/2010/wordml" xmlns:w15="http://schemas.microsoft.com/office/word/2012/wordml" xmlns:w16cex="http://schemas.microsoft.com/office/word/2018/wordml/cex" xmlns:w16cid="http://schemas.microsoft.com/office/word/2016/wordml/cid" xmlns:w16="http://schemas.microsoft.com/office/word/2018/wordml" xmlns:w16sdtdh="http://schemas.microsoft.com/office/word/2020/wordml/sdtdatahash" xmlns:w16se="http://schemas.microsoft.com/office/word/2015/wordml/symex" xmlns:wpg="http://schemas.microsoft.com/office/word/2010/wordprocessingGroup" xmlns:wpi="http://schemas.microsoft.com/office/word/2010/wordprocessingInk" xmlns:wne="http://schemas.microsoft.com/office/word/2006/wordml" xmlns:wps="http://schemas.microsoft.com/office/word/2010/wordprocessingShape" mc:Ignorable="w14 w15 w16se w16cid w16 w16cex w16sdtdh wp14">
   <w:p>
     <w:pPr>
       <w:pStyle w:val="Encabezado"/>
@@ -10256,7 +10616,7 @@
 </file>
 
 <file path=word/numbering.xml><?xml version="1.0" encoding="utf-8"?>
-<w:numbering xmlns:wpc="http://schemas.microsoft.com/office/word/2010/wordprocessingCanvas" xmlns:cx="http://schemas.microsoft.com/office/drawing/2014/chartex" xmlns:cx1="http://schemas.microsoft.com/office/drawing/2015/9/8/chartex" xmlns:cx2="http://schemas.microsoft.com/office/drawing/2015/10/21/chartex" xmlns:cx3="http://schemas.microsoft.com/office/drawing/2016/5/9/chartex" xmlns:cx4="http://schemas.microsoft.com/office/drawing/2016/5/10/chartex" xmlns:cx5="http://schemas.microsoft.com/office/drawing/2016/5/11/chartex" xmlns:cx6="http://schemas.microsoft.com/office/drawing/2016/5/12/chartex" xmlns:cx7="http://schemas.microsoft.com/office/drawing/2016/5/13/chartex" xmlns:cx8="http://schemas.microsoft.com/office/drawing/2016/5/14/chartex" xmlns:mc="http://schemas.openxmlformats.org/markup-compatibility/2006" xmlns:aink="http://schemas.microsoft.com/office/drawing/2016/ink" xmlns:am3d="http://schemas.microsoft.com/office/drawing/2017/model3d" xmlns:o="urn:schemas-microsoft-com:office:office" xmlns:oel="http://schemas.microsoft.com/office/2019/extlst" xmlns:r="http://schemas.openxmlformats.org/officeDocument/2006/relationships" xmlns:m="http://schemas.openxmlformats.org/officeDocument/2006/math" xmlns:v="urn:schemas-microsoft-com:vml" xmlns:wp14="http://schemas.microsoft.com/office/word/2010/wordprocessingDrawing" xmlns:wp="http://schemas.openxmlformats.org/drawingml/2006/wordprocessingDrawing" xmlns:w10="urn:schemas-microsoft-com:office:word" xmlns:w="http://schemas.openxmlformats.org/wordprocessingml/2006/main" xmlns:w14="http://schemas.microsoft.com/office/word/2010/wordml" xmlns:w15="http://schemas.microsoft.com/office/word/2012/wordml" xmlns:w16cex="http://schemas.microsoft.com/office/word/2018/wordml/cex" xmlns:w16cid="http://schemas.microsoft.com/office/word/2016/wordml/cid" xmlns:w16="http://schemas.microsoft.com/office/word/2018/wordml" xmlns:w16du="http://schemas.microsoft.com/office/word/2023/wordml/word16du" xmlns:w16sdtdh="http://schemas.microsoft.com/office/word/2020/wordml/sdtdatahash" xmlns:w16se="http://schemas.microsoft.com/office/word/2015/wordml/symex" xmlns:wpg="http://schemas.microsoft.com/office/word/2010/wordprocessingGroup" xmlns:wpi="http://schemas.microsoft.com/office/word/2010/wordprocessingInk" xmlns:wne="http://schemas.microsoft.com/office/word/2006/wordml" xmlns:wps="http://schemas.microsoft.com/office/word/2010/wordprocessingShape" mc:Ignorable="w14 w15 w16se w16cid w16 w16cex w16sdtdh w16du wp14">
+<w:numbering xmlns:wpc="http://schemas.microsoft.com/office/word/2010/wordprocessingCanvas" xmlns:cx="http://schemas.microsoft.com/office/drawing/2014/chartex" xmlns:cx1="http://schemas.microsoft.com/office/drawing/2015/9/8/chartex" xmlns:cx2="http://schemas.microsoft.com/office/drawing/2015/10/21/chartex" xmlns:cx3="http://schemas.microsoft.com/office/drawing/2016/5/9/chartex" xmlns:cx4="http://schemas.microsoft.com/office/drawing/2016/5/10/chartex" xmlns:cx5="http://schemas.microsoft.com/office/drawing/2016/5/11/chartex" xmlns:cx6="http://schemas.microsoft.com/office/drawing/2016/5/12/chartex" xmlns:cx7="http://schemas.microsoft.com/office/drawing/2016/5/13/chartex" xmlns:cx8="http://schemas.microsoft.com/office/drawing/2016/5/14/chartex" xmlns:mc="http://schemas.openxmlformats.org/markup-compatibility/2006" xmlns:aink="http://schemas.microsoft.com/office/drawing/2016/ink" xmlns:am3d="http://schemas.microsoft.com/office/drawing/2017/model3d" xmlns:o="urn:schemas-microsoft-com:office:office" xmlns:r="http://schemas.openxmlformats.org/officeDocument/2006/relationships" xmlns:m="http://schemas.openxmlformats.org/officeDocument/2006/math" xmlns:v="urn:schemas-microsoft-com:vml" xmlns:wp14="http://schemas.microsoft.com/office/word/2010/wordprocessingDrawing" xmlns:wp="http://schemas.openxmlformats.org/drawingml/2006/wordprocessingDrawing" xmlns:w10="urn:schemas-microsoft-com:office:word" xmlns:w="http://schemas.openxmlformats.org/wordprocessingml/2006/main" xmlns:w14="http://schemas.microsoft.com/office/word/2010/wordml" xmlns:w15="http://schemas.microsoft.com/office/word/2012/wordml" xmlns:w16cex="http://schemas.microsoft.com/office/word/2018/wordml/cex" xmlns:w16cid="http://schemas.microsoft.com/office/word/2016/wordml/cid" xmlns:w16="http://schemas.microsoft.com/office/word/2018/wordml" xmlns:w16sdtdh="http://schemas.microsoft.com/office/word/2020/wordml/sdtdatahash" xmlns:w16se="http://schemas.microsoft.com/office/word/2015/wordml/symex" xmlns:wpg="http://schemas.microsoft.com/office/word/2010/wordprocessingGroup" xmlns:wpi="http://schemas.microsoft.com/office/word/2010/wordprocessingInk" xmlns:wne="http://schemas.microsoft.com/office/word/2006/wordml" xmlns:wps="http://schemas.microsoft.com/office/word/2010/wordprocessingShape" mc:Ignorable="w14 w15 w16se w16cid w16 w16cex w16sdtdh wp14">
   <w:abstractNum w:abstractNumId="0" w15:restartNumberingAfterBreak="0">
     <w:nsid w:val="FFFFFF89"/>
     <w:multiLevelType w:val="singleLevel"/>
@@ -10843,8 +11203,8 @@
   <w:abstractNum w:abstractNumId="6" w15:restartNumberingAfterBreak="0">
     <w:nsid w:val="27412B07"/>
     <w:multiLevelType w:val="hybridMultilevel"/>
-    <w:tmpl w:val="DE40D30A"/>
-    <w:lvl w:ilvl="0" w:tplc="D1FC588E">
+    <w:tmpl w:val="905E0CFE"/>
+    <w:lvl w:ilvl="0" w:tplc="C33EC3CA">
       <w:start w:val="1"/>
       <w:numFmt w:val="decimal"/>
       <w:pStyle w:val="Figura"/>
@@ -13033,82 +13393,82 @@
       </w:pPr>
     </w:lvl>
   </w:abstractNum>
-  <w:num w:numId="1" w16cid:durableId="2000957126">
+  <w:num w:numId="1">
     <w:abstractNumId w:val="24"/>
   </w:num>
-  <w:num w:numId="2" w16cid:durableId="1585263860">
+  <w:num w:numId="2">
     <w:abstractNumId w:val="0"/>
   </w:num>
-  <w:num w:numId="3" w16cid:durableId="1338381655">
+  <w:num w:numId="3">
     <w:abstractNumId w:val="6"/>
   </w:num>
-  <w:num w:numId="4" w16cid:durableId="1532257930">
+  <w:num w:numId="4">
     <w:abstractNumId w:val="17"/>
   </w:num>
-  <w:num w:numId="5" w16cid:durableId="998075588">
+  <w:num w:numId="5">
     <w:abstractNumId w:val="14"/>
   </w:num>
-  <w:num w:numId="6" w16cid:durableId="2073428678">
+  <w:num w:numId="6">
     <w:abstractNumId w:val="3"/>
   </w:num>
-  <w:num w:numId="7" w16cid:durableId="1683625158">
+  <w:num w:numId="7">
     <w:abstractNumId w:val="10"/>
   </w:num>
-  <w:num w:numId="8" w16cid:durableId="1289436320">
+  <w:num w:numId="8">
     <w:abstractNumId w:val="23"/>
   </w:num>
-  <w:num w:numId="9" w16cid:durableId="1231499712">
+  <w:num w:numId="9">
     <w:abstractNumId w:val="18"/>
   </w:num>
-  <w:num w:numId="10" w16cid:durableId="341593737">
+  <w:num w:numId="10">
     <w:abstractNumId w:val="4"/>
   </w:num>
-  <w:num w:numId="11" w16cid:durableId="1303273006">
+  <w:num w:numId="11">
     <w:abstractNumId w:val="16"/>
   </w:num>
-  <w:num w:numId="12" w16cid:durableId="1844203352">
+  <w:num w:numId="12">
     <w:abstractNumId w:val="13"/>
   </w:num>
-  <w:num w:numId="13" w16cid:durableId="425275906">
+  <w:num w:numId="13">
     <w:abstractNumId w:val="8"/>
   </w:num>
-  <w:num w:numId="14" w16cid:durableId="1286542577">
+  <w:num w:numId="14">
     <w:abstractNumId w:val="1"/>
   </w:num>
-  <w:num w:numId="15" w16cid:durableId="1336348306">
+  <w:num w:numId="15">
     <w:abstractNumId w:val="7"/>
   </w:num>
-  <w:num w:numId="16" w16cid:durableId="14814890">
+  <w:num w:numId="16">
     <w:abstractNumId w:val="9"/>
   </w:num>
-  <w:num w:numId="17" w16cid:durableId="2055419207">
+  <w:num w:numId="17">
     <w:abstractNumId w:val="2"/>
   </w:num>
-  <w:num w:numId="18" w16cid:durableId="834416393">
+  <w:num w:numId="18">
     <w:abstractNumId w:val="12"/>
   </w:num>
-  <w:num w:numId="19" w16cid:durableId="260454727">
+  <w:num w:numId="19">
     <w:abstractNumId w:val="5"/>
   </w:num>
-  <w:num w:numId="20" w16cid:durableId="971444269">
+  <w:num w:numId="20">
     <w:abstractNumId w:val="15"/>
   </w:num>
-  <w:num w:numId="21" w16cid:durableId="1984306900">
+  <w:num w:numId="21">
     <w:abstractNumId w:val="20"/>
   </w:num>
-  <w:num w:numId="22" w16cid:durableId="804812497">
+  <w:num w:numId="22">
     <w:abstractNumId w:val="22"/>
   </w:num>
-  <w:num w:numId="23" w16cid:durableId="87584491">
+  <w:num w:numId="23">
     <w:abstractNumId w:val="21"/>
   </w:num>
-  <w:num w:numId="24" w16cid:durableId="127555720">
+  <w:num w:numId="24">
     <w:abstractNumId w:val="11"/>
   </w:num>
-  <w:num w:numId="25" w16cid:durableId="1952202878">
+  <w:num w:numId="25">
     <w:abstractNumId w:val="19"/>
   </w:num>
-  <w:num w:numId="26" w16cid:durableId="1347514158">
+  <w:num w:numId="26">
     <w:abstractNumId w:val="25"/>
   </w:num>
   <w:numIdMacAtCleanup w:val="26"/>
@@ -13116,7 +13476,7 @@
 </file>
 
 <file path=word/styles.xml><?xml version="1.0" encoding="utf-8"?>
-<w:styles xmlns:mc="http://schemas.openxmlformats.org/markup-compatibility/2006" xmlns:r="http://schemas.openxmlformats.org/officeDocument/2006/relationships" xmlns:w="http://schemas.openxmlformats.org/wordprocessingml/2006/main" xmlns:w14="http://schemas.microsoft.com/office/word/2010/wordml" xmlns:w15="http://schemas.microsoft.com/office/word/2012/wordml" xmlns:w16cex="http://schemas.microsoft.com/office/word/2018/wordml/cex" xmlns:w16cid="http://schemas.microsoft.com/office/word/2016/wordml/cid" xmlns:w16="http://schemas.microsoft.com/office/word/2018/wordml" xmlns:w16du="http://schemas.microsoft.com/office/word/2023/wordml/word16du" xmlns:w16sdtdh="http://schemas.microsoft.com/office/word/2020/wordml/sdtdatahash" xmlns:w16se="http://schemas.microsoft.com/office/word/2015/wordml/symex" mc:Ignorable="w14 w15 w16se w16cid w16 w16cex w16sdtdh w16du">
+<w:styles xmlns:mc="http://schemas.openxmlformats.org/markup-compatibility/2006" xmlns:r="http://schemas.openxmlformats.org/officeDocument/2006/relationships" xmlns:w="http://schemas.openxmlformats.org/wordprocessingml/2006/main" xmlns:w14="http://schemas.microsoft.com/office/word/2010/wordml" xmlns:w15="http://schemas.microsoft.com/office/word/2012/wordml" xmlns:w16cex="http://schemas.microsoft.com/office/word/2018/wordml/cex" xmlns:w16cid="http://schemas.microsoft.com/office/word/2016/wordml/cid" xmlns:w16="http://schemas.microsoft.com/office/word/2018/wordml" xmlns:w16sdtdh="http://schemas.microsoft.com/office/word/2020/wordml/sdtdatahash" xmlns:w16se="http://schemas.microsoft.com/office/word/2015/wordml/symex" mc:Ignorable="w14 w15 w16se w16cid w16 w16cex w16sdtdh">
   <w:docDefaults>
     <w:rPrDefault>
       <w:rPr>
@@ -13819,7 +14179,7 @@
     <w:link w:val="FiguraCar"/>
     <w:autoRedefine/>
     <w:qFormat/>
-    <w:rsid w:val="005E7FFA"/>
+    <w:rsid w:val="0073600D"/>
     <w:pPr>
       <w:numPr>
         <w:numId w:val="3"/>
@@ -13828,7 +14188,6 @@
         <w:tab w:val="left" w:pos="1134"/>
       </w:tabs>
       <w:ind w:left="992" w:hanging="992"/>
-      <w:jc w:val="center"/>
     </w:pPr>
     <w:rPr>
       <w:rFonts w:ascii="Calibri" w:hAnsi="Calibri" w:cs="Times New Roman (Cuerpo en alfa"/>
@@ -13843,7 +14202,7 @@
     <w:name w:val="Figura Car"/>
     <w:basedOn w:val="Fuentedeprrafopredeter"/>
     <w:link w:val="Figura"/>
-    <w:rsid w:val="005E7FFA"/>
+    <w:rsid w:val="0073600D"/>
     <w:rPr>
       <w:rFonts w:ascii="Calibri" w:hAnsi="Calibri" w:cs="Times New Roman (Cuerpo en alfa"/>
       <w:color w:val="000000" w:themeColor="text1"/>
@@ -14547,6 +14906,27 @@
     <w:rPr>
       <w:sz w:val="28"/>
     </w:rPr>
+  </w:style>
+  <w:style w:type="table" w:customStyle="1" w:styleId="TableGrid">
+    <w:name w:val="TableGrid"/>
+    <w:rsid w:val="00E539CE"/>
+    <w:pPr>
+      <w:spacing w:after="0" w:line="240" w:lineRule="auto"/>
+    </w:pPr>
+    <w:rPr>
+      <w:rFonts w:eastAsiaTheme="minorEastAsia"/>
+      <w:sz w:val="24"/>
+      <w:szCs w:val="24"/>
+      <w:lang w:eastAsia="es-CO"/>
+    </w:rPr>
+    <w:tblPr>
+      <w:tblCellMar>
+        <w:top w:w="0" w:type="dxa"/>
+        <w:left w:w="0" w:type="dxa"/>
+        <w:bottom w:w="0" w:type="dxa"/>
+        <w:right w:w="0" w:type="dxa"/>
+      </w:tblCellMar>
+    </w:tblPr>
   </w:style>
 </w:styles>
 </file>
@@ -14856,10 +15236,25 @@
 </file>
 
 <file path=customXml/item2.xml><?xml version="1.0" encoding="utf-8"?>
-<ct:contentTypeSchema xmlns:ct="http://schemas.microsoft.com/office/2006/metadata/contentType" xmlns:ma="http://schemas.microsoft.com/office/2006/metadata/properties/metaAttributes" ct:_="" ma:_="" ma:contentTypeName="Documento" ma:contentTypeID="0x01010049282E1EDBE9234EA9E6D38F720E265F" ma:contentTypeVersion="15" ma:contentTypeDescription="Crear nuevo documento." ma:contentTypeScope="" ma:versionID="b31c7aa9eaf043a08b87120b3c4916e3">
-  <xsd:schema xmlns:xsd="http://www.w3.org/2001/XMLSchema" xmlns:xs="http://www.w3.org/2001/XMLSchema" xmlns:p="http://schemas.microsoft.com/office/2006/metadata/properties" xmlns:ns2="cb45339b-ced9-4d0d-8f64-77573914d53b" xmlns:ns3="43a3ca16-9c26-4813-b83f-4aec9927b43f" targetNamespace="http://schemas.microsoft.com/office/2006/metadata/properties" ma:root="true" ma:fieldsID="3533d065b04d75c457075bc55f1f5315" ns2:_="" ns3:_="">
-    <xsd:import namespace="cb45339b-ced9-4d0d-8f64-77573914d53b"/>
-    <xsd:import namespace="43a3ca16-9c26-4813-b83f-4aec9927b43f"/>
+<p:properties xmlns:p="http://schemas.microsoft.com/office/2006/metadata/properties" xmlns:xsi="http://www.w3.org/2001/XMLSchema-instance" xmlns:pc="http://schemas.microsoft.com/office/infopath/2007/PartnerControls">
+  <documentManagement>
+    <TaxCatchAll xmlns="13c90a0b-73bc-4dc0-be5f-28d77b615beb" xsi:nil="true"/>
+    <lcf76f155ced4ddcb4097134ff3c332f xmlns="13c93bba-48ce-428c-bfe5-88b42c19b028">
+      <Terms xmlns="http://schemas.microsoft.com/office/infopath/2007/PartnerControls"/>
+    </lcf76f155ced4ddcb4097134ff3c332f>
+  </documentManagement>
+</p:properties>
+</file>
+
+<file path=customXml/item3.xml><?xml version="1.0" encoding="utf-8"?>
+<b:Sources xmlns:b="http://schemas.openxmlformats.org/officeDocument/2006/bibliography" xmlns="http://schemas.openxmlformats.org/officeDocument/2006/bibliography" SelectedStyle="\APASixthEditionOfficeOnline.xsl" StyleName="APA" Version="6"/>
+</file>
+
+<file path=customXml/item4.xml><?xml version="1.0" encoding="utf-8"?>
+<ct:contentTypeSchema xmlns:ct="http://schemas.microsoft.com/office/2006/metadata/contentType" xmlns:ma="http://schemas.microsoft.com/office/2006/metadata/properties/metaAttributes" ct:_="" ma:_="" ma:contentTypeName="Documento" ma:contentTypeID="0x0101006A81D6BD42E8DF4C91013959704817E1" ma:contentTypeVersion="15" ma:contentTypeDescription="Crear nuevo documento." ma:contentTypeScope="" ma:versionID="bf4f72ffd194f0963ff564daca6869f7">
+  <xsd:schema xmlns:xsd="http://www.w3.org/2001/XMLSchema" xmlns:xs="http://www.w3.org/2001/XMLSchema" xmlns:p="http://schemas.microsoft.com/office/2006/metadata/properties" xmlns:ns2="13c90a0b-73bc-4dc0-be5f-28d77b615beb" xmlns:ns3="13c93bba-48ce-428c-bfe5-88b42c19b028" targetNamespace="http://schemas.microsoft.com/office/2006/metadata/properties" ma:root="true" ma:fieldsID="8718d6f4873a5b1392a45044efa78385" ns2:_="" ns3:_="">
+    <xsd:import namespace="13c90a0b-73bc-4dc0-be5f-28d77b615beb"/>
+    <xsd:import namespace="13c93bba-48ce-428c-bfe5-88b42c19b028"/>
     <xsd:element name="properties">
       <xsd:complexType>
         <xsd:sequence>
@@ -14870,16 +15265,16 @@
                 <xsd:element ref="ns2:SharedWithDetails" minOccurs="0"/>
                 <xsd:element ref="ns3:MediaServiceMetadata" minOccurs="0"/>
                 <xsd:element ref="ns3:MediaServiceFastMetadata" minOccurs="0"/>
+                <xsd:element ref="ns3:MediaServiceSearchProperties" minOccurs="0"/>
+                <xsd:element ref="ns3:MediaServiceObjectDetectorVersions" minOccurs="0"/>
                 <xsd:element ref="ns3:MediaServiceDateTaken" minOccurs="0"/>
-                <xsd:element ref="ns3:MediaServiceObjectDetectorVersions" minOccurs="0"/>
-                <xsd:element ref="ns3:MediaLengthInSeconds" minOccurs="0"/>
-                <xsd:element ref="ns3:MediaServiceLocation" minOccurs="0"/>
                 <xsd:element ref="ns3:MediaServiceGenerationTime" minOccurs="0"/>
                 <xsd:element ref="ns3:MediaServiceEventHashCode" minOccurs="0"/>
+                <xsd:element ref="ns3:MediaLengthInSeconds" minOccurs="0"/>
                 <xsd:element ref="ns3:lcf76f155ced4ddcb4097134ff3c332f" minOccurs="0"/>
                 <xsd:element ref="ns2:TaxCatchAll" minOccurs="0"/>
                 <xsd:element ref="ns3:MediaServiceOCR" minOccurs="0"/>
-                <xsd:element ref="ns3:MediaServiceSearchProperties" minOccurs="0"/>
+                <xsd:element ref="ns3:MediaServiceLocation" minOccurs="0"/>
               </xsd:all>
             </xsd:complexType>
           </xsd:element>
@@ -14887,7 +15282,7 @@
       </xsd:complexType>
     </xsd:element>
   </xsd:schema>
-  <xsd:schema xmlns:xsd="http://www.w3.org/2001/XMLSchema" xmlns:xs="http://www.w3.org/2001/XMLSchema" xmlns:dms="http://schemas.microsoft.com/office/2006/documentManagement/types" xmlns:pc="http://schemas.microsoft.com/office/infopath/2007/PartnerControls" targetNamespace="cb45339b-ced9-4d0d-8f64-77573914d53b" elementFormDefault="qualified">
+  <xsd:schema xmlns:xsd="http://www.w3.org/2001/XMLSchema" xmlns:xs="http://www.w3.org/2001/XMLSchema" xmlns:dms="http://schemas.microsoft.com/office/2006/documentManagement/types" xmlns:pc="http://schemas.microsoft.com/office/infopath/2007/PartnerControls" targetNamespace="13c90a0b-73bc-4dc0-be5f-28d77b615beb" elementFormDefault="qualified">
     <xsd:import namespace="http://schemas.microsoft.com/office/2006/documentManagement/types"/>
     <xsd:import namespace="http://schemas.microsoft.com/office/infopath/2007/PartnerControls"/>
     <xsd:element name="SharedWithUsers" ma:index="8" nillable="true" ma:displayName="Compartido con" ma:internalName="SharedWithUsers" ma:readOnly="true">
@@ -14916,7 +15311,7 @@
         </xsd:restriction>
       </xsd:simpleType>
     </xsd:element>
-    <xsd:element name="TaxCatchAll" ma:index="20" nillable="true" ma:displayName="Taxonomy Catch All Column" ma:hidden="true" ma:list="{2f40a149-578b-41a1-8845-c88bc1831770}" ma:internalName="TaxCatchAll" ma:showField="CatchAllData" ma:web="cb45339b-ced9-4d0d-8f64-77573914d53b">
+    <xsd:element name="TaxCatchAll" ma:index="20" nillable="true" ma:displayName="Taxonomy Catch All Column" ma:hidden="true" ma:list="{a42ca037-5d13-4729-aeec-4237f141d2d6}" ma:internalName="TaxCatchAll" ma:showField="CatchAllData" ma:web="13c90a0b-73bc-4dc0-be5f-28d77b615beb">
       <xsd:complexType>
         <xsd:complexContent>
           <xsd:extension base="dms:MultiChoiceLookup">
@@ -14928,7 +15323,7 @@
       </xsd:complexType>
     </xsd:element>
   </xsd:schema>
-  <xsd:schema xmlns:xsd="http://www.w3.org/2001/XMLSchema" xmlns:xs="http://www.w3.org/2001/XMLSchema" xmlns:dms="http://schemas.microsoft.com/office/2006/documentManagement/types" xmlns:pc="http://schemas.microsoft.com/office/infopath/2007/PartnerControls" targetNamespace="43a3ca16-9c26-4813-b83f-4aec9927b43f" elementFormDefault="qualified">
+  <xsd:schema xmlns:xsd="http://www.w3.org/2001/XMLSchema" xmlns:xs="http://www.w3.org/2001/XMLSchema" xmlns:dms="http://schemas.microsoft.com/office/2006/documentManagement/types" xmlns:pc="http://schemas.microsoft.com/office/infopath/2007/PartnerControls" targetNamespace="13c93bba-48ce-428c-bfe5-88b42c19b028" elementFormDefault="qualified">
     <xsd:import namespace="http://schemas.microsoft.com/office/2006/documentManagement/types"/>
     <xsd:import namespace="http://schemas.microsoft.com/office/infopath/2007/PartnerControls"/>
     <xsd:element name="MediaServiceMetadata" ma:index="10" nillable="true" ma:displayName="MediaServiceMetadata" ma:hidden="true" ma:internalName="MediaServiceMetadata" ma:readOnly="true">
@@ -14941,9 +15336,9 @@
         <xsd:restriction base="dms:Note"/>
       </xsd:simpleType>
     </xsd:element>
-    <xsd:element name="MediaServiceDateTaken" ma:index="12" nillable="true" ma:displayName="MediaServiceDateTaken" ma:hidden="true" ma:indexed="true" ma:internalName="MediaServiceDateTaken" ma:readOnly="true">
+    <xsd:element name="MediaServiceSearchProperties" ma:index="12" nillable="true" ma:displayName="MediaServiceSearchProperties" ma:hidden="true" ma:internalName="MediaServiceSearchProperties" ma:readOnly="true">
       <xsd:simpleType>
-        <xsd:restriction base="dms:Text"/>
+        <xsd:restriction base="dms:Note"/>
       </xsd:simpleType>
     </xsd:element>
     <xsd:element name="MediaServiceObjectDetectorVersions" ma:index="13" nillable="true" ma:displayName="MediaServiceObjectDetectorVersions" ma:hidden="true" ma:indexed="true" ma:internalName="MediaServiceObjectDetectorVersions" ma:readOnly="true">
@@ -14951,24 +15346,24 @@
         <xsd:restriction base="dms:Text"/>
       </xsd:simpleType>
     </xsd:element>
-    <xsd:element name="MediaLengthInSeconds" ma:index="14" nillable="true" ma:displayName="MediaLengthInSeconds" ma:hidden="true" ma:internalName="MediaLengthInSeconds" ma:readOnly="true">
-      <xsd:simpleType>
-        <xsd:restriction base="dms:Unknown"/>
-      </xsd:simpleType>
-    </xsd:element>
-    <xsd:element name="MediaServiceLocation" ma:index="15" nillable="true" ma:displayName="Location" ma:indexed="true" ma:internalName="MediaServiceLocation" ma:readOnly="true">
+    <xsd:element name="MediaServiceDateTaken" ma:index="14" nillable="true" ma:displayName="MediaServiceDateTaken" ma:hidden="true" ma:indexed="true" ma:internalName="MediaServiceDateTaken" ma:readOnly="true">
       <xsd:simpleType>
         <xsd:restriction base="dms:Text"/>
       </xsd:simpleType>
     </xsd:element>
-    <xsd:element name="MediaServiceGenerationTime" ma:index="16" nillable="true" ma:displayName="MediaServiceGenerationTime" ma:hidden="true" ma:internalName="MediaServiceGenerationTime" ma:readOnly="true">
+    <xsd:element name="MediaServiceGenerationTime" ma:index="15" nillable="true" ma:displayName="MediaServiceGenerationTime" ma:hidden="true" ma:internalName="MediaServiceGenerationTime" ma:readOnly="true">
       <xsd:simpleType>
         <xsd:restriction base="dms:Text"/>
       </xsd:simpleType>
     </xsd:element>
-    <xsd:element name="MediaServiceEventHashCode" ma:index="17" nillable="true" ma:displayName="MediaServiceEventHashCode" ma:hidden="true" ma:internalName="MediaServiceEventHashCode" ma:readOnly="true">
+    <xsd:element name="MediaServiceEventHashCode" ma:index="16" nillable="true" ma:displayName="MediaServiceEventHashCode" ma:hidden="true" ma:internalName="MediaServiceEventHashCode" ma:readOnly="true">
       <xsd:simpleType>
         <xsd:restriction base="dms:Text"/>
+      </xsd:simpleType>
+    </xsd:element>
+    <xsd:element name="MediaLengthInSeconds" ma:index="17" nillable="true" ma:displayName="MediaLengthInSeconds" ma:hidden="true" ma:internalName="MediaLengthInSeconds" ma:readOnly="true">
+      <xsd:simpleType>
+        <xsd:restriction base="dms:Unknown"/>
       </xsd:simpleType>
     </xsd:element>
     <xsd:element name="lcf76f155ced4ddcb4097134ff3c332f" ma:index="19" nillable="true" ma:taxonomy="true" ma:internalName="lcf76f155ced4ddcb4097134ff3c332f" ma:taxonomyFieldName="MediaServiceImageTags" ma:displayName="Etiquetas de imagen" ma:readOnly="false" ma:fieldId="{5cf76f15-5ced-4ddc-b409-7134ff3c332f}" ma:taxonomyMulti="true" ma:sspId="d33c8c81-5745-4931-bcc4-c2aeafe86780" ma:termSetId="09814cd3-568e-fe90-9814-8d621ff8fb84" ma:anchorId="fba54fb3-c3e1-fe81-a776-ca4b69148c4d" ma:open="true" ma:isKeyword="false">
@@ -14985,9 +15380,9 @@
         </xsd:restriction>
       </xsd:simpleType>
     </xsd:element>
-    <xsd:element name="MediaServiceSearchProperties" ma:index="22" nillable="true" ma:displayName="MediaServiceSearchProperties" ma:hidden="true" ma:internalName="MediaServiceSearchProperties" ma:readOnly="true">
+    <xsd:element name="MediaServiceLocation" ma:index="22" nillable="true" ma:displayName="Location" ma:description="" ma:indexed="true" ma:internalName="MediaServiceLocation" ma:readOnly="true">
       <xsd:simpleType>
-        <xsd:restriction base="dms:Note"/>
+        <xsd:restriction base="dms:Text"/>
       </xsd:simpleType>
     </xsd:element>
   </xsd:schema>
@@ -15090,21 +15485,6 @@
 </ct:contentTypeSchema>
 </file>
 
-<file path=customXml/item3.xml><?xml version="1.0" encoding="utf-8"?>
-<b:Sources xmlns:b="http://schemas.openxmlformats.org/officeDocument/2006/bibliography" xmlns="http://schemas.openxmlformats.org/officeDocument/2006/bibliography" SelectedStyle="\APASixthEditionOfficeOnline.xsl" StyleName="APA" Version="6"/>
-</file>
-
-<file path=customXml/item4.xml><?xml version="1.0" encoding="utf-8"?>
-<p:properties xmlns:p="http://schemas.microsoft.com/office/2006/metadata/properties" xmlns:xsi="http://www.w3.org/2001/XMLSchema-instance" xmlns:pc="http://schemas.microsoft.com/office/infopath/2007/PartnerControls">
-  <documentManagement>
-    <TaxCatchAll xmlns="cb45339b-ced9-4d0d-8f64-77573914d53b" xsi:nil="true"/>
-    <lcf76f155ced4ddcb4097134ff3c332f xmlns="43a3ca16-9c26-4813-b83f-4aec9927b43f">
-      <Terms xmlns="http://schemas.microsoft.com/office/infopath/2007/PartnerControls"/>
-    </lcf76f155ced4ddcb4097134ff3c332f>
-  </documentManagement>
-</p:properties>
-</file>
-
 <file path=customXml/itemProps1.xml><?xml version="1.0" encoding="utf-8"?>
 <ds:datastoreItem xmlns:ds="http://schemas.openxmlformats.org/officeDocument/2006/customXml" ds:itemID="{10663269-2064-4804-8290-36D4A57F5557}">
   <ds:schemaRefs>
@@ -15114,20 +15494,12 @@
 </file>
 
 <file path=customXml/itemProps2.xml><?xml version="1.0" encoding="utf-8"?>
-<ds:datastoreItem xmlns:ds="http://schemas.openxmlformats.org/officeDocument/2006/customXml" ds:itemID="{ABC43734-40DA-4258-8AC6-EC91AAFFC9CD}">
+<ds:datastoreItem xmlns:ds="http://schemas.openxmlformats.org/officeDocument/2006/customXml" ds:itemID="{1279454D-02BE-4A9C-A117-DCD1573E2608}">
   <ds:schemaRefs>
-    <ds:schemaRef ds:uri="http://schemas.microsoft.com/office/2006/metadata/contentType"/>
-    <ds:schemaRef ds:uri="http://schemas.microsoft.com/office/2006/metadata/properties/metaAttributes"/>
-    <ds:schemaRef ds:uri="http://www.w3.org/2001/XMLSchema"/>
     <ds:schemaRef ds:uri="http://schemas.microsoft.com/office/2006/metadata/properties"/>
-    <ds:schemaRef ds:uri="cb45339b-ced9-4d0d-8f64-77573914d53b"/>
-    <ds:schemaRef ds:uri="43a3ca16-9c26-4813-b83f-4aec9927b43f"/>
-    <ds:schemaRef ds:uri="http://schemas.microsoft.com/office/2006/documentManagement/types"/>
     <ds:schemaRef ds:uri="http://schemas.microsoft.com/office/infopath/2007/PartnerControls"/>
-    <ds:schemaRef ds:uri="http://schemas.openxmlformats.org/package/2006/metadata/core-properties"/>
-    <ds:schemaRef ds:uri="http://purl.org/dc/elements/1.1/"/>
-    <ds:schemaRef ds:uri="http://purl.org/dc/terms/"/>
-    <ds:schemaRef ds:uri="http://schemas.microsoft.com/internal/obd"/>
+    <ds:schemaRef ds:uri="13c90a0b-73bc-4dc0-be5f-28d77b615beb"/>
+    <ds:schemaRef ds:uri="13c93bba-48ce-428c-bfe5-88b42c19b028"/>
   </ds:schemaRefs>
 </ds:datastoreItem>
 </file>
@@ -15141,12 +15513,20 @@
 </file>
 
 <file path=customXml/itemProps4.xml><?xml version="1.0" encoding="utf-8"?>
-<ds:datastoreItem xmlns:ds="http://schemas.openxmlformats.org/officeDocument/2006/customXml" ds:itemID="{1279454D-02BE-4A9C-A117-DCD1573E2608}">
+<ds:datastoreItem xmlns:ds="http://schemas.openxmlformats.org/officeDocument/2006/customXml" ds:itemID="{6205A641-E303-4064-B86B-D206D8895C8C}">
   <ds:schemaRefs>
+    <ds:schemaRef ds:uri="http://schemas.microsoft.com/office/2006/metadata/contentType"/>
+    <ds:schemaRef ds:uri="http://schemas.microsoft.com/office/2006/metadata/properties/metaAttributes"/>
+    <ds:schemaRef ds:uri="http://www.w3.org/2001/XMLSchema"/>
     <ds:schemaRef ds:uri="http://schemas.microsoft.com/office/2006/metadata/properties"/>
+    <ds:schemaRef ds:uri="13c90a0b-73bc-4dc0-be5f-28d77b615beb"/>
+    <ds:schemaRef ds:uri="13c93bba-48ce-428c-bfe5-88b42c19b028"/>
+    <ds:schemaRef ds:uri="http://schemas.microsoft.com/office/2006/documentManagement/types"/>
     <ds:schemaRef ds:uri="http://schemas.microsoft.com/office/infopath/2007/PartnerControls"/>
-    <ds:schemaRef ds:uri="cb45339b-ced9-4d0d-8f64-77573914d53b"/>
-    <ds:schemaRef ds:uri="43a3ca16-9c26-4813-b83f-4aec9927b43f"/>
+    <ds:schemaRef ds:uri="http://schemas.openxmlformats.org/package/2006/metadata/core-properties"/>
+    <ds:schemaRef ds:uri="http://purl.org/dc/elements/1.1/"/>
+    <ds:schemaRef ds:uri="http://purl.org/dc/terms/"/>
+    <ds:schemaRef ds:uri="http://schemas.microsoft.com/internal/obd"/>
   </ds:schemaRefs>
 </ds:datastoreItem>
 </file>
--- a/fuentes/133100_CF12_DU.docx
+++ b/fuentes/133100_CF12_DU.docx
@@ -3,9 +3,6 @@
 <w:document xmlns:wpc="http://schemas.microsoft.com/office/word/2010/wordprocessingCanvas" xmlns:cx="http://schemas.microsoft.com/office/drawing/2014/chartex" xmlns:cx1="http://schemas.microsoft.com/office/drawing/2015/9/8/chartex" xmlns:cx2="http://schemas.microsoft.com/office/drawing/2015/10/21/chartex" xmlns:cx3="http://schemas.microsoft.com/office/drawing/2016/5/9/chartex" xmlns:cx4="http://schemas.microsoft.com/office/drawing/2016/5/10/chartex" xmlns:cx5="http://schemas.microsoft.com/office/drawing/2016/5/11/chartex" xmlns:cx6="http://schemas.microsoft.com/office/drawing/2016/5/12/chartex" xmlns:cx7="http://schemas.microsoft.com/office/drawing/2016/5/13/chartex" xmlns:cx8="http://schemas.microsoft.com/office/drawing/2016/5/14/chartex" xmlns:mc="http://schemas.openxmlformats.org/markup-compatibility/2006" xmlns:aink="http://schemas.microsoft.com/office/drawing/2016/ink" xmlns:am3d="http://schemas.microsoft.com/office/drawing/2017/model3d" xmlns:o="urn:schemas-microsoft-com:office:office" xmlns:r="http://schemas.openxmlformats.org/officeDocument/2006/relationships" xmlns:m="http://schemas.openxmlformats.org/officeDocument/2006/math" xmlns:v="urn:schemas-microsoft-com:vml" xmlns:wp14="http://schemas.microsoft.com/office/word/2010/wordprocessingDrawing" xmlns:wp="http://schemas.openxmlformats.org/drawingml/2006/wordprocessingDrawing" xmlns:w10="urn:schemas-microsoft-com:office:word" xmlns:w="http://schemas.openxmlformats.org/wordprocessingml/2006/main" xmlns:w14="http://schemas.microsoft.com/office/word/2010/wordml" xmlns:w15="http://schemas.microsoft.com/office/word/2012/wordml" xmlns:w16cex="http://schemas.microsoft.com/office/word/2018/wordml/cex" xmlns:w16cid="http://schemas.microsoft.com/office/word/2016/wordml/cid" xmlns:w16="http://schemas.microsoft.com/office/word/2018/wordml" xmlns:w16sdtdh="http://schemas.microsoft.com/office/word/2020/wordml/sdtdatahash" xmlns:w16se="http://schemas.microsoft.com/office/word/2015/wordml/symex" xmlns:wpg="http://schemas.microsoft.com/office/word/2010/wordprocessingGroup" xmlns:wpi="http://schemas.microsoft.com/office/word/2010/wordprocessingInk" xmlns:wne="http://schemas.microsoft.com/office/word/2006/wordml" xmlns:wps="http://schemas.microsoft.com/office/word/2010/wordprocessingShape" mc:Ignorable="w14 w15 w16se w16cid w16 w16cex w16sdtdh wp14">
   <w:body>
     <w:p>
-      <w:pPr>
-        <w:ind w:left="708" w:firstLine="1"/>
-      </w:pPr>
       <w:r>
         <w:rPr>
           <w:noProof/>
@@ -1060,7 +1057,7 @@
                 <w:noProof/>
                 <w:webHidden/>
               </w:rPr>
-              <w:t>18</w:t>
+              <w:t>19</w:t>
             </w:r>
             <w:r>
               <w:rPr>
@@ -1256,7 +1253,7 @@
                 <w:noProof/>
                 <w:webHidden/>
               </w:rPr>
-              <w:t>23</w:t>
+              <w:t>24</w:t>
             </w:r>
             <w:r>
               <w:rPr>
@@ -1348,7 +1345,7 @@
                 <w:noProof/>
                 <w:webHidden/>
               </w:rPr>
-              <w:t>26</w:t>
+              <w:t>27</w:t>
             </w:r>
             <w:r>
               <w:rPr>
@@ -1446,7 +1443,7 @@
                 <w:noProof/>
                 <w:webHidden/>
               </w:rPr>
-              <w:t>26</w:t>
+              <w:t>27</w:t>
             </w:r>
             <w:r>
               <w:rPr>
@@ -1544,7 +1541,7 @@
                 <w:noProof/>
                 <w:webHidden/>
               </w:rPr>
-              <w:t>29</w:t>
+              <w:t>30</w:t>
             </w:r>
             <w:r>
               <w:rPr>
@@ -1642,7 +1639,7 @@
                 <w:noProof/>
                 <w:webHidden/>
               </w:rPr>
-              <w:t>29</w:t>
+              <w:t>30</w:t>
             </w:r>
             <w:r>
               <w:rPr>
@@ -1740,7 +1737,7 @@
                 <w:noProof/>
                 <w:webHidden/>
               </w:rPr>
-              <w:t>30</w:t>
+              <w:t>31</w:t>
             </w:r>
             <w:r>
               <w:rPr>
@@ -1838,7 +1835,7 @@
                 <w:noProof/>
                 <w:webHidden/>
               </w:rPr>
-              <w:t>31</w:t>
+              <w:t>32</w:t>
             </w:r>
             <w:r>
               <w:rPr>
@@ -1911,7 +1908,7 @@
                 <w:noProof/>
                 <w:webHidden/>
               </w:rPr>
-              <w:t>34</w:t>
+              <w:t>35</w:t>
             </w:r>
             <w:r>
               <w:rPr>
@@ -1984,7 +1981,7 @@
                 <w:noProof/>
                 <w:webHidden/>
               </w:rPr>
-              <w:t>35</w:t>
+              <w:t>36</w:t>
             </w:r>
             <w:r>
               <w:rPr>
@@ -2057,7 +2054,7 @@
                 <w:noProof/>
                 <w:webHidden/>
               </w:rPr>
-              <w:t>36</w:t>
+              <w:t>37</w:t>
             </w:r>
             <w:r>
               <w:rPr>
@@ -2130,7 +2127,7 @@
                 <w:noProof/>
                 <w:webHidden/>
               </w:rPr>
-              <w:t>38</w:t>
+              <w:t>39</w:t>
             </w:r>
             <w:r>
               <w:rPr>
@@ -2203,7 +2200,7 @@
                 <w:noProof/>
                 <w:webHidden/>
               </w:rPr>
-              <w:t>40</w:t>
+              <w:t>41</w:t>
             </w:r>
             <w:r>
               <w:rPr>
@@ -3884,65 +3881,116 @@
             <w:hideMark/>
           </w:tcPr>
           <w:p>
-            <w:r>
+            <w:pPr>
               <w:rPr>
                 <w:lang w:eastAsia="es-CO"/>
               </w:rPr>
-              <w:t xml:space="preserve">El video explica la importancia </w:t>
-            </w:r>
+            </w:pPr>
             <w:r>
               <w:rPr>
                 <w:lang w:eastAsia="es-CO"/>
               </w:rPr>
-              <w:t>de</w:t>
-            </w:r>
-            <w:r>
+              <w:t>Albrecht, en 1992, en su libro La excelencia del servicio, ilustró como un triángulo la filosofía del servicio y definió cada uno de sus componentes.</w:t>
+            </w:r>
+          </w:p>
+          <w:p>
+            <w:pPr>
               <w:rPr>
                 <w:lang w:eastAsia="es-CO"/>
               </w:rPr>
-              <w:t>l</w:t>
-            </w:r>
+            </w:pPr>
             <w:r>
               <w:rPr>
                 <w:lang w:eastAsia="es-CO"/>
               </w:rPr>
-              <w:t xml:space="preserve"> </w:t>
-            </w:r>
-            <w:r>
+              <w:t>El cliente</w:t>
+            </w:r>
+          </w:p>
+          <w:p>
+            <w:pPr>
               <w:rPr>
                 <w:lang w:eastAsia="es-CO"/>
               </w:rPr>
-              <w:t>t</w:t>
-            </w:r>
+            </w:pPr>
             <w:r>
               <w:rPr>
                 <w:lang w:eastAsia="es-CO"/>
               </w:rPr>
-              <w:t>riángulo de</w:t>
-            </w:r>
-            <w:r>
+              <w:t>Es la persona que compra los bienes o servicios que se venden y, como tal, es a quien se debe identificar y conocer.</w:t>
+            </w:r>
+          </w:p>
+          <w:p>
+            <w:pPr>
               <w:rPr>
                 <w:lang w:eastAsia="es-CO"/>
               </w:rPr>
-              <w:t>l</w:t>
-            </w:r>
+            </w:pPr>
             <w:r>
               <w:rPr>
                 <w:lang w:eastAsia="es-CO"/>
               </w:rPr>
-              <w:t xml:space="preserve"> </w:t>
-            </w:r>
-            <w:r>
+              <w:t>La estrategia</w:t>
+            </w:r>
+          </w:p>
+          <w:p>
+            <w:pPr>
               <w:rPr>
                 <w:lang w:eastAsia="es-CO"/>
               </w:rPr>
-              <w:t>s</w:t>
-            </w:r>
+            </w:pPr>
             <w:r>
               <w:rPr>
                 <w:lang w:eastAsia="es-CO"/>
               </w:rPr>
-              <w:t>ervicio, presentado por Albrecht en 1992, destaca la importancia del cliente, la estrategia y el personal en la excelencia del servicio, donde el cliente es el centro, la estrategia se adapta a sus necesidades, y el personal aplica directrices para superar expectativas.</w:t>
+              <w:t>De acuerdo con las características y tipologías del cliente definidas previamente, se procede a diseñar e implementar la estrategia acorde con sus necesidades. En este numeral se tiene en cuenta la atención del cliente y el servicio postventa, con el fin de superar las expectativas del usuario.</w:t>
+            </w:r>
+          </w:p>
+          <w:p>
+            <w:pPr>
+              <w:rPr>
+                <w:lang w:eastAsia="es-CO"/>
+              </w:rPr>
+            </w:pPr>
+            <w:r>
+              <w:rPr>
+                <w:lang w:eastAsia="es-CO"/>
+              </w:rPr>
+              <w:lastRenderedPageBreak/>
+              <w:t>El personal</w:t>
+            </w:r>
+          </w:p>
+          <w:p>
+            <w:pPr>
+              <w:rPr>
+                <w:lang w:eastAsia="es-CO"/>
+              </w:rPr>
+            </w:pPr>
+            <w:r>
+              <w:rPr>
+                <w:lang w:eastAsia="es-CO"/>
+              </w:rPr>
+              <w:t>Son los colaboradores de la empresa que conocen la estrategia de servicio al cliente y la aplican de acuerdo con las directrices establecidas.</w:t>
+            </w:r>
+          </w:p>
+          <w:p>
+            <w:pPr>
+              <w:rPr>
+                <w:lang w:eastAsia="es-CO"/>
+              </w:rPr>
+            </w:pPr>
+            <w:r>
+              <w:rPr>
+                <w:lang w:eastAsia="es-CO"/>
+              </w:rPr>
+              <w:t>Los sistemas</w:t>
+            </w:r>
+          </w:p>
+          <w:p>
+            <w:r>
+              <w:rPr>
+                <w:lang w:eastAsia="es-CO"/>
+              </w:rPr>
+              <w:t>Se encuentra conformado por el sistema gerencial, normas y procedimientos, herramientas, elementos y los colaboradores.</w:t>
             </w:r>
           </w:p>
         </w:tc>
@@ -3950,6 +3998,7 @@
     </w:tbl>
     <w:p>
       <w:r>
+        <w:lastRenderedPageBreak/>
         <w:t xml:space="preserve">La siguiente figura ilustra la estructura del </w:t>
       </w:r>
       <w:r>
@@ -3959,15 +4008,11 @@
         <w:t>riángulo del servicio, un modelo que resalta la importancia de la alineación entre tres componentes clave: estrategia, personas y sistemas.</w:t>
       </w:r>
     </w:p>
-    <w:p/>
-    <w:p/>
-    <w:p/>
     <w:p>
       <w:pPr>
         <w:pStyle w:val="Figura"/>
       </w:pPr>
       <w:r>
-        <w:lastRenderedPageBreak/>
         <w:t>Triángulo del servicio</w:t>
       </w:r>
     </w:p>
@@ -4052,6 +4097,7 @@
         <w:rPr>
           <w:lang w:val="es-CO"/>
         </w:rPr>
+        <w:lastRenderedPageBreak/>
         <w:t>Protocolo y procedimiento de servicio al cliente</w:t>
       </w:r>
     </w:p>
@@ -4078,14 +4124,7 @@
         <w:rPr>
           <w:lang w:eastAsia="es-CO"/>
         </w:rPr>
-        <w:t xml:space="preserve">Recordemos que este manual debe ser elaborado de forma didáctica, concisa y comprensible para los colaboradores, que sea una guía detallada de los procedimientos de servicio al cliente. Aunado a ello, debe relacionar su objetivo, alcance y </w:t>
-      </w:r>
-      <w:r>
-        <w:rPr>
-          <w:lang w:eastAsia="es-CO"/>
-        </w:rPr>
-        <w:lastRenderedPageBreak/>
-        <w:t>direccionamiento estratégico de la organización, además de la actitud que se espera asuman los colaboradores en el desempeño de sus funciones.</w:t>
+        <w:t>Recordemos que este manual debe ser elaborado de forma didáctica, concisa y comprensible para los colaboradores, que sea una guía detallada de los procedimientos de servicio al cliente. Aunado a ello, debe relacionar su objetivo, alcance y direccionamiento estratégico de la organización, además de la actitud que se espera asuman los colaboradores en el desempeño de sus funciones.</w:t>
       </w:r>
     </w:p>
     <w:p>
@@ -4229,6 +4268,7 @@
         <w:pStyle w:val="Ttulo3"/>
       </w:pPr>
       <w:r>
+        <w:lastRenderedPageBreak/>
         <w:t>Normas técnicas</w:t>
       </w:r>
     </w:p>
@@ -4310,14 +4350,7 @@
         <w:rPr>
           <w:lang w:val="es-419" w:eastAsia="es-CO"/>
         </w:rPr>
-        <w:t xml:space="preserve">Aspira a aumentar la satisfacción del cliente a través de la aplicación eficaz del sistema, incluidos los procesos para la mejora del sistema </w:t>
-      </w:r>
-      <w:r>
-        <w:rPr>
-          <w:lang w:val="es-419" w:eastAsia="es-CO"/>
-        </w:rPr>
-        <w:lastRenderedPageBreak/>
-        <w:t>y el aseguramiento de la conformidad con los requisitos del cliente y los legales y reglamentarios aplicables.</w:t>
+        <w:t>Aspira a aumentar la satisfacción del cliente a través de la aplicación eficaz del sistema, incluidos los procesos para la mejora del sistema y el aseguramiento de la conformidad con los requisitos del cliente y los legales y reglamentarios aplicables.</w:t>
       </w:r>
     </w:p>
     <w:p>
@@ -4505,6 +4538,7 @@
         <w:rPr>
           <w:lang w:val="es-419" w:eastAsia="es-CO"/>
         </w:rPr>
+        <w:lastRenderedPageBreak/>
         <w:t>Cabe resaltar, que la tecnología ha tenido un gran avance al pasar de los años y actualmente los empresarios tienen diferentes formas de comunicarse con los clientes de una forma ágil, personalizada y oportuna.</w:t>
       </w:r>
     </w:p>
@@ -4541,7 +4575,6 @@
         <w:rPr>
           <w:lang w:eastAsia="es-CO"/>
         </w:rPr>
-        <w:lastRenderedPageBreak/>
         <w:t xml:space="preserve">Con el fin de ampliar sus conocimientos sobre la temática, por favor revise el </w:t>
       </w:r>
       <w:r>
@@ -4650,7 +4683,14 @@
         <w:rPr>
           <w:lang w:eastAsia="es-CO"/>
         </w:rPr>
-        <w:t>El servicio al cliente hace énfasis en las acciones que se realizan una vez que el comprador adquiere su producto o servicio y logra satisfacer sus necesidades completamente. Para que el servicio al cliente sea de calidad, se requiere la combinación de atención y servicio al cliente; pues estamos hablando de amabilidad, cortesía y efectividad.</w:t>
+        <w:t xml:space="preserve">El servicio al cliente hace énfasis en las acciones que se realizan una vez que el comprador adquiere su producto o servicio y logra satisfacer sus necesidades completamente. Para que el servicio al cliente sea de calidad, se requiere </w:t>
+      </w:r>
+      <w:r>
+        <w:rPr>
+          <w:lang w:eastAsia="es-CO"/>
+        </w:rPr>
+        <w:lastRenderedPageBreak/>
+        <w:t>la combinación de atención y servicio al cliente; pues estamos hablando de amabilidad, cortesía y efectividad.</w:t>
       </w:r>
     </w:p>
     <w:p>
@@ -4753,7 +4793,6 @@
           <w:bCs/>
           <w:lang w:val="es-419" w:eastAsia="es-CO"/>
         </w:rPr>
-        <w:lastRenderedPageBreak/>
         <w:t>Clientes activos e inactivos</w:t>
       </w:r>
       <w:r>
@@ -4890,6 +4929,7 @@
           <w:bCs/>
           <w:lang w:eastAsia="es-CO"/>
         </w:rPr>
+        <w:lastRenderedPageBreak/>
         <w:t>Ocasional:</w:t>
       </w:r>
       <w:r>
@@ -5096,7 +5136,6 @@
           <w:bCs/>
           <w:lang w:eastAsia="es-CO"/>
         </w:rPr>
-        <w:lastRenderedPageBreak/>
         <w:t>Satisfechos:</w:t>
       </w:r>
       <w:r>
@@ -5291,6 +5330,7 @@
           <w:bCs/>
           <w:lang w:val="es-419" w:eastAsia="es-CO"/>
         </w:rPr>
+        <w:lastRenderedPageBreak/>
         <w:t>Clientes potenciales</w:t>
       </w:r>
       <w:r>
@@ -5381,69 +5421,63 @@
         <w:rPr>
           <w:lang w:eastAsia="es-CO"/>
         </w:rPr>
-        <w:t xml:space="preserve"> es el grado de influencia que ejercen los clientes a un grupo determinado, se clasifican en </w:t>
-      </w:r>
-      <w:r>
+        <w:t> es el grado de influencia que ejercen los clientes a un grupo determinado, se clasifican en altamente influyente, influencia regular e influencia familiar (Thompson, I. 2006).</w:t>
+      </w:r>
+    </w:p>
+    <w:p>
+      <w:pPr>
+        <w:pStyle w:val="Ttulo2"/>
+      </w:pPr>
+      <w:bookmarkStart w:id="6" w:name="_Toc234936642"/>
+      <w:r>
+        <w:t>Comunicación: definición, técnicas, tipos, expresión oral y escrita</w:t>
+      </w:r>
+      <w:bookmarkEnd w:id="6"/>
+    </w:p>
+    <w:p>
+      <w:pPr>
         <w:rPr>
           <w:lang w:eastAsia="es-CO"/>
         </w:rPr>
+      </w:pPr>
+      <w:r>
+        <w:rPr>
+          <w:lang w:val="es-419" w:eastAsia="es-CO"/>
+        </w:rPr>
+        <w:t>La comunicación es un proceso mediante el cual transmitimos y/o recibimos información, opiniones y actividades.</w:t>
+      </w:r>
+      <w:r>
+        <w:rPr>
+          <w:lang w:val="es-419" w:eastAsia="es-CO"/>
+        </w:rPr>
+        <w:t xml:space="preserve"> </w:t>
+      </w:r>
+      <w:r>
+        <w:rPr>
+          <w:lang w:eastAsia="es-CO"/>
+        </w:rPr>
+        <w:t>(Prieto, 2002).</w:t>
+      </w:r>
+    </w:p>
+    <w:p>
+      <w:pPr>
+        <w:rPr>
+          <w:lang w:eastAsia="es-CO"/>
+        </w:rPr>
+      </w:pPr>
+      <w:r>
+        <w:rPr>
+          <w:lang w:eastAsia="es-CO"/>
+        </w:rPr>
+        <w:t>De acuerdo con lo anterior, se puede resaltar que la comunicación es la interacción que ejercen dos personas con el fin de dar a conocer algún tipo de información; por ello, es importante que exista comunicación de doble vía y tener en cuenta las técnicas y fortalecimiento de habilidades para lograr una comunicación eficaz.</w:t>
+      </w:r>
+    </w:p>
+    <w:p>
+      <w:pPr>
+        <w:pStyle w:val="Ttulo3"/>
+      </w:pPr>
+      <w:r>
         <w:lastRenderedPageBreak/>
-        <w:t>altamente influyente, influencia regular e influencia familiar (Thompson, I. 2006).</w:t>
-      </w:r>
-    </w:p>
-    <w:p>
-      <w:pPr>
-        <w:pStyle w:val="Ttulo2"/>
-      </w:pPr>
-      <w:bookmarkStart w:id="6" w:name="_Toc234936642"/>
-      <w:r>
-        <w:t>Comunicación: definición, técnicas, tipos, expresión oral y escrita</w:t>
-      </w:r>
-      <w:bookmarkEnd w:id="6"/>
-    </w:p>
-    <w:p>
-      <w:pPr>
-        <w:rPr>
-          <w:lang w:eastAsia="es-CO"/>
-        </w:rPr>
-      </w:pPr>
-      <w:r>
-        <w:rPr>
-          <w:lang w:val="es-419" w:eastAsia="es-CO"/>
-        </w:rPr>
-        <w:t>La comunicación es un proceso mediante el cual transmitimos y/o recibimos información, opiniones y actividades.</w:t>
-      </w:r>
-      <w:r>
-        <w:rPr>
-          <w:lang w:val="es-419" w:eastAsia="es-CO"/>
-        </w:rPr>
-        <w:t xml:space="preserve"> </w:t>
-      </w:r>
-      <w:r>
-        <w:rPr>
-          <w:lang w:eastAsia="es-CO"/>
-        </w:rPr>
-        <w:t>(Prieto, 2002).</w:t>
-      </w:r>
-    </w:p>
-    <w:p>
-      <w:pPr>
-        <w:rPr>
-          <w:lang w:eastAsia="es-CO"/>
-        </w:rPr>
-      </w:pPr>
-      <w:r>
-        <w:rPr>
-          <w:lang w:eastAsia="es-CO"/>
-        </w:rPr>
-        <w:t>De acuerdo con lo anterior, se puede resaltar que la comunicación es la interacción que ejercen dos personas con el fin de dar a conocer algún tipo de información; por ello, es importante que exista comunicación de doble vía y tener en cuenta las técnicas y fortalecimiento de habilidades para lograr una comunicación eficaz.</w:t>
-      </w:r>
-    </w:p>
-    <w:p>
-      <w:pPr>
-        <w:pStyle w:val="Ttulo3"/>
-      </w:pPr>
-      <w:r>
         <w:t>Técnicas de comunicación</w:t>
       </w:r>
     </w:p>
@@ -5578,7 +5612,6 @@
         <w:rPr>
           <w:lang w:val="es-419" w:eastAsia="es-CO"/>
         </w:rPr>
-        <w:lastRenderedPageBreak/>
         <w:t>Ser respetuoso.</w:t>
       </w:r>
     </w:p>
@@ -5721,6 +5754,7 @@
           <w:bCs/>
           <w:lang w:eastAsia="es-CO"/>
         </w:rPr>
+        <w:lastRenderedPageBreak/>
         <w:t>Expresión escrita:</w:t>
       </w:r>
       <w:r>
@@ -5789,14 +5823,7 @@
         <w:rPr>
           <w:lang w:eastAsia="es-CO"/>
         </w:rPr>
-        <w:t xml:space="preserve">De acuerdo con la Cámara de Comercio de Bogotá (2010), en el entorno empresarial los clientes internos deben aplicar normas y reglas de conducta, valores, principios, cultura general y educación con el fin de reflejar la imagen corporativa de la </w:t>
-      </w:r>
-      <w:r>
-        <w:rPr>
-          <w:lang w:eastAsia="es-CO"/>
-        </w:rPr>
-        <w:lastRenderedPageBreak/>
-        <w:t>entidad de forma positiva; según el trato ofrecido a los clientes externos se genera una percepción favorable.</w:t>
+        <w:t>De acuerdo con la Cámara de Comercio de Bogotá (2010), en el entorno empresarial los clientes internos deben aplicar normas y reglas de conducta, valores, principios, cultura general y educación con el fin de reflejar la imagen corporativa de la entidad de forma positiva; según el trato ofrecido a los clientes externos se genera una percepción favorable.</w:t>
       </w:r>
     </w:p>
     <w:p>
@@ -5877,6 +5904,7 @@
           <w:bCs/>
           <w:lang w:val="es-419" w:eastAsia="es-CO"/>
         </w:rPr>
+        <w:lastRenderedPageBreak/>
         <w:t>El vestuario</w:t>
       </w:r>
       <w:r>
@@ -6095,7 +6123,6 @@
           <w:bCs/>
           <w:lang w:val="es-419" w:eastAsia="es-CO"/>
         </w:rPr>
-        <w:lastRenderedPageBreak/>
         <w:t>Empatía</w:t>
       </w:r>
       <w:r>
@@ -6233,6 +6260,7 @@
         <w:rPr>
           <w:lang w:val="es-419" w:eastAsia="es-CO"/>
         </w:rPr>
+        <w:lastRenderedPageBreak/>
         <w:t>Ser colaborador.</w:t>
       </w:r>
     </w:p>
@@ -6433,6 +6461,62 @@
         </w:rPr>
         <w:t>Sonreír.</w:t>
       </w:r>
+    </w:p>
+    <w:p>
+      <w:pPr>
+        <w:rPr>
+          <w:lang w:val="es-419" w:eastAsia="es-CO"/>
+        </w:rPr>
+      </w:pPr>
+    </w:p>
+    <w:p>
+      <w:pPr>
+        <w:rPr>
+          <w:lang w:val="es-419" w:eastAsia="es-CO"/>
+        </w:rPr>
+      </w:pPr>
+    </w:p>
+    <w:p>
+      <w:pPr>
+        <w:rPr>
+          <w:lang w:val="es-419" w:eastAsia="es-CO"/>
+        </w:rPr>
+      </w:pPr>
+    </w:p>
+    <w:p>
+      <w:pPr>
+        <w:rPr>
+          <w:lang w:val="es-419" w:eastAsia="es-CO"/>
+        </w:rPr>
+      </w:pPr>
+    </w:p>
+    <w:p>
+      <w:pPr>
+        <w:rPr>
+          <w:lang w:val="es-419" w:eastAsia="es-CO"/>
+        </w:rPr>
+      </w:pPr>
+    </w:p>
+    <w:p>
+      <w:pPr>
+        <w:rPr>
+          <w:lang w:val="es-419" w:eastAsia="es-CO"/>
+        </w:rPr>
+      </w:pPr>
+    </w:p>
+    <w:p>
+      <w:pPr>
+        <w:rPr>
+          <w:lang w:val="es-419" w:eastAsia="es-CO"/>
+        </w:rPr>
+      </w:pPr>
+    </w:p>
+    <w:p>
+      <w:pPr>
+        <w:rPr>
+          <w:lang w:val="es-419" w:eastAsia="es-CO"/>
+        </w:rPr>
+      </w:pPr>
     </w:p>
     <w:p>
       <w:pPr>
@@ -15227,30 +15311,10 @@
 </file>
 
 <file path=customXml/item1.xml><?xml version="1.0" encoding="utf-8"?>
-<?mso-contentType ?>
-<FormTemplates xmlns="http://schemas.microsoft.com/sharepoint/v3/contenttype/forms">
-  <Display>DocumentLibraryForm</Display>
-  <Edit>DocumentLibraryForm</Edit>
-  <New>DocumentLibraryForm</New>
-</FormTemplates>
+<b:Sources xmlns:b="http://schemas.openxmlformats.org/officeDocument/2006/bibliography" xmlns="http://schemas.openxmlformats.org/officeDocument/2006/bibliography" SelectedStyle="\APASixthEditionOfficeOnline.xsl" StyleName="APA" Version="6"/>
 </file>
 
 <file path=customXml/item2.xml><?xml version="1.0" encoding="utf-8"?>
-<p:properties xmlns:p="http://schemas.microsoft.com/office/2006/metadata/properties" xmlns:xsi="http://www.w3.org/2001/XMLSchema-instance" xmlns:pc="http://schemas.microsoft.com/office/infopath/2007/PartnerControls">
-  <documentManagement>
-    <TaxCatchAll xmlns="13c90a0b-73bc-4dc0-be5f-28d77b615beb" xsi:nil="true"/>
-    <lcf76f155ced4ddcb4097134ff3c332f xmlns="13c93bba-48ce-428c-bfe5-88b42c19b028">
-      <Terms xmlns="http://schemas.microsoft.com/office/infopath/2007/PartnerControls"/>
-    </lcf76f155ced4ddcb4097134ff3c332f>
-  </documentManagement>
-</p:properties>
-</file>
-
-<file path=customXml/item3.xml><?xml version="1.0" encoding="utf-8"?>
-<b:Sources xmlns:b="http://schemas.openxmlformats.org/officeDocument/2006/bibliography" xmlns="http://schemas.openxmlformats.org/officeDocument/2006/bibliography" SelectedStyle="\APASixthEditionOfficeOnline.xsl" StyleName="APA" Version="6"/>
-</file>
-
-<file path=customXml/item4.xml><?xml version="1.0" encoding="utf-8"?>
 <ct:contentTypeSchema xmlns:ct="http://schemas.microsoft.com/office/2006/metadata/contentType" xmlns:ma="http://schemas.microsoft.com/office/2006/metadata/properties/metaAttributes" ct:_="" ma:_="" ma:contentTypeName="Documento" ma:contentTypeID="0x0101006A81D6BD42E8DF4C91013959704817E1" ma:contentTypeVersion="15" ma:contentTypeDescription="Crear nuevo documento." ma:contentTypeScope="" ma:versionID="bf4f72ffd194f0963ff564daca6869f7">
   <xsd:schema xmlns:xsd="http://www.w3.org/2001/XMLSchema" xmlns:xs="http://www.w3.org/2001/XMLSchema" xmlns:p="http://schemas.microsoft.com/office/2006/metadata/properties" xmlns:ns2="13c90a0b-73bc-4dc0-be5f-28d77b615beb" xmlns:ns3="13c93bba-48ce-428c-bfe5-88b42c19b028" targetNamespace="http://schemas.microsoft.com/office/2006/metadata/properties" ma:root="true" ma:fieldsID="8718d6f4873a5b1392a45044efa78385" ns2:_="" ns3:_="">
     <xsd:import namespace="13c90a0b-73bc-4dc0-be5f-28d77b615beb"/>
@@ -15485,26 +15549,27 @@
 </ct:contentTypeSchema>
 </file>
 
-<file path=customXml/itemProps1.xml><?xml version="1.0" encoding="utf-8"?>
-<ds:datastoreItem xmlns:ds="http://schemas.openxmlformats.org/officeDocument/2006/customXml" ds:itemID="{10663269-2064-4804-8290-36D4A57F5557}">
-  <ds:schemaRefs>
-    <ds:schemaRef ds:uri="http://schemas.microsoft.com/sharepoint/v3/contenttype/forms"/>
-  </ds:schemaRefs>
-</ds:datastoreItem>
+<file path=customXml/item3.xml><?xml version="1.0" encoding="utf-8"?>
+<?mso-contentType ?>
+<FormTemplates xmlns="http://schemas.microsoft.com/sharepoint/v3/contenttype/forms">
+  <Display>DocumentLibraryForm</Display>
+  <Edit>DocumentLibraryForm</Edit>
+  <New>DocumentLibraryForm</New>
+</FormTemplates>
 </file>
 
-<file path=customXml/itemProps2.xml><?xml version="1.0" encoding="utf-8"?>
-<ds:datastoreItem xmlns:ds="http://schemas.openxmlformats.org/officeDocument/2006/customXml" ds:itemID="{1279454D-02BE-4A9C-A117-DCD1573E2608}">
-  <ds:schemaRefs>
-    <ds:schemaRef ds:uri="http://schemas.microsoft.com/office/2006/metadata/properties"/>
-    <ds:schemaRef ds:uri="http://schemas.microsoft.com/office/infopath/2007/PartnerControls"/>
-    <ds:schemaRef ds:uri="13c90a0b-73bc-4dc0-be5f-28d77b615beb"/>
-    <ds:schemaRef ds:uri="13c93bba-48ce-428c-bfe5-88b42c19b028"/>
-  </ds:schemaRefs>
-</ds:datastoreItem>
+<file path=customXml/item4.xml><?xml version="1.0" encoding="utf-8"?>
+<p:properties xmlns:p="http://schemas.microsoft.com/office/2006/metadata/properties" xmlns:xsi="http://www.w3.org/2001/XMLSchema-instance" xmlns:pc="http://schemas.microsoft.com/office/infopath/2007/PartnerControls">
+  <documentManagement>
+    <TaxCatchAll xmlns="13c90a0b-73bc-4dc0-be5f-28d77b615beb" xsi:nil="true"/>
+    <lcf76f155ced4ddcb4097134ff3c332f xmlns="13c93bba-48ce-428c-bfe5-88b42c19b028">
+      <Terms xmlns="http://schemas.microsoft.com/office/infopath/2007/PartnerControls"/>
+    </lcf76f155ced4ddcb4097134ff3c332f>
+  </documentManagement>
+</p:properties>
 </file>
 
-<file path=customXml/itemProps3.xml><?xml version="1.0" encoding="utf-8"?>
+<file path=customXml/itemProps1.xml><?xml version="1.0" encoding="utf-8"?>
 <ds:datastoreItem xmlns:ds="http://schemas.openxmlformats.org/officeDocument/2006/customXml" ds:itemID="{EAE431FD-7059-4C09-804B-C9D69EB7B213}">
   <ds:schemaRefs>
     <ds:schemaRef ds:uri="http://schemas.openxmlformats.org/officeDocument/2006/bibliography"/>
@@ -15512,7 +15577,7 @@
 </ds:datastoreItem>
 </file>
 
-<file path=customXml/itemProps4.xml><?xml version="1.0" encoding="utf-8"?>
+<file path=customXml/itemProps2.xml><?xml version="1.0" encoding="utf-8"?>
 <ds:datastoreItem xmlns:ds="http://schemas.openxmlformats.org/officeDocument/2006/customXml" ds:itemID="{6205A641-E303-4064-B86B-D206D8895C8C}">
   <ds:schemaRefs>
     <ds:schemaRef ds:uri="http://schemas.microsoft.com/office/2006/metadata/contentType"/>
@@ -15529,4 +15594,23 @@
     <ds:schemaRef ds:uri="http://schemas.microsoft.com/internal/obd"/>
   </ds:schemaRefs>
 </ds:datastoreItem>
+</file>
+
+<file path=customXml/itemProps3.xml><?xml version="1.0" encoding="utf-8"?>
+<ds:datastoreItem xmlns:ds="http://schemas.openxmlformats.org/officeDocument/2006/customXml" ds:itemID="{10663269-2064-4804-8290-36D4A57F5557}">
+  <ds:schemaRefs>
+    <ds:schemaRef ds:uri="http://schemas.microsoft.com/sharepoint/v3/contenttype/forms"/>
+  </ds:schemaRefs>
+</ds:datastoreItem>
+</file>
+
+<file path=customXml/itemProps4.xml><?xml version="1.0" encoding="utf-8"?>
+<ds:datastoreItem xmlns:ds="http://schemas.openxmlformats.org/officeDocument/2006/customXml" ds:itemID="{1279454D-02BE-4A9C-A117-DCD1573E2608}">
+  <ds:schemaRefs>
+    <ds:schemaRef ds:uri="http://schemas.microsoft.com/office/2006/metadata/properties"/>
+    <ds:schemaRef ds:uri="http://schemas.microsoft.com/office/infopath/2007/PartnerControls"/>
+    <ds:schemaRef ds:uri="13c90a0b-73bc-4dc0-be5f-28d77b615beb"/>
+    <ds:schemaRef ds:uri="13c93bba-48ce-428c-bfe5-88b42c19b028"/>
+  </ds:schemaRefs>
+</ds:datastoreItem>
 </file>